--- a/Tài liệu/Đạt/Báo cáo NCKH 2026.docx
+++ b/Tài liệu/Đạt/Báo cáo NCKH 2026.docx
@@ -1242,7 +1242,7 @@
           <w:lang w:val="en-US"/>
         </w:rPr>
       </w:pPr>
-      <w:bookmarkStart w:id="0" w:name="_Toc222992119"/>
+      <w:bookmarkStart w:id="0" w:name="_Toc224999129"/>
       <w:proofErr w:type="spellStart"/>
       <w:r>
         <w:rPr>
@@ -1312,10 +1312,7 @@
           <w:pPr>
             <w:pStyle w:val="TOC1"/>
             <w:rPr>
-              <w:rFonts w:eastAsiaTheme="minorEastAsia"/>
-              <w:b w:val="0"/>
-              <w:sz w:val="24"/>
-              <w:szCs w:val="24"/>
+              <w:rStyle w:val="Hyperlink"/>
             </w:rPr>
           </w:pPr>
           <w:r>
@@ -1344,7 +1341,7 @@
             </w:rPr>
             <w:fldChar w:fldCharType="separate"/>
           </w:r>
-          <w:hyperlink w:anchor="_Toc222992119" w:history="1">
+          <w:hyperlink w:anchor="_Toc224999129" w:history="1">
             <w:r>
               <w:rPr>
                 <w:rStyle w:val="Hyperlink"/>
@@ -1367,7 +1364,7 @@
               <w:rPr>
                 <w:webHidden/>
               </w:rPr>
-              <w:instrText xml:space="preserve"> PAGEREF _Toc222992119 \h </w:instrText>
+              <w:instrText xml:space="preserve"> PAGEREF _Toc224999129 \h </w:instrText>
             </w:r>
             <w:r>
               <w:rPr>
@@ -1396,20 +1393,663 @@
         </w:p>
         <w:p>
           <w:pPr>
-            <w:pStyle w:val="TOC1"/>
             <w:rPr>
-              <w:rFonts w:eastAsiaTheme="minorEastAsia"/>
-              <w:b w:val="0"/>
+              <w:b/>
+              <w:bCs/>
+              <w:lang w:val="en-US"/>
+            </w:rPr>
+          </w:pPr>
+          <w:r>
+            <w:rPr>
+              <w:b/>
+              <w:bCs/>
+              <w:lang w:val="en-US"/>
+            </w:rPr>
+            <w:t xml:space="preserve">Danh </w:t>
+          </w:r>
+          <w:proofErr w:type="spellStart"/>
+          <w:r>
+            <w:rPr>
+              <w:b/>
+              <w:bCs/>
+              <w:lang w:val="en-US"/>
+            </w:rPr>
+            <w:t>mục</w:t>
+          </w:r>
+          <w:proofErr w:type="spellEnd"/>
+          <w:r>
+            <w:rPr>
+              <w:b/>
+              <w:bCs/>
+              <w:lang w:val="en-US"/>
+            </w:rPr>
+            <w:t xml:space="preserve"> </w:t>
+          </w:r>
+          <w:proofErr w:type="spellStart"/>
+          <w:r>
+            <w:rPr>
+              <w:b/>
+              <w:bCs/>
+              <w:lang w:val="en-US"/>
+            </w:rPr>
+            <w:t>bảng</w:t>
+          </w:r>
+          <w:proofErr w:type="spellEnd"/>
+          <w:r>
+            <w:rPr>
+              <w:b/>
+              <w:bCs/>
+              <w:lang w:val="en-US"/>
+            </w:rPr>
+            <w:t xml:space="preserve"> </w:t>
+          </w:r>
+          <w:proofErr w:type="spellStart"/>
+          <w:r>
+            <w:rPr>
+              <w:b/>
+              <w:bCs/>
+              <w:lang w:val="en-US"/>
+            </w:rPr>
+            <w:t>biểu</w:t>
+          </w:r>
+          <w:proofErr w:type="spellEnd"/>
+          <w:r>
+            <w:rPr>
+              <w:b/>
+              <w:bCs/>
+              <w:lang w:val="en-US"/>
+            </w:rPr>
+            <w:t>……………………………………………………………………………………………………………………………3</w:t>
+          </w:r>
+        </w:p>
+        <w:p>
+          <w:pPr>
+            <w:rPr>
+              <w:b/>
+              <w:bCs/>
+              <w:lang w:val="en-US"/>
+            </w:rPr>
+          </w:pPr>
+          <w:r>
+            <w:rPr>
+              <w:b/>
+              <w:bCs/>
+              <w:lang w:val="en-US"/>
+            </w:rPr>
+            <w:t xml:space="preserve">Danh </w:t>
+          </w:r>
+          <w:proofErr w:type="spellStart"/>
+          <w:r>
+            <w:rPr>
+              <w:b/>
+              <w:bCs/>
+              <w:lang w:val="en-US"/>
+            </w:rPr>
+            <w:t>mục</w:t>
+          </w:r>
+          <w:proofErr w:type="spellEnd"/>
+          <w:r>
+            <w:rPr>
+              <w:b/>
+              <w:bCs/>
+              <w:lang w:val="en-US"/>
+            </w:rPr>
+            <w:t xml:space="preserve"> </w:t>
+          </w:r>
+          <w:proofErr w:type="spellStart"/>
+          <w:r>
+            <w:rPr>
+              <w:b/>
+              <w:bCs/>
+              <w:lang w:val="en-US"/>
+            </w:rPr>
+            <w:t>từ</w:t>
+          </w:r>
+          <w:proofErr w:type="spellEnd"/>
+          <w:r>
+            <w:rPr>
+              <w:b/>
+              <w:bCs/>
+              <w:lang w:val="en-US"/>
+            </w:rPr>
+            <w:t xml:space="preserve"> </w:t>
+          </w:r>
+          <w:proofErr w:type="spellStart"/>
+          <w:r>
+            <w:rPr>
+              <w:b/>
+              <w:bCs/>
+              <w:lang w:val="en-US"/>
+            </w:rPr>
+            <w:t>viết</w:t>
+          </w:r>
+          <w:proofErr w:type="spellEnd"/>
+          <w:r>
+            <w:rPr>
+              <w:b/>
+              <w:bCs/>
+              <w:lang w:val="en-US"/>
+            </w:rPr>
+            <w:t xml:space="preserve"> </w:t>
+          </w:r>
+          <w:proofErr w:type="spellStart"/>
+          <w:r>
+            <w:rPr>
+              <w:b/>
+              <w:bCs/>
+              <w:lang w:val="en-US"/>
+            </w:rPr>
+            <w:t>tắt</w:t>
+          </w:r>
+          <w:proofErr w:type="spellEnd"/>
+          <w:r>
+            <w:rPr>
+              <w:b/>
+              <w:bCs/>
+              <w:lang w:val="en-US"/>
+            </w:rPr>
+            <w:t>……………………………………………………………………………………………………………………………4</w:t>
+          </w:r>
+        </w:p>
+        <w:p>
+          <w:pPr>
+            <w:rPr>
+              <w:b/>
+              <w:bCs/>
+              <w:lang w:val="en-US"/>
+            </w:rPr>
+          </w:pPr>
+          <w:proofErr w:type="spellStart"/>
+          <w:r>
+            <w:rPr>
+              <w:b/>
+              <w:bCs/>
+              <w:lang w:val="en-US"/>
+            </w:rPr>
+            <w:t>Lời</w:t>
+          </w:r>
+          <w:proofErr w:type="spellEnd"/>
+          <w:r>
+            <w:rPr>
+              <w:b/>
+              <w:bCs/>
+              <w:lang w:val="en-US"/>
+            </w:rPr>
+            <w:t xml:space="preserve"> </w:t>
+          </w:r>
+          <w:proofErr w:type="spellStart"/>
+          <w:r>
+            <w:rPr>
+              <w:b/>
+              <w:bCs/>
+              <w:lang w:val="en-US"/>
+            </w:rPr>
+            <w:t>mở</w:t>
+          </w:r>
+          <w:proofErr w:type="spellEnd"/>
+          <w:r>
+            <w:rPr>
+              <w:b/>
+              <w:bCs/>
+              <w:lang w:val="en-US"/>
+            </w:rPr>
+            <w:t xml:space="preserve"> </w:t>
+          </w:r>
+          <w:proofErr w:type="spellStart"/>
+          <w:r>
+            <w:rPr>
+              <w:b/>
+              <w:bCs/>
+              <w:lang w:val="en-US"/>
+            </w:rPr>
+            <w:t>đầu</w:t>
+          </w:r>
+          <w:proofErr w:type="spellEnd"/>
+          <w:r>
+            <w:rPr>
+              <w:b/>
+              <w:bCs/>
+              <w:lang w:val="en-US"/>
+            </w:rPr>
+            <w:t>…………………………………………………………………………………………………………………………………………5</w:t>
+          </w:r>
+        </w:p>
+        <w:p>
+          <w:pPr>
+            <w:rPr>
+              <w:b/>
+              <w:bCs/>
+              <w:lang w:val="en-US"/>
+            </w:rPr>
+          </w:pPr>
+          <w:proofErr w:type="spellStart"/>
+          <w:r>
+            <w:rPr>
+              <w:b/>
+              <w:bCs/>
+              <w:lang w:val="en-US"/>
+            </w:rPr>
+            <w:t>Chương</w:t>
+          </w:r>
+          <w:proofErr w:type="spellEnd"/>
+          <w:r>
+            <w:rPr>
+              <w:b/>
+              <w:bCs/>
+              <w:lang w:val="en-US"/>
+            </w:rPr>
+            <w:t xml:space="preserve"> 1. </w:t>
+          </w:r>
+          <w:proofErr w:type="spellStart"/>
+          <w:r>
+            <w:rPr>
+              <w:b/>
+              <w:bCs/>
+              <w:lang w:val="en-US"/>
+            </w:rPr>
+            <w:t>Giới</w:t>
+          </w:r>
+          <w:proofErr w:type="spellEnd"/>
+          <w:r>
+            <w:rPr>
+              <w:b/>
+              <w:bCs/>
+              <w:lang w:val="en-US"/>
+            </w:rPr>
+            <w:t xml:space="preserve"> </w:t>
+          </w:r>
+          <w:proofErr w:type="spellStart"/>
+          <w:r>
+            <w:rPr>
+              <w:b/>
+              <w:bCs/>
+              <w:lang w:val="en-US"/>
+            </w:rPr>
+            <w:t>thiệu</w:t>
+          </w:r>
+          <w:proofErr w:type="spellEnd"/>
+          <w:r>
+            <w:rPr>
+              <w:b/>
+              <w:bCs/>
+              <w:lang w:val="en-US"/>
+            </w:rPr>
+            <w:t>………………………………………………………………………………………………………………………..</w:t>
+          </w:r>
+        </w:p>
+        <w:p>
+          <w:pPr>
+            <w:rPr>
+              <w:lang w:val="en-US"/>
+            </w:rPr>
+          </w:pPr>
+          <w:r>
+            <w:rPr>
+              <w:b/>
+              <w:bCs/>
+              <w:lang w:val="en-US"/>
+            </w:rPr>
+            <w:t xml:space="preserve">    </w:t>
+          </w:r>
+          <w:r>
+            <w:rPr>
+              <w:lang w:val="en-US"/>
+            </w:rPr>
+            <w:t>1.1</w:t>
+          </w:r>
+          <w:r>
+            <w:rPr>
+              <w:lang w:val="en-US"/>
+            </w:rPr>
+            <w:t xml:space="preserve"> </w:t>
+          </w:r>
+          <w:proofErr w:type="spellStart"/>
+          <w:r>
+            <w:rPr>
+              <w:lang w:val="en-US"/>
+            </w:rPr>
+            <w:t>Lí</w:t>
+          </w:r>
+          <w:proofErr w:type="spellEnd"/>
+          <w:r>
+            <w:rPr>
+              <w:lang w:val="en-US"/>
+            </w:rPr>
+            <w:t xml:space="preserve"> do </w:t>
+          </w:r>
+          <w:proofErr w:type="spellStart"/>
+          <w:r>
+            <w:rPr>
+              <w:lang w:val="en-US"/>
+            </w:rPr>
+            <w:t>chọn</w:t>
+          </w:r>
+          <w:proofErr w:type="spellEnd"/>
+          <w:r>
+            <w:rPr>
+              <w:lang w:val="en-US"/>
+            </w:rPr>
+            <w:t xml:space="preserve"> </w:t>
+          </w:r>
+          <w:proofErr w:type="spellStart"/>
+          <w:r>
+            <w:rPr>
+              <w:lang w:val="en-US"/>
+            </w:rPr>
+            <w:t>đề</w:t>
+          </w:r>
+          <w:proofErr w:type="spellEnd"/>
+          <w:r>
+            <w:rPr>
+              <w:lang w:val="en-US"/>
+            </w:rPr>
+            <w:t xml:space="preserve"> </w:t>
+          </w:r>
+          <w:proofErr w:type="spellStart"/>
+          <w:r>
+            <w:rPr>
+              <w:lang w:val="en-US"/>
+            </w:rPr>
+            <w:t>tài</w:t>
+          </w:r>
+          <w:proofErr w:type="spellEnd"/>
+          <w:r>
+            <w:rPr>
+              <w:lang w:val="en-US"/>
+            </w:rPr>
+            <w:t>……………………………………………………………………………………………………………………………</w:t>
+          </w:r>
+        </w:p>
+        <w:p>
+          <w:pPr>
+            <w:pStyle w:val="Heading2"/>
+            <w:jc w:val="both"/>
+            <w:rPr>
+              <w:rStyle w:val="Hyperlink"/>
+              <w:rFonts w:asciiTheme="minorHAnsi" w:hAnsiTheme="minorHAnsi" w:cstheme="minorHAnsi"/>
+              <w:noProof/>
+              <w:sz w:val="20"/>
+              <w:szCs w:val="20"/>
+              <w:lang w:val="en-US"/>
+            </w:rPr>
+          </w:pPr>
+          <w:hyperlink w:anchor="_Toc224999131" w:history="1">
+            <w:r>
+              <w:rPr>
+                <w:rStyle w:val="Heading2Char"/>
+                <w:rFonts w:asciiTheme="minorHAnsi" w:hAnsiTheme="minorHAnsi" w:cstheme="minorHAnsi"/>
+                <w:b/>
+                <w:bCs/>
+                <w:color w:val="000000" w:themeColor="text1"/>
+                <w:sz w:val="20"/>
+                <w:szCs w:val="20"/>
+              </w:rPr>
+              <w:t xml:space="preserve"> </w:t>
+            </w:r>
+            <w:r>
+              <w:rPr>
+                <w:rStyle w:val="Heading2Char"/>
+                <w:rFonts w:asciiTheme="minorHAnsi" w:hAnsiTheme="minorHAnsi" w:cstheme="minorHAnsi"/>
+                <w:b/>
+                <w:bCs/>
+                <w:color w:val="000000" w:themeColor="text1"/>
+                <w:sz w:val="20"/>
+                <w:szCs w:val="20"/>
+                <w:lang w:val="en-US"/>
+              </w:rPr>
+              <w:t xml:space="preserve"> </w:t>
+            </w:r>
+            <w:r>
+              <w:rPr>
+                <w:rStyle w:val="Heading2Char"/>
+                <w:rFonts w:asciiTheme="minorHAnsi" w:hAnsiTheme="minorHAnsi" w:cstheme="minorHAnsi"/>
+                <w:b/>
+                <w:bCs/>
+                <w:color w:val="000000" w:themeColor="text1"/>
+                <w:sz w:val="20"/>
+                <w:szCs w:val="20"/>
+                <w:lang w:val="en-US"/>
+              </w:rPr>
+              <w:t xml:space="preserve">  </w:t>
+            </w:r>
+            <w:r>
+              <w:rPr>
+                <w:rStyle w:val="Strong"/>
+                <w:rFonts w:asciiTheme="minorHAnsi" w:hAnsiTheme="minorHAnsi" w:cstheme="minorHAnsi"/>
+                <w:color w:val="000000" w:themeColor="text1"/>
+                <w:sz w:val="20"/>
+                <w:szCs w:val="20"/>
+              </w:rPr>
+              <w:t xml:space="preserve">1.2 </w:t>
+            </w:r>
+            <w:r>
+              <w:rPr>
+                <w:rFonts w:asciiTheme="minorHAnsi" w:hAnsiTheme="minorHAnsi" w:cstheme="minorHAnsi"/>
+                <w:b w:val="0"/>
+                <w:bCs/>
+                <w:color w:val="000000" w:themeColor="text1"/>
+                <w:sz w:val="20"/>
+                <w:szCs w:val="20"/>
+              </w:rPr>
+              <w:t>Mục tiêu, nội dung, phương pháp nghiên cứu</w:t>
+            </w:r>
+            <w:r>
+              <w:rPr>
+                <w:rFonts w:asciiTheme="minorHAnsi" w:hAnsiTheme="minorHAnsi" w:cstheme="minorHAnsi"/>
+                <w:b w:val="0"/>
+                <w:bCs/>
+                <w:color w:val="000000" w:themeColor="text1"/>
+                <w:sz w:val="20"/>
+                <w:szCs w:val="20"/>
+                <w:lang w:val="en-US"/>
+              </w:rPr>
+              <w:t>………………………………………………………………</w:t>
+            </w:r>
+            <w:r>
+              <w:rPr>
+                <w:rFonts w:asciiTheme="minorHAnsi" w:hAnsiTheme="minorHAnsi" w:cstheme="minorHAnsi"/>
+                <w:b w:val="0"/>
+                <w:bCs/>
+                <w:color w:val="000000" w:themeColor="text1"/>
+                <w:sz w:val="20"/>
+                <w:szCs w:val="20"/>
+                <w:lang w:val="en-US"/>
+              </w:rPr>
+              <w:t>…………………………….</w:t>
+            </w:r>
+            <w:r>
+              <w:rPr>
+                <w:rFonts w:asciiTheme="minorHAnsi" w:hAnsiTheme="minorHAnsi" w:cstheme="minorHAnsi"/>
+                <w:b w:val="0"/>
+                <w:bCs/>
+                <w:color w:val="000000" w:themeColor="text1"/>
+                <w:sz w:val="20"/>
+                <w:szCs w:val="20"/>
+                <w:lang w:val="en-US"/>
+              </w:rPr>
+              <w:t>.</w:t>
+            </w:r>
+            <w:r>
+              <w:rPr>
+                <w:rFonts w:asciiTheme="minorHAnsi" w:hAnsiTheme="minorHAnsi" w:cstheme="minorHAnsi"/>
+                <w:b w:val="0"/>
+                <w:bCs/>
+                <w:noProof/>
+                <w:webHidden/>
+                <w:sz w:val="20"/>
+                <w:szCs w:val="20"/>
+                <w:lang w:val="en-US"/>
+              </w:rPr>
+              <w:t>....</w:t>
+            </w:r>
+            <w:r>
+              <w:rPr>
+                <w:rFonts w:asciiTheme="minorHAnsi" w:hAnsiTheme="minorHAnsi" w:cstheme="minorHAnsi"/>
+                <w:b w:val="0"/>
+                <w:bCs/>
+                <w:noProof/>
+                <w:webHidden/>
+                <w:sz w:val="20"/>
+                <w:szCs w:val="20"/>
+              </w:rPr>
+              <w:fldChar w:fldCharType="begin"/>
+            </w:r>
+            <w:r>
+              <w:rPr>
+                <w:rFonts w:asciiTheme="minorHAnsi" w:hAnsiTheme="minorHAnsi" w:cstheme="minorHAnsi"/>
+                <w:b w:val="0"/>
+                <w:bCs/>
+                <w:noProof/>
+                <w:webHidden/>
+                <w:sz w:val="20"/>
+                <w:szCs w:val="20"/>
+              </w:rPr>
+              <w:instrText xml:space="preserve"> PAGEREF _Toc224999131 \h </w:instrText>
+            </w:r>
+            <w:r>
+              <w:rPr>
+                <w:rFonts w:asciiTheme="minorHAnsi" w:hAnsiTheme="minorHAnsi" w:cstheme="minorHAnsi"/>
+                <w:b w:val="0"/>
+                <w:bCs/>
+                <w:noProof/>
+                <w:webHidden/>
+                <w:sz w:val="20"/>
+                <w:szCs w:val="20"/>
+              </w:rPr>
+            </w:r>
+            <w:r>
+              <w:rPr>
+                <w:rFonts w:asciiTheme="minorHAnsi" w:hAnsiTheme="minorHAnsi" w:cstheme="minorHAnsi"/>
+                <w:b w:val="0"/>
+                <w:bCs/>
+                <w:noProof/>
+                <w:webHidden/>
+                <w:sz w:val="20"/>
+                <w:szCs w:val="20"/>
+              </w:rPr>
+              <w:fldChar w:fldCharType="separate"/>
+            </w:r>
+            <w:r>
+              <w:rPr>
+                <w:rFonts w:asciiTheme="minorHAnsi" w:hAnsiTheme="minorHAnsi" w:cstheme="minorHAnsi"/>
+                <w:b w:val="0"/>
+                <w:bCs/>
+                <w:noProof/>
+                <w:webHidden/>
+                <w:sz w:val="20"/>
+                <w:szCs w:val="20"/>
+              </w:rPr>
+              <w:t>7</w:t>
+            </w:r>
+            <w:r>
+              <w:rPr>
+                <w:rFonts w:asciiTheme="minorHAnsi" w:hAnsiTheme="minorHAnsi" w:cstheme="minorHAnsi"/>
+                <w:b w:val="0"/>
+                <w:bCs/>
+                <w:noProof/>
+                <w:webHidden/>
+                <w:sz w:val="20"/>
+                <w:szCs w:val="20"/>
+              </w:rPr>
+              <w:fldChar w:fldCharType="end"/>
+            </w:r>
+          </w:hyperlink>
+        </w:p>
+        <w:p>
+          <w:pPr>
+            <w:rPr>
+              <w:rFonts w:cstheme="minorHAnsi"/>
+              <w:lang w:val="en-US"/>
+            </w:rPr>
+          </w:pPr>
+          <w:r>
+            <w:rPr>
+              <w:lang w:val="en-US"/>
+            </w:rPr>
+            <w:t xml:space="preserve">    </w:t>
+          </w:r>
+          <w:r>
+            <w:rPr>
+              <w:rFonts w:cstheme="minorHAnsi"/>
+              <w:lang w:val="en-US"/>
+            </w:rPr>
+            <w:t>1.3.</w:t>
+          </w:r>
+          <w:r>
+            <w:rPr>
+              <w:rFonts w:eastAsia="SimSun" w:cstheme="minorHAnsi"/>
+              <w:kern w:val="0"/>
+              <w:lang w:val="en-US"/>
+              <w14:ligatures w14:val="none"/>
+            </w:rPr>
+            <w:t xml:space="preserve"> </w:t>
+          </w:r>
+          <w:r>
+            <w:rPr>
+              <w:rFonts w:cstheme="minorHAnsi"/>
+            </w:rPr>
+            <w:t>Đối tượng và phạm vi nghiên cứu</w:t>
+          </w:r>
+          <w:r>
+            <w:rPr>
+              <w:rFonts w:cstheme="minorHAnsi"/>
+              <w:lang w:val="en-US"/>
+            </w:rPr>
+            <w:t>…………………………………………………………………………………………………8</w:t>
+          </w:r>
+        </w:p>
+        <w:p>
+          <w:pPr>
+            <w:rPr>
+              <w:lang w:val="en-US"/>
+            </w:rPr>
+          </w:pPr>
+          <w:r>
+            <w:rPr>
+              <w:rStyle w:val="Strong"/>
+              <w:rFonts w:cstheme="minorHAnsi"/>
+            </w:rPr>
+            <w:t xml:space="preserve">Chương 2. </w:t>
+          </w:r>
+          <w:r>
+            <w:rPr>
+              <w:rFonts w:cstheme="minorHAnsi"/>
+              <w:b/>
+              <w:bCs/>
+            </w:rPr>
+            <w:t>Thiết kế hệ thống (Kiến trúc phần cứng/phần mềm):</w:t>
+          </w:r>
+          <w:r>
+            <w:rPr>
+              <w:rFonts w:cstheme="minorHAnsi"/>
+              <w:lang w:val="en-US"/>
+            </w:rPr>
+            <w:t>…………………………………………………………….</w:t>
+          </w:r>
+        </w:p>
+        <w:p>
+          <w:pPr>
+            <w:pStyle w:val="TOC2"/>
+            <w:rPr>
+              <w:rFonts w:eastAsiaTheme="minorEastAsia" w:cstheme="minorBidi"/>
               <w:sz w:val="24"/>
               <w:szCs w:val="24"/>
+              <w:lang w:val="en-US"/>
             </w:rPr>
           </w:pPr>
-          <w:hyperlink w:anchor="_Toc222992120" w:history="1">
+          <w:hyperlink w:anchor="_Toc224999133" w:history="1">
             <w:r>
               <w:rPr>
                 <w:rStyle w:val="Hyperlink"/>
               </w:rPr>
-              <w:t>Lời mở đầu</w:t>
+              <w:t xml:space="preserve">2.1. </w:t>
+            </w:r>
+            <w:r>
+              <w:rPr>
+                <w:rStyle w:val="Hyperlink"/>
+                <w:bCs/>
+              </w:rPr>
+              <w:t>Kiến trúc hệ thống</w:t>
             </w:r>
             <w:r>
               <w:rPr>
@@ -1427,7 +2067,7 @@
               <w:rPr>
                 <w:webHidden/>
               </w:rPr>
-              <w:instrText xml:space="preserve"> PAGEREF _Toc222992120 \h </w:instrText>
+              <w:instrText xml:space="preserve"> PAGEREF _Toc224999133 \h </w:instrText>
             </w:r>
             <w:r>
               <w:rPr>
@@ -1444,7 +2084,7 @@
               <w:rPr>
                 <w:webHidden/>
               </w:rPr>
-              <w:t>2</w:t>
+              <w:t>9</w:t>
             </w:r>
             <w:r>
               <w:rPr>
@@ -1464,308 +2104,7 @@
               <w:lang w:val="en-US"/>
             </w:rPr>
           </w:pPr>
-          <w:hyperlink w:anchor="_Toc222992121" w:history="1">
-            <w:r>
-              <w:rPr>
-                <w:rStyle w:val="Hyperlink"/>
-              </w:rPr>
-              <w:t>1.1 Lý do chọn đề tài</w:t>
-            </w:r>
-            <w:r>
-              <w:rPr>
-                <w:webHidden/>
-              </w:rPr>
-              <w:tab/>
-            </w:r>
-            <w:r>
-              <w:rPr>
-                <w:webHidden/>
-              </w:rPr>
-              <w:fldChar w:fldCharType="begin"/>
-            </w:r>
-            <w:r>
-              <w:rPr>
-                <w:webHidden/>
-              </w:rPr>
-              <w:instrText xml:space="preserve"> PAGEREF _Toc222992121 \h </w:instrText>
-            </w:r>
-            <w:r>
-              <w:rPr>
-                <w:webHidden/>
-              </w:rPr>
-            </w:r>
-            <w:r>
-              <w:rPr>
-                <w:webHidden/>
-              </w:rPr>
-              <w:fldChar w:fldCharType="separate"/>
-            </w:r>
-            <w:r>
-              <w:rPr>
-                <w:webHidden/>
-              </w:rPr>
-              <w:t>4</w:t>
-            </w:r>
-            <w:r>
-              <w:rPr>
-                <w:webHidden/>
-              </w:rPr>
-              <w:fldChar w:fldCharType="end"/>
-            </w:r>
-          </w:hyperlink>
-        </w:p>
-        <w:p>
-          <w:pPr>
-            <w:pStyle w:val="TOC2"/>
-            <w:rPr>
-              <w:rFonts w:eastAsiaTheme="minorEastAsia" w:cstheme="minorBidi"/>
-              <w:sz w:val="24"/>
-              <w:szCs w:val="24"/>
-              <w:lang w:val="en-US"/>
-            </w:rPr>
-          </w:pPr>
-          <w:hyperlink w:anchor="_Toc222992123" w:history="1">
-            <w:r>
-              <w:rPr>
-                <w:rStyle w:val="Hyperlink"/>
-              </w:rPr>
-              <w:t>1.2 Mục tiêu nghiên cứu</w:t>
-            </w:r>
-            <w:r>
-              <w:rPr>
-                <w:webHidden/>
-              </w:rPr>
-              <w:tab/>
-            </w:r>
-            <w:r>
-              <w:rPr>
-                <w:webHidden/>
-              </w:rPr>
-              <w:fldChar w:fldCharType="begin"/>
-            </w:r>
-            <w:r>
-              <w:rPr>
-                <w:webHidden/>
-              </w:rPr>
-              <w:instrText xml:space="preserve"> PAGEREF _Toc222992123 \h </w:instrText>
-            </w:r>
-            <w:r>
-              <w:rPr>
-                <w:webHidden/>
-              </w:rPr>
-            </w:r>
-            <w:r>
-              <w:rPr>
-                <w:webHidden/>
-              </w:rPr>
-              <w:fldChar w:fldCharType="separate"/>
-            </w:r>
-            <w:r>
-              <w:rPr>
-                <w:webHidden/>
-              </w:rPr>
-              <w:t>4</w:t>
-            </w:r>
-            <w:r>
-              <w:rPr>
-                <w:webHidden/>
-              </w:rPr>
-              <w:fldChar w:fldCharType="end"/>
-            </w:r>
-          </w:hyperlink>
-        </w:p>
-        <w:p>
-          <w:pPr>
-            <w:pStyle w:val="TOC2"/>
-            <w:rPr>
-              <w:rFonts w:eastAsiaTheme="minorEastAsia" w:cstheme="minorBidi"/>
-              <w:sz w:val="24"/>
-              <w:szCs w:val="24"/>
-              <w:lang w:val="en-US"/>
-            </w:rPr>
-          </w:pPr>
-          <w:hyperlink w:anchor="_Toc222992124" w:history="1">
-            <w:r>
-              <w:rPr>
-                <w:rStyle w:val="Hyperlink"/>
-              </w:rPr>
-              <w:t>1.3 Đối tượng và phạm vi nghiên cứu</w:t>
-            </w:r>
-            <w:r>
-              <w:rPr>
-                <w:webHidden/>
-              </w:rPr>
-              <w:tab/>
-            </w:r>
-            <w:r>
-              <w:rPr>
-                <w:webHidden/>
-              </w:rPr>
-              <w:fldChar w:fldCharType="begin"/>
-            </w:r>
-            <w:r>
-              <w:rPr>
-                <w:webHidden/>
-              </w:rPr>
-              <w:instrText xml:space="preserve"> PAGEREF _Toc222992124 \h </w:instrText>
-            </w:r>
-            <w:r>
-              <w:rPr>
-                <w:webHidden/>
-              </w:rPr>
-            </w:r>
-            <w:r>
-              <w:rPr>
-                <w:webHidden/>
-              </w:rPr>
-              <w:fldChar w:fldCharType="separate"/>
-            </w:r>
-            <w:r>
-              <w:rPr>
-                <w:webHidden/>
-              </w:rPr>
-              <w:t>4</w:t>
-            </w:r>
-            <w:r>
-              <w:rPr>
-                <w:webHidden/>
-              </w:rPr>
-              <w:fldChar w:fldCharType="end"/>
-            </w:r>
-          </w:hyperlink>
-        </w:p>
-        <w:p>
-          <w:pPr>
-            <w:pStyle w:val="TOC1"/>
-            <w:rPr>
-              <w:rFonts w:eastAsiaTheme="minorEastAsia"/>
-              <w:b w:val="0"/>
-              <w:sz w:val="24"/>
-              <w:szCs w:val="24"/>
-            </w:rPr>
-          </w:pPr>
-          <w:hyperlink w:anchor="_Toc222992125" w:history="1">
-            <w:r>
-              <w:rPr>
-                <w:rStyle w:val="Hyperlink"/>
-                <w:rFonts w:cs="Times New Roman"/>
-              </w:rPr>
-              <w:t>Chương 2. Cơ sở lý luận</w:t>
-            </w:r>
-            <w:r>
-              <w:rPr>
-                <w:webHidden/>
-              </w:rPr>
-              <w:tab/>
-            </w:r>
-            <w:r>
-              <w:rPr>
-                <w:webHidden/>
-              </w:rPr>
-              <w:fldChar w:fldCharType="begin"/>
-            </w:r>
-            <w:r>
-              <w:rPr>
-                <w:webHidden/>
-              </w:rPr>
-              <w:instrText xml:space="preserve"> PAGEREF _Toc222992125 \h </w:instrText>
-            </w:r>
-            <w:r>
-              <w:rPr>
-                <w:webHidden/>
-              </w:rPr>
-            </w:r>
-            <w:r>
-              <w:rPr>
-                <w:webHidden/>
-              </w:rPr>
-              <w:fldChar w:fldCharType="separate"/>
-            </w:r>
-            <w:r>
-              <w:rPr>
-                <w:webHidden/>
-              </w:rPr>
-              <w:t>5</w:t>
-            </w:r>
-            <w:r>
-              <w:rPr>
-                <w:webHidden/>
-              </w:rPr>
-              <w:fldChar w:fldCharType="end"/>
-            </w:r>
-          </w:hyperlink>
-        </w:p>
-        <w:p>
-          <w:pPr>
-            <w:pStyle w:val="TOC2"/>
-            <w:rPr>
-              <w:rFonts w:eastAsiaTheme="minorEastAsia" w:cstheme="minorBidi"/>
-              <w:sz w:val="24"/>
-              <w:szCs w:val="24"/>
-              <w:lang w:val="en-US"/>
-            </w:rPr>
-          </w:pPr>
-          <w:hyperlink w:anchor="_Toc222992126" w:history="1">
-            <w:r>
-              <w:rPr>
-                <w:rStyle w:val="Hyperlink"/>
-              </w:rPr>
-              <w:t>2.1. Tổng quan về hệ sinh thái ESP32-CAM và Môi trường PlatformIO</w:t>
-            </w:r>
-            <w:r>
-              <w:rPr>
-                <w:webHidden/>
-              </w:rPr>
-              <w:tab/>
-            </w:r>
-            <w:r>
-              <w:rPr>
-                <w:webHidden/>
-              </w:rPr>
-              <w:fldChar w:fldCharType="begin"/>
-            </w:r>
-            <w:r>
-              <w:rPr>
-                <w:webHidden/>
-              </w:rPr>
-              <w:instrText xml:space="preserve"> PAGEREF _Toc222992126 \h </w:instrText>
-            </w:r>
-            <w:r>
-              <w:rPr>
-                <w:webHidden/>
-              </w:rPr>
-            </w:r>
-            <w:r>
-              <w:rPr>
-                <w:webHidden/>
-              </w:rPr>
-              <w:fldChar w:fldCharType="separate"/>
-            </w:r>
-            <w:r>
-              <w:rPr>
-                <w:webHidden/>
-              </w:rPr>
-              <w:t>5</w:t>
-            </w:r>
-            <w:r>
-              <w:rPr>
-                <w:webHidden/>
-              </w:rPr>
-              <w:fldChar w:fldCharType="end"/>
-            </w:r>
-          </w:hyperlink>
-        </w:p>
-        <w:p>
-          <w:pPr>
-            <w:pStyle w:val="TOC2"/>
-            <w:rPr>
-              <w:rFonts w:eastAsiaTheme="minorEastAsia" w:cstheme="minorBidi"/>
-              <w:sz w:val="24"/>
-              <w:szCs w:val="24"/>
-              <w:lang w:val="en-US"/>
-            </w:rPr>
-          </w:pPr>
-          <w:hyperlink w:anchor="_Toc222992127" w:history="1">
+          <w:hyperlink w:anchor="_Toc224999134" w:history="1">
             <w:r>
               <w:rPr>
                 <w:rStyle w:val="Hyperlink"/>
@@ -1788,7 +2127,7 @@
               <w:rPr>
                 <w:webHidden/>
               </w:rPr>
-              <w:instrText xml:space="preserve"> PAGEREF _Toc222992127 \h </w:instrText>
+              <w:instrText xml:space="preserve"> PAGEREF _Toc224999134 \h </w:instrText>
             </w:r>
             <w:r>
               <w:rPr>
@@ -1805,7 +2144,7 @@
               <w:rPr>
                 <w:webHidden/>
               </w:rPr>
-              <w:t>5</w:t>
+              <w:t>10</w:t>
             </w:r>
             <w:r>
               <w:rPr>
@@ -1825,12 +2164,32 @@
               <w:lang w:val="en-US"/>
             </w:rPr>
           </w:pPr>
-          <w:hyperlink w:anchor="_Toc222992128" w:history="1">
+          <w:hyperlink w:anchor="_Toc224999135" w:history="1">
             <w:r>
               <w:rPr>
                 <w:rStyle w:val="Hyperlink"/>
               </w:rPr>
-              <w:t>2.3 Lý thuyết về truyền tải dữ liệu và Web-Server</w:t>
+              <w:t>2.</w:t>
+            </w:r>
+            <w:r>
+              <w:rPr>
+                <w:rStyle w:val="Hyperlink"/>
+                <w:lang w:val="en-US"/>
+              </w:rPr>
+              <w:t>3</w:t>
+            </w:r>
+            <w:r>
+              <w:rPr>
+                <w:rStyle w:val="Hyperlink"/>
+              </w:rPr>
+              <w:t xml:space="preserve"> Phân tích chi tiết cấu phần phần </w:t>
+            </w:r>
+            <w:r>
+              <w:rPr>
+                <w:rStyle w:val="Hyperlink"/>
+                <w:lang w:val="en-US"/>
+              </w:rPr>
+              <w:t>mềm</w:t>
             </w:r>
             <w:r>
               <w:rPr>
@@ -1848,7 +2207,7 @@
               <w:rPr>
                 <w:webHidden/>
               </w:rPr>
-              <w:instrText xml:space="preserve"> PAGEREF _Toc222992128 \h </w:instrText>
+              <w:instrText xml:space="preserve"> PAGEREF _Toc224999135 \h </w:instrText>
             </w:r>
             <w:r>
               <w:rPr>
@@ -1865,7 +2224,7 @@
               <w:rPr>
                 <w:webHidden/>
               </w:rPr>
-              <w:t>6</w:t>
+              <w:t>11</w:t>
             </w:r>
             <w:r>
               <w:rPr>
@@ -1885,13 +2244,13 @@
               <w:szCs w:val="24"/>
             </w:rPr>
           </w:pPr>
-          <w:hyperlink w:anchor="_Toc222992129" w:history="1">
+          <w:hyperlink w:anchor="_Toc224999136" w:history="1">
             <w:r>
               <w:rPr>
                 <w:rStyle w:val="Hyperlink"/>
                 <w:rFonts w:cs="Times New Roman"/>
               </w:rPr>
-              <w:t>Chương 3. THIẾT KẾ THUẬT TOÁN VÀ QUY TRÌNH THỰC HIỆN</w:t>
+              <w:t>Chương 3. Xây dựng hệ thống</w:t>
             </w:r>
             <w:r>
               <w:rPr>
@@ -1909,7 +2268,7 @@
               <w:rPr>
                 <w:webHidden/>
               </w:rPr>
-              <w:instrText xml:space="preserve"> PAGEREF _Toc222992129 \h </w:instrText>
+              <w:instrText xml:space="preserve"> PAGEREF _Toc224999136 \h </w:instrText>
             </w:r>
             <w:r>
               <w:rPr>
@@ -1926,68 +2285,7 @@
               <w:rPr>
                 <w:webHidden/>
               </w:rPr>
-              <w:t>6</w:t>
-            </w:r>
-            <w:r>
-              <w:rPr>
-                <w:webHidden/>
-              </w:rPr>
-              <w:fldChar w:fldCharType="end"/>
-            </w:r>
-          </w:hyperlink>
-        </w:p>
-        <w:p>
-          <w:pPr>
-            <w:pStyle w:val="TOC1"/>
-            <w:rPr>
-              <w:rFonts w:eastAsiaTheme="minorEastAsia"/>
-              <w:b w:val="0"/>
-              <w:sz w:val="24"/>
-              <w:szCs w:val="24"/>
-            </w:rPr>
-          </w:pPr>
-          <w:hyperlink w:anchor="_Toc222992130" w:history="1">
-            <w:r>
-              <w:rPr>
-                <w:rStyle w:val="Hyperlink"/>
-                <w:rFonts w:cs="Times New Roman"/>
-              </w:rPr>
-              <w:t>3.1 Thuật toán thu thập dữ liệu và Phân loại tín hiệu</w:t>
-            </w:r>
-            <w:r>
-              <w:rPr>
-                <w:webHidden/>
-              </w:rPr>
-              <w:tab/>
-            </w:r>
-            <w:r>
-              <w:rPr>
-                <w:webHidden/>
-              </w:rPr>
-              <w:fldChar w:fldCharType="begin"/>
-            </w:r>
-            <w:r>
-              <w:rPr>
-                <w:webHidden/>
-              </w:rPr>
-              <w:instrText xml:space="preserve"> PAGEREF _Toc222992130 \h </w:instrText>
-            </w:r>
-            <w:r>
-              <w:rPr>
-                <w:webHidden/>
-              </w:rPr>
-            </w:r>
-            <w:r>
-              <w:rPr>
-                <w:webHidden/>
-              </w:rPr>
-              <w:fldChar w:fldCharType="separate"/>
-            </w:r>
-            <w:r>
-              <w:rPr>
-                <w:webHidden/>
-              </w:rPr>
-              <w:t>6</w:t>
+              <w:t>17</w:t>
             </w:r>
             <w:r>
               <w:rPr>
@@ -2007,19 +2305,13 @@
               <w:lang w:val="en-US"/>
             </w:rPr>
           </w:pPr>
-          <w:hyperlink w:anchor="_Toc222992131" w:history="1">
+          <w:hyperlink w:anchor="_Toc224999137" w:history="1">
             <w:r>
               <w:rPr>
                 <w:rStyle w:val="Hyperlink"/>
-                <w:lang w:val="en-US"/>
+                <w:bCs/>
               </w:rPr>
-              <w:t>Q</w:t>
-            </w:r>
-            <w:r>
-              <w:rPr>
-                <w:rStyle w:val="Hyperlink"/>
-              </w:rPr>
-              <w:t>uy trình xử lý của nhóm đi từ việc thu thập đến phân loại:</w:t>
+              <w:t>3.1 Lập trình ESP32</w:t>
             </w:r>
             <w:r>
               <w:rPr>
@@ -2037,7 +2329,7 @@
               <w:rPr>
                 <w:webHidden/>
               </w:rPr>
-              <w:instrText xml:space="preserve"> PAGEREF _Toc222992131 \h </w:instrText>
+              <w:instrText xml:space="preserve"> PAGEREF _Toc224999137 \h </w:instrText>
             </w:r>
             <w:r>
               <w:rPr>
@@ -2054,7 +2346,7 @@
               <w:rPr>
                 <w:webHidden/>
               </w:rPr>
-              <w:t>6</w:t>
+              <w:t>17</w:t>
             </w:r>
             <w:r>
               <w:rPr>
@@ -2066,63 +2358,399 @@
         </w:p>
         <w:p>
           <w:pPr>
-            <w:pStyle w:val="TOC2"/>
             <w:rPr>
-              <w:rFonts w:eastAsiaTheme="minorEastAsia" w:cstheme="minorBidi"/>
-              <w:sz w:val="24"/>
-              <w:szCs w:val="24"/>
+              <w:rFonts w:cstheme="minorHAnsi"/>
               <w:lang w:val="en-US"/>
             </w:rPr>
           </w:pPr>
-          <w:hyperlink w:anchor="_Toc222992132" w:history="1">
-            <w:r>
-              <w:rPr>
-                <w:rStyle w:val="Hyperlink"/>
-              </w:rPr>
-              <w:t>3.2 Cơ chế Web-Server và Điều khiển ngoại vi</w:t>
-            </w:r>
-            <w:r>
-              <w:rPr>
-                <w:webHidden/>
-              </w:rPr>
-              <w:tab/>
-            </w:r>
-            <w:r>
-              <w:rPr>
-                <w:webHidden/>
-              </w:rPr>
-              <w:fldChar w:fldCharType="begin"/>
-            </w:r>
-            <w:r>
-              <w:rPr>
-                <w:webHidden/>
-              </w:rPr>
-              <w:instrText xml:space="preserve"> PAGEREF _Toc222992132 \h </w:instrText>
-            </w:r>
-            <w:r>
-              <w:rPr>
-                <w:webHidden/>
-              </w:rPr>
-            </w:r>
-            <w:r>
-              <w:rPr>
-                <w:webHidden/>
-              </w:rPr>
-              <w:fldChar w:fldCharType="separate"/>
-            </w:r>
-            <w:r>
-              <w:rPr>
-                <w:webHidden/>
-              </w:rPr>
-              <w:t>6</w:t>
-            </w:r>
-            <w:r>
-              <w:rPr>
-                <w:webHidden/>
-              </w:rPr>
-              <w:fldChar w:fldCharType="end"/>
-            </w:r>
-          </w:hyperlink>
+          <w:r>
+            <w:rPr>
+              <w:rFonts w:ascii="Times New Roman" w:hAnsi="Times New Roman" w:cs="Times New Roman"/>
+              <w:b/>
+              <w:bCs/>
+              <w:sz w:val="32"/>
+              <w:szCs w:val="32"/>
+              <w:lang w:val="en-US"/>
+            </w:rPr>
+            <w:t xml:space="preserve">   </w:t>
+          </w:r>
+          <w:r>
+            <w:rPr>
+              <w:rFonts w:cstheme="minorHAnsi"/>
+              <w:lang w:val="en-US"/>
+            </w:rPr>
+            <w:t>3.2. X</w:t>
+          </w:r>
+          <w:proofErr w:type="spellStart"/>
+          <w:r>
+            <w:rPr>
+              <w:rFonts w:cstheme="minorHAnsi"/>
+              <w:lang w:val="en-US"/>
+            </w:rPr>
+            <w:t>ây</w:t>
+          </w:r>
+          <w:proofErr w:type="spellEnd"/>
+          <w:r>
+            <w:rPr>
+              <w:rFonts w:cstheme="minorHAnsi"/>
+              <w:lang w:val="en-US"/>
+            </w:rPr>
+            <w:t xml:space="preserve"> </w:t>
+          </w:r>
+          <w:proofErr w:type="spellStart"/>
+          <w:r>
+            <w:rPr>
+              <w:rFonts w:cstheme="minorHAnsi"/>
+              <w:lang w:val="en-US"/>
+            </w:rPr>
+            <w:t>dựng</w:t>
+          </w:r>
+          <w:proofErr w:type="spellEnd"/>
+          <w:r>
+            <w:rPr>
+              <w:rFonts w:cstheme="minorHAnsi"/>
+              <w:lang w:val="en-US"/>
+            </w:rPr>
+            <w:t xml:space="preserve"> </w:t>
+          </w:r>
+          <w:proofErr w:type="spellStart"/>
+          <w:r>
+            <w:rPr>
+              <w:rFonts w:cstheme="minorHAnsi"/>
+              <w:lang w:val="en-US"/>
+            </w:rPr>
+            <w:t>giao</w:t>
+          </w:r>
+          <w:proofErr w:type="spellEnd"/>
+          <w:r>
+            <w:rPr>
+              <w:rFonts w:cstheme="minorHAnsi"/>
+              <w:lang w:val="en-US"/>
+            </w:rPr>
+            <w:t xml:space="preserve"> </w:t>
+          </w:r>
+          <w:proofErr w:type="spellStart"/>
+          <w:r>
+            <w:rPr>
+              <w:rFonts w:cstheme="minorHAnsi"/>
+              <w:lang w:val="en-US"/>
+            </w:rPr>
+            <w:t>diện</w:t>
+          </w:r>
+          <w:proofErr w:type="spellEnd"/>
+          <w:r>
+            <w:rPr>
+              <w:rFonts w:cstheme="minorHAnsi"/>
+              <w:lang w:val="en-US"/>
+            </w:rPr>
+            <w:t xml:space="preserve"> Web </w:t>
+          </w:r>
+          <w:r>
+            <w:rPr>
+              <w:rFonts w:cstheme="minorHAnsi"/>
+              <w:lang w:val="en-US"/>
+            </w:rPr>
+            <w:t>……………………………………………………………………………………………………………..</w:t>
+          </w:r>
+        </w:p>
+        <w:p>
+          <w:pPr>
+            <w:rPr>
+              <w:rFonts w:cstheme="minorHAnsi"/>
+              <w:lang w:val="en-US"/>
+            </w:rPr>
+          </w:pPr>
+          <w:r>
+            <w:rPr>
+              <w:rFonts w:cstheme="minorHAnsi"/>
+              <w:lang w:val="en-US"/>
+            </w:rPr>
+            <w:t xml:space="preserve">   </w:t>
+          </w:r>
+          <w:r>
+            <w:rPr>
+              <w:rFonts w:cstheme="minorHAnsi"/>
+              <w:lang w:val="en-US"/>
+            </w:rPr>
+            <w:t xml:space="preserve">  </w:t>
+          </w:r>
+          <w:r>
+            <w:rPr>
+              <w:rFonts w:cstheme="minorHAnsi"/>
+            </w:rPr>
+            <w:t>3.3. Nhận dạng cử chỉ (Gesture-based Control)</w:t>
+          </w:r>
+          <w:r>
+            <w:rPr>
+              <w:rFonts w:cstheme="minorHAnsi"/>
+              <w:lang w:val="en-US"/>
+            </w:rPr>
+            <w:t>………………………………………………………………………………</w:t>
+          </w:r>
+        </w:p>
+        <w:p>
+          <w:pPr>
+            <w:rPr>
+              <w:rFonts w:cstheme="minorHAnsi"/>
+              <w:lang w:val="en-US"/>
+            </w:rPr>
+          </w:pPr>
+          <w:r>
+            <w:rPr>
+              <w:rFonts w:cstheme="minorHAnsi"/>
+              <w:lang w:val="en-US"/>
+            </w:rPr>
+            <w:t xml:space="preserve">     </w:t>
+          </w:r>
+          <w:r>
+            <w:rPr>
+              <w:rFonts w:cstheme="minorHAnsi"/>
+              <w:lang w:val="en-US"/>
+            </w:rPr>
+            <w:t xml:space="preserve">3.4 </w:t>
+          </w:r>
+          <w:proofErr w:type="spellStart"/>
+          <w:r>
+            <w:rPr>
+              <w:rFonts w:cstheme="minorHAnsi"/>
+              <w:lang w:val="en-US"/>
+            </w:rPr>
+            <w:t>Kết</w:t>
+          </w:r>
+          <w:proofErr w:type="spellEnd"/>
+          <w:r>
+            <w:rPr>
+              <w:rFonts w:cstheme="minorHAnsi"/>
+              <w:lang w:val="en-US"/>
+            </w:rPr>
+            <w:t xml:space="preserve"> </w:t>
+          </w:r>
+          <w:proofErr w:type="spellStart"/>
+          <w:r>
+            <w:rPr>
+              <w:rFonts w:cstheme="minorHAnsi"/>
+              <w:lang w:val="en-US"/>
+            </w:rPr>
+            <w:t>quả</w:t>
+          </w:r>
+          <w:proofErr w:type="spellEnd"/>
+          <w:r>
+            <w:rPr>
+              <w:rFonts w:cstheme="minorHAnsi"/>
+              <w:lang w:val="en-US"/>
+            </w:rPr>
+            <w:t xml:space="preserve"> </w:t>
+          </w:r>
+          <w:proofErr w:type="spellStart"/>
+          <w:r>
+            <w:rPr>
+              <w:rFonts w:cstheme="minorHAnsi"/>
+              <w:lang w:val="en-US"/>
+            </w:rPr>
+            <w:t>thực</w:t>
+          </w:r>
+          <w:proofErr w:type="spellEnd"/>
+          <w:r>
+            <w:rPr>
+              <w:rFonts w:cstheme="minorHAnsi"/>
+              <w:lang w:val="en-US"/>
+            </w:rPr>
+            <w:t xml:space="preserve"> </w:t>
+          </w:r>
+          <w:proofErr w:type="spellStart"/>
+          <w:r>
+            <w:rPr>
+              <w:rFonts w:cstheme="minorHAnsi"/>
+              <w:lang w:val="en-US"/>
+            </w:rPr>
+            <w:t>nghiệm</w:t>
+          </w:r>
+          <w:proofErr w:type="spellEnd"/>
+          <w:r>
+            <w:rPr>
+              <w:rFonts w:cstheme="minorHAnsi"/>
+              <w:lang w:val="en-US"/>
+            </w:rPr>
+            <w:t>…………………………………………………………………………………………………………………..</w:t>
+          </w:r>
+        </w:p>
+        <w:p>
+          <w:pPr>
+            <w:rPr>
+              <w:rFonts w:cstheme="minorHAnsi"/>
+              <w:b/>
+              <w:bCs/>
+              <w:lang w:val="en-US"/>
+            </w:rPr>
+          </w:pPr>
+          <w:r>
+            <w:rPr>
+              <w:rFonts w:cstheme="minorHAnsi"/>
+              <w:b/>
+              <w:bCs/>
+              <w:lang w:val="en-US"/>
+            </w:rPr>
+            <w:t xml:space="preserve">CHƯƠNG 4. </w:t>
+          </w:r>
+          <w:r>
+            <w:rPr>
+              <w:rFonts w:cstheme="minorHAnsi"/>
+              <w:b/>
+              <w:bCs/>
+            </w:rPr>
+            <w:t>Kết luận và Hướng phát triển</w:t>
+          </w:r>
+          <w:r>
+            <w:rPr>
+              <w:rFonts w:cstheme="minorHAnsi"/>
+              <w:b/>
+              <w:bCs/>
+              <w:lang w:val="en-US"/>
+            </w:rPr>
+            <w:t>………………………………………………………………………………………….</w:t>
+          </w:r>
+        </w:p>
+        <w:p>
+          <w:pPr>
+            <w:rPr>
+              <w:rFonts w:cstheme="minorHAnsi"/>
+              <w:lang w:val="en-US"/>
+            </w:rPr>
+          </w:pPr>
+          <w:r>
+            <w:rPr>
+              <w:rFonts w:cstheme="minorHAnsi"/>
+              <w:b/>
+              <w:bCs/>
+              <w:lang w:val="en-US"/>
+            </w:rPr>
+            <w:t xml:space="preserve">     </w:t>
+          </w:r>
+          <w:r>
+            <w:rPr>
+              <w:rFonts w:cstheme="minorHAnsi"/>
+              <w:lang w:val="en-US"/>
+            </w:rPr>
+            <w:t xml:space="preserve">4.1. </w:t>
+          </w:r>
+          <w:r>
+            <w:rPr>
+              <w:rFonts w:cstheme="minorHAnsi"/>
+            </w:rPr>
+            <w:t>Kết luận</w:t>
+          </w:r>
+          <w:r>
+            <w:rPr>
+              <w:rFonts w:cstheme="minorHAnsi"/>
+              <w:lang w:val="en-US"/>
+            </w:rPr>
+            <w:t>…………………………………………………………………………………………………………………………………..</w:t>
+          </w:r>
+        </w:p>
+        <w:p>
+          <w:pPr>
+            <w:rPr>
+              <w:rFonts w:cstheme="minorHAnsi"/>
+              <w:lang w:val="en-US"/>
+            </w:rPr>
+          </w:pPr>
+          <w:r>
+            <w:rPr>
+              <w:rFonts w:cstheme="minorHAnsi"/>
+              <w:b/>
+              <w:bCs/>
+              <w:lang w:val="en-US"/>
+            </w:rPr>
+            <w:t xml:space="preserve">  </w:t>
+          </w:r>
+          <w:r>
+            <w:rPr>
+              <w:rFonts w:cstheme="minorHAnsi"/>
+              <w:lang w:val="en-US"/>
+            </w:rPr>
+            <w:t xml:space="preserve">   </w:t>
+          </w:r>
+          <w:r>
+            <w:rPr>
+              <w:rFonts w:cstheme="minorHAnsi"/>
+              <w:lang w:val="en-US"/>
+            </w:rPr>
+            <w:t xml:space="preserve">4.2. </w:t>
+          </w:r>
+          <w:proofErr w:type="spellStart"/>
+          <w:r>
+            <w:rPr>
+              <w:rFonts w:cstheme="minorHAnsi"/>
+              <w:lang w:val="en-US"/>
+            </w:rPr>
+            <w:t>Hướng</w:t>
+          </w:r>
+          <w:proofErr w:type="spellEnd"/>
+          <w:r>
+            <w:rPr>
+              <w:rFonts w:cstheme="minorHAnsi"/>
+              <w:lang w:val="en-US"/>
+            </w:rPr>
+            <w:t xml:space="preserve"> </w:t>
+          </w:r>
+          <w:proofErr w:type="spellStart"/>
+          <w:r>
+            <w:rPr>
+              <w:rFonts w:cstheme="minorHAnsi"/>
+              <w:lang w:val="en-US"/>
+            </w:rPr>
+            <w:t>phát</w:t>
+          </w:r>
+          <w:proofErr w:type="spellEnd"/>
+          <w:r>
+            <w:rPr>
+              <w:rFonts w:cstheme="minorHAnsi"/>
+              <w:lang w:val="en-US"/>
+            </w:rPr>
+            <w:t xml:space="preserve"> </w:t>
+          </w:r>
+          <w:proofErr w:type="spellStart"/>
+          <w:r>
+            <w:rPr>
+              <w:rFonts w:cstheme="minorHAnsi"/>
+              <w:lang w:val="en-US"/>
+            </w:rPr>
+            <w:t>triển</w:t>
+          </w:r>
+          <w:proofErr w:type="spellEnd"/>
+          <w:r>
+            <w:rPr>
+              <w:rFonts w:cstheme="minorHAnsi"/>
+              <w:lang w:val="en-US"/>
+            </w:rPr>
+            <w:t>……………………………………………………………………………………………………………………….</w:t>
+          </w:r>
+        </w:p>
+        <w:p>
+          <w:pPr>
+            <w:rPr>
+              <w:rFonts w:ascii="Times New Roman" w:hAnsi="Times New Roman" w:cs="Times New Roman"/>
+              <w:lang w:val="en-US"/>
+            </w:rPr>
+          </w:pPr>
+        </w:p>
+        <w:p>
+          <w:pPr>
+            <w:rPr>
+              <w:rFonts w:cstheme="minorHAnsi"/>
+              <w:b/>
+              <w:bCs/>
+              <w:lang w:val="en-US"/>
+            </w:rPr>
+          </w:pPr>
+        </w:p>
+        <w:p>
+          <w:pPr>
+            <w:rPr>
+              <w:rFonts w:cstheme="minorHAnsi"/>
+              <w:lang w:val="en-US"/>
+            </w:rPr>
+          </w:pPr>
         </w:p>
         <w:p>
           <w:pPr>
@@ -2149,61 +2777,66 @@
     </w:sdt>
     <w:p>
       <w:pPr>
-        <w:pStyle w:val="Heading1"/>
-        <w:jc w:val="both"/>
-        <w:rPr>
-          <w:sz w:val="36"/>
-          <w:lang w:val="en-US"/>
-        </w:rPr>
-      </w:pPr>
-      <w:bookmarkStart w:id="1" w:name="_Toc222992120"/>
+        <w:rPr>
+          <w:lang w:val="en-US"/>
+        </w:rPr>
+      </w:pPr>
     </w:p>
     <w:p>
       <w:pPr>
-        <w:pStyle w:val="Heading1"/>
-        <w:jc w:val="both"/>
-        <w:rPr>
-          <w:sz w:val="36"/>
+        <w:rPr>
           <w:lang w:val="en-US"/>
         </w:rPr>
       </w:pPr>
     </w:p>
     <w:p>
       <w:pPr>
-        <w:pStyle w:val="Heading1"/>
-        <w:jc w:val="both"/>
-        <w:rPr>
-          <w:sz w:val="36"/>
+        <w:rPr>
           <w:lang w:val="en-US"/>
         </w:rPr>
       </w:pPr>
     </w:p>
     <w:p>
       <w:pPr>
-        <w:pStyle w:val="Heading1"/>
-        <w:jc w:val="both"/>
-        <w:rPr>
-          <w:sz w:val="36"/>
-          <w:lang w:val="en-US"/>
-        </w:rPr>
-      </w:pPr>
+        <w:jc w:val="center"/>
+        <w:rPr>
+          <w:lang w:val="en-US"/>
+        </w:rPr>
+      </w:pPr>
+      <w:r>
+        <w:rPr>
+          <w:lang w:val="en-US"/>
+        </w:rPr>
+        <w:t>2</w:t>
+      </w:r>
     </w:p>
     <w:p>
       <w:pPr>
-        <w:pStyle w:val="Heading1"/>
-        <w:jc w:val="both"/>
-        <w:rPr>
-          <w:sz w:val="36"/>
-          <w:lang w:val="en-US"/>
-        </w:rPr>
-      </w:pPr>
+        <w:rPr>
+          <w:rFonts w:ascii="Times New Roman" w:hAnsi="Times New Roman" w:cs="Times New Roman"/>
+          <w:b/>
+          <w:bCs/>
+          <w:sz w:val="28"/>
+          <w:szCs w:val="28"/>
+          <w:lang w:val="en-US"/>
+        </w:rPr>
+      </w:pPr>
+      <w:r>
+        <w:rPr>
+          <w:rFonts w:ascii="Times New Roman" w:hAnsi="Times New Roman" w:cs="Times New Roman"/>
+          <w:b/>
+          <w:bCs/>
+          <w:sz w:val="28"/>
+          <w:szCs w:val="28"/>
+          <w:lang w:val="en-US"/>
+        </w:rPr>
+        <w:lastRenderedPageBreak/>
+        <w:t>DANH MỤC BẢNG BIỂU</w:t>
+      </w:r>
     </w:p>
     <w:p>
       <w:pPr>
-        <w:pStyle w:val="Heading1"/>
-        <w:jc w:val="both"/>
-        <w:rPr>
-          <w:sz w:val="36"/>
+        <w:rPr>
           <w:lang w:val="en-US"/>
         </w:rPr>
       </w:pPr>
@@ -2239,26 +2872,9 @@
     <w:p>
       <w:pPr>
         <w:rPr>
-          <w:rFonts w:ascii="Times New Roman" w:hAnsi="Times New Roman" w:cs="Times New Roman"/>
-          <w:b/>
-          <w:bCs/>
-          <w:sz w:val="28"/>
-          <w:szCs w:val="28"/>
-          <w:lang w:val="en-US"/>
-        </w:rPr>
-      </w:pPr>
-      <w:r>
-        <w:rPr>
-          <w:rFonts w:ascii="Times New Roman" w:hAnsi="Times New Roman" w:cs="Times New Roman"/>
-          <w:b/>
-          <w:bCs/>
-          <w:sz w:val="28"/>
-          <w:szCs w:val="28"/>
-          <w:lang w:val="en-US"/>
-        </w:rPr>
-        <w:lastRenderedPageBreak/>
-        <w:t>DANH MỤC BẢNG BIỂU</w:t>
-      </w:r>
+          <w:lang w:val="en-US"/>
+        </w:rPr>
+      </w:pPr>
     </w:p>
     <w:p>
       <w:pPr>
@@ -2395,63 +3011,26 @@
     </w:p>
     <w:p>
       <w:pPr>
-        <w:rPr>
-          <w:lang w:val="en-US"/>
-        </w:rPr>
-      </w:pPr>
+        <w:jc w:val="center"/>
+        <w:rPr>
+          <w:lang w:val="en-US"/>
+        </w:rPr>
+      </w:pPr>
+      <w:r>
+        <w:rPr>
+          <w:lang w:val="en-US"/>
+        </w:rPr>
+        <w:t>3</w:t>
+      </w:r>
     </w:p>
     <w:p>
       <w:pPr>
         <w:rPr>
-          <w:lang w:val="en-US"/>
-        </w:rPr>
-      </w:pPr>
-    </w:p>
-    <w:p>
-      <w:pPr>
-        <w:rPr>
-          <w:lang w:val="en-US"/>
-        </w:rPr>
-      </w:pPr>
-    </w:p>
-    <w:p>
-      <w:pPr>
-        <w:rPr>
-          <w:lang w:val="en-US"/>
-        </w:rPr>
-      </w:pPr>
-    </w:p>
-    <w:p>
-      <w:pPr>
-        <w:rPr>
-          <w:lang w:val="en-US"/>
-        </w:rPr>
-      </w:pPr>
-    </w:p>
-    <w:p>
-      <w:pPr>
-        <w:rPr>
-          <w:lang w:val="en-US"/>
-        </w:rPr>
-      </w:pPr>
-    </w:p>
-    <w:p>
-      <w:pPr>
-        <w:rPr>
-          <w:lang w:val="en-US"/>
-        </w:rPr>
-      </w:pPr>
-    </w:p>
-    <w:p>
-      <w:pPr>
-        <w:rPr>
-          <w:lang w:val="en-US"/>
-        </w:rPr>
-      </w:pPr>
-    </w:p>
-    <w:p>
-      <w:pPr>
-        <w:rPr>
+          <w:rFonts w:ascii="Times New Roman" w:hAnsi="Times New Roman" w:cs="Times New Roman"/>
+          <w:b/>
+          <w:bCs/>
+          <w:sz w:val="28"/>
+          <w:szCs w:val="28"/>
           <w:lang w:val="en-US"/>
         </w:rPr>
       </w:pPr>
@@ -2819,12 +3398,18 @@
     </w:p>
     <w:p>
       <w:pPr>
-        <w:rPr>
-          <w:lang w:val="en-US"/>
-        </w:rPr>
-      </w:pPr>
+        <w:jc w:val="center"/>
+        <w:rPr>
+          <w:lang w:val="en-US"/>
+        </w:rPr>
+      </w:pPr>
+      <w:r>
+        <w:rPr>
+          <w:lang w:val="en-US"/>
+        </w:rPr>
+        <w:t>4</w:t>
+      </w:r>
     </w:p>
-    <w:bookmarkEnd w:id="1"/>
     <w:p>
       <w:pPr>
         <w:jc w:val="center"/>
@@ -11919,7 +12504,6 @@
         <w:lastRenderedPageBreak/>
         <w:t>Chương 1. Giới thiệu</w:t>
       </w:r>
-      <w:bookmarkStart w:id="2" w:name="_Toc222992121"/>
     </w:p>
     <w:p>
       <w:pPr>
@@ -11941,8 +12525,6 @@
         </w:rPr>
         <w:t>1.1 Lý do chọn đề tài</w:t>
       </w:r>
-      <w:bookmarkStart w:id="3" w:name="_Toc222992123"/>
-      <w:bookmarkEnd w:id="2"/>
     </w:p>
     <w:p>
       <w:pPr>
@@ -21403,6 +21985,7 @@
           <w:lang w:val="en-US"/>
         </w:rPr>
       </w:pPr>
+      <w:bookmarkStart w:id="1" w:name="_Toc224999130"/>
       <w:proofErr w:type="spellStart"/>
       <w:r>
         <w:rPr>
@@ -22460,6 +23043,7 @@
         </w:rPr>
         <w:t>.</w:t>
       </w:r>
+      <w:bookmarkEnd w:id="1"/>
     </w:p>
     <w:p>
       <w:pPr>
@@ -22474,6 +23058,7 @@
           <w:lang w:val="en-US"/>
         </w:rPr>
       </w:pPr>
+      <w:bookmarkStart w:id="2" w:name="_Toc224999131"/>
       <w:r>
         <w:rPr>
           <w:rStyle w:val="Strong"/>
@@ -22486,7 +23071,6 @@
         </w:rPr>
         <w:t xml:space="preserve">1.2 </w:t>
       </w:r>
-      <w:bookmarkEnd w:id="3"/>
       <w:r>
         <w:rPr>
           <w:rFonts w:cs="Times New Roman"/>
@@ -22497,6 +23081,7 @@
         </w:rPr>
         <w:t>Mục tiêu, nội dung, phương pháp nghiên cứu</w:t>
       </w:r>
+      <w:bookmarkEnd w:id="2"/>
     </w:p>
     <w:p>
       <w:pPr>
@@ -29530,7 +30115,7 @@
           <w14:ligatures w14:val="none"/>
         </w:rPr>
       </w:pPr>
-      <w:bookmarkStart w:id="4" w:name="_Toc222992125"/>
+      <w:bookmarkStart w:id="3" w:name="_Toc224999132"/>
       <w:r>
         <w:rPr>
           <w:rStyle w:val="Strong"/>
@@ -29542,7 +30127,6 @@
         </w:rPr>
         <w:t xml:space="preserve">Chương 2. </w:t>
       </w:r>
-      <w:bookmarkEnd w:id="4"/>
       <w:r>
         <w:rPr>
           <w:rFonts w:cs="Times New Roman"/>
@@ -29552,6 +30136,7 @@
         </w:rPr>
         <w:t>Thiết kế hệ thống (Kiến trúc phần cứng/phần mềm):</w:t>
       </w:r>
+      <w:bookmarkEnd w:id="3"/>
     </w:p>
     <w:p>
       <w:pPr>
@@ -29566,7 +30151,7 @@
           <w:lang w:val="en-US"/>
         </w:rPr>
       </w:pPr>
-      <w:bookmarkStart w:id="5" w:name="_Toc222992126"/>
+      <w:bookmarkStart w:id="4" w:name="_Toc224999133"/>
       <w:r>
         <w:rPr>
           <w:rFonts w:cs="Times New Roman"/>
@@ -29576,7 +30161,6 @@
         </w:rPr>
         <w:t xml:space="preserve">2.1. </w:t>
       </w:r>
-      <w:bookmarkEnd w:id="5"/>
       <w:r>
         <w:rPr>
           <w:rFonts w:cs="Times New Roman"/>
@@ -29587,6 +30171,7 @@
         </w:rPr>
         <w:t>Kiến trúc hệ thống</w:t>
       </w:r>
+      <w:bookmarkEnd w:id="4"/>
     </w:p>
     <w:p>
       <w:pPr>
@@ -29603,7 +30188,7 @@
           <w:sz w:val="28"/>
           <w:szCs w:val="28"/>
         </w:rPr>
-        <w:t>Hệ thống được thiết kế theo mô hình điều khiển phân tán, kết hợp giữa khả năng xử lý tại biên (Edge Computing) và giao diện điều khiển tập trung qua Web. Kiến trúc hệ thống bao gồm 04 khối chức năng chính tương tác chặt chẽ với nhau:</w:t>
+        <w:t>Hệ thống được thiết kế theo mô hình điều khiển tích hợp giữa trí tuệ nhân tạo (AI) và Internet vạn vật (IoT), kết hợp khả năng xử lý hình ảnh hiệu năng cao tại máy tính chủ và khả năng điều khiển thiết bị linh hoạt của vi điều khiển. Kiến trúc hệ thống bao gồm 04 khối chức năng chính:</w:t>
       </w:r>
     </w:p>
     <w:p>
@@ -29611,7 +30196,7 @@
         <w:pStyle w:val="ListParagraph"/>
         <w:numPr>
           <w:ilvl w:val="0"/>
-          <w:numId w:val="11"/>
+          <w:numId w:val="40"/>
         </w:numPr>
         <w:rPr>
           <w:rFonts w:ascii="Times New Roman" w:hAnsi="Times New Roman" w:cs="Times New Roman"/>
@@ -29628,15 +30213,26 @@
           <w:sz w:val="28"/>
           <w:szCs w:val="28"/>
         </w:rPr>
-        <w:t>Khối Người dùng (User Interface):</w:t>
-      </w:r>
-      <w:r>
-        <w:rPr>
-          <w:rFonts w:ascii="Times New Roman" w:hAnsi="Times New Roman" w:cs="Times New Roman"/>
-          <w:sz w:val="28"/>
-          <w:szCs w:val="28"/>
-        </w:rPr>
-        <w:t xml:space="preserve"> Thông qua trình duyệt Web hoặc thiết bị di động, người dùng gửi yêu cầu điều khiển hoặc giám sát trực tiếp trạng thái của thiết bị. Đây cũng là nơi hiển thị luồng dữ liệu hình ảnh thời gian thực.</w:t>
+        <w:t>Khối Giao diện người dùng (User Interface - Web Dashboard):</w:t>
+      </w:r>
+    </w:p>
+    <w:p>
+      <w:pPr>
+        <w:pStyle w:val="ListParagraph"/>
+        <w:rPr>
+          <w:rFonts w:ascii="Times New Roman" w:hAnsi="Times New Roman" w:cs="Times New Roman"/>
+          <w:sz w:val="28"/>
+          <w:szCs w:val="28"/>
+          <w:lang w:val="en-US"/>
+        </w:rPr>
+      </w:pPr>
+      <w:r>
+        <w:rPr>
+          <w:rFonts w:ascii="Times New Roman" w:hAnsi="Times New Roman" w:cs="Times New Roman"/>
+          <w:sz w:val="28"/>
+          <w:szCs w:val="28"/>
+        </w:rPr>
+        <w:t>Là lớp tương tác trực tiếp, cho phép người dùng giám sát trạng thái thiết bị và gửi lệnh điều khiển thủ công. Giao diện được xây dựng trên nền tảng Web, hiển thị luồng video từ Webcam và các phản hồi trạng thái từ hệ thống theo thời gian thực.</w:t>
       </w:r>
     </w:p>
     <w:p>
@@ -29644,33 +30240,38 @@
         <w:pStyle w:val="ListParagraph"/>
         <w:numPr>
           <w:ilvl w:val="0"/>
-          <w:numId w:val="11"/>
+          <w:numId w:val="40"/>
         </w:numPr>
         <w:rPr>
           <w:rFonts w:ascii="Times New Roman" w:hAnsi="Times New Roman" w:cs="Times New Roman"/>
-          <w:sz w:val="28"/>
-          <w:szCs w:val="28"/>
-          <w:lang w:val="en-US"/>
-        </w:rPr>
-      </w:pPr>
-      <w:r>
-        <w:rPr>
-          <w:rFonts w:ascii="Times New Roman" w:hAnsi="Times New Roman" w:cs="Times New Roman"/>
           <w:b/>
           <w:bCs/>
           <w:sz w:val="28"/>
           <w:szCs w:val="28"/>
-        </w:rPr>
-        <w:t>Khối Web Server (Middleware Layer):</w:t>
-      </w:r>
-      <w:r>
-        <w:rPr>
-          <w:rFonts w:ascii="Times New Roman" w:hAnsi="Times New Roman" w:cs="Times New Roman"/>
-          <w:sz w:val="28"/>
-          <w:szCs w:val="28"/>
-        </w:rPr>
-        <w:t xml:space="preserve"> Đóng vai trò là "bộ não" điều phối. Tại đây thực hiện các chức năng: xử lý lệnh từ người dùng, trực quan hóa dữ </w:t>
-      </w:r>
+          <w:lang w:val="en-US"/>
+        </w:rPr>
+      </w:pPr>
+      <w:r>
+        <w:rPr>
+          <w:rFonts w:ascii="Times New Roman" w:hAnsi="Times New Roman" w:cs="Times New Roman"/>
+          <w:b/>
+          <w:bCs/>
+          <w:sz w:val="28"/>
+          <w:szCs w:val="28"/>
+        </w:rPr>
+        <w:t>Khối Xử lý thông minh (AI Processing Layer - Python &amp; MediaPipe):</w:t>
+      </w:r>
+    </w:p>
+    <w:p>
+      <w:pPr>
+        <w:pStyle w:val="ListParagraph"/>
+        <w:rPr>
+          <w:rFonts w:ascii="Times New Roman" w:hAnsi="Times New Roman" w:cs="Times New Roman"/>
+          <w:sz w:val="28"/>
+          <w:szCs w:val="28"/>
+          <w:lang w:val="en-US"/>
+        </w:rPr>
+      </w:pPr>
       <w:r>
         <w:rPr>
           <w:rFonts w:ascii="Times New Roman" w:hAnsi="Times New Roman" w:cs="Times New Roman"/>
@@ -29678,7 +30279,7 @@
           <w:szCs w:val="28"/>
         </w:rPr>
         <w:lastRenderedPageBreak/>
-        <w:t>liệu (dashboard), và quản lý luồng thông điệp thông qua phần mềm trung gian (thường là MQTT Broker).</w:t>
+        <w:t>Đây là "bộ não" thực hiện nhiệm vụ tính toán phức tạp. Khối này sử dụng Camera của máy tính để thu thập dữ liệu hình ảnh, sau đó ứng dụng thư viện MediaPipe để nhận dạng cử chỉ tay. Các thuật toán logic tại đây sẽ chuyển đổi tọa độ bàn tay thành các lệnh điều khiển cụ thể (như bật/tắt đèn, đóng/mở cửa) trước khi đóng gói thành dữ liệu JSON.</w:t>
       </w:r>
     </w:p>
     <w:p>
@@ -29686,60 +30287,45 @@
         <w:pStyle w:val="ListParagraph"/>
         <w:numPr>
           <w:ilvl w:val="0"/>
-          <w:numId w:val="11"/>
+          <w:numId w:val="40"/>
         </w:numPr>
         <w:rPr>
           <w:rFonts w:ascii="Times New Roman" w:hAnsi="Times New Roman" w:cs="Times New Roman"/>
-          <w:sz w:val="28"/>
-          <w:szCs w:val="28"/>
-          <w:lang w:val="en-US"/>
-        </w:rPr>
-      </w:pPr>
-      <w:r>
-        <w:rPr>
-          <w:rFonts w:ascii="Times New Roman" w:hAnsi="Times New Roman" w:cs="Times New Roman"/>
           <w:b/>
           <w:bCs/>
           <w:sz w:val="28"/>
           <w:szCs w:val="28"/>
-        </w:rPr>
-        <w:t>Khối Xử lý trung tâm (ESP32-CAM Module):</w:t>
-      </w:r>
-      <w:r>
-        <w:rPr>
-          <w:rFonts w:ascii="Times New Roman" w:hAnsi="Times New Roman" w:cs="Times New Roman"/>
-          <w:sz w:val="28"/>
-          <w:szCs w:val="28"/>
-        </w:rPr>
-        <w:t xml:space="preserve"> Là khối cốt lõi của hệ thống.</w:t>
-      </w:r>
-      <w:r>
-        <w:rPr>
-          <w:rFonts w:ascii="Times New Roman" w:hAnsi="Times New Roman" w:cs="Times New Roman"/>
-          <w:sz w:val="28"/>
-          <w:szCs w:val="28"/>
-          <w:lang w:val="en-US"/>
-        </w:rPr>
-        <w:t>(</w:t>
-      </w:r>
-      <w:proofErr w:type="spellStart"/>
-      <w:r>
-        <w:rPr>
-          <w:rFonts w:ascii="Times New Roman" w:hAnsi="Times New Roman" w:cs="Times New Roman"/>
-          <w:sz w:val="28"/>
-          <w:szCs w:val="28"/>
-          <w:lang w:val="en-US"/>
-        </w:rPr>
-        <w:t>không</w:t>
-      </w:r>
-      <w:proofErr w:type="spellEnd"/>
-      <w:r>
-        <w:rPr>
-          <w:rFonts w:ascii="Times New Roman" w:hAnsi="Times New Roman" w:cs="Times New Roman"/>
-          <w:sz w:val="28"/>
-          <w:szCs w:val="28"/>
-        </w:rPr>
-        <w:t xml:space="preserve"> còn esp32-cam nhé)</w:t>
+          <w:lang w:val="en-US"/>
+        </w:rPr>
+      </w:pPr>
+      <w:r>
+        <w:rPr>
+          <w:rFonts w:ascii="Times New Roman" w:hAnsi="Times New Roman" w:cs="Times New Roman"/>
+          <w:b/>
+          <w:bCs/>
+          <w:sz w:val="28"/>
+          <w:szCs w:val="28"/>
+        </w:rPr>
+        <w:t>Khối Truyền tin trung gian (Middleware - HiveMQ Cloud):</w:t>
+      </w:r>
+    </w:p>
+    <w:p>
+      <w:pPr>
+        <w:pStyle w:val="ListParagraph"/>
+        <w:rPr>
+          <w:rFonts w:ascii="Times New Roman" w:hAnsi="Times New Roman" w:cs="Times New Roman"/>
+          <w:sz w:val="28"/>
+          <w:szCs w:val="28"/>
+          <w:lang w:val="en-US"/>
+        </w:rPr>
+      </w:pPr>
+      <w:r>
+        <w:rPr>
+          <w:rFonts w:ascii="Times New Roman" w:hAnsi="Times New Roman" w:cs="Times New Roman"/>
+          <w:sz w:val="28"/>
+          <w:szCs w:val="28"/>
+        </w:rPr>
+        <w:t>Đóng vai trò là cầu nối liên lạc giữa khối xử lý AI và thiết bị phần cứng thông qua giao thức MQTT. Cloud Broker (HiveMQ) đảm bảo các thông điệp điều khiển được chuyển phát nhanh chóng, bảo mật và ổn định từ máy tính đến vi điều khiển mà không cần kết nối dây trực tiếp.</w:t>
       </w:r>
     </w:p>
     <w:p>
@@ -29747,509 +30333,45 @@
         <w:pStyle w:val="ListParagraph"/>
         <w:numPr>
           <w:ilvl w:val="0"/>
-          <w:numId w:val="9"/>
+          <w:numId w:val="40"/>
         </w:numPr>
         <w:rPr>
           <w:rFonts w:ascii="Times New Roman" w:hAnsi="Times New Roman" w:cs="Times New Roman"/>
-          <w:sz w:val="28"/>
-          <w:szCs w:val="28"/>
-          <w:lang w:val="en-US"/>
-        </w:rPr>
-      </w:pPr>
-      <w:r>
-        <w:rPr>
-          <w:rFonts w:ascii="Times New Roman" w:hAnsi="Times New Roman" w:cs="Times New Roman"/>
           <w:b/>
           <w:bCs/>
           <w:sz w:val="28"/>
           <w:szCs w:val="28"/>
           <w:lang w:val="en-US"/>
         </w:rPr>
-        <w:t>Input</w:t>
-      </w:r>
-      <w:r>
-        <w:rPr>
-          <w:rFonts w:ascii="Times New Roman" w:hAnsi="Times New Roman" w:cs="Times New Roman"/>
-          <w:sz w:val="28"/>
-          <w:szCs w:val="28"/>
-          <w:lang w:val="en-US"/>
-        </w:rPr>
-        <w:t xml:space="preserve">: Module Camera </w:t>
-      </w:r>
-      <w:proofErr w:type="spellStart"/>
-      <w:r>
-        <w:rPr>
-          <w:rFonts w:ascii="Times New Roman" w:hAnsi="Times New Roman" w:cs="Times New Roman"/>
-          <w:sz w:val="28"/>
-          <w:szCs w:val="28"/>
-          <w:lang w:val="en-US"/>
-        </w:rPr>
-        <w:t>thu</w:t>
-      </w:r>
-      <w:proofErr w:type="spellEnd"/>
-      <w:r>
-        <w:rPr>
-          <w:rFonts w:ascii="Times New Roman" w:hAnsi="Times New Roman" w:cs="Times New Roman"/>
-          <w:sz w:val="28"/>
-          <w:szCs w:val="28"/>
-          <w:lang w:val="en-US"/>
-        </w:rPr>
-        <w:t xml:space="preserve"> </w:t>
-      </w:r>
-      <w:proofErr w:type="spellStart"/>
-      <w:r>
-        <w:rPr>
-          <w:rFonts w:ascii="Times New Roman" w:hAnsi="Times New Roman" w:cs="Times New Roman"/>
-          <w:sz w:val="28"/>
-          <w:szCs w:val="28"/>
-          <w:lang w:val="en-US"/>
-        </w:rPr>
-        <w:t>thập</w:t>
-      </w:r>
-      <w:proofErr w:type="spellEnd"/>
-      <w:r>
-        <w:rPr>
-          <w:rFonts w:ascii="Times New Roman" w:hAnsi="Times New Roman" w:cs="Times New Roman"/>
-          <w:sz w:val="28"/>
-          <w:szCs w:val="28"/>
-          <w:lang w:val="en-US"/>
-        </w:rPr>
-        <w:t xml:space="preserve"> </w:t>
-      </w:r>
-      <w:proofErr w:type="spellStart"/>
-      <w:r>
-        <w:rPr>
-          <w:rFonts w:ascii="Times New Roman" w:hAnsi="Times New Roman" w:cs="Times New Roman"/>
-          <w:sz w:val="28"/>
-          <w:szCs w:val="28"/>
-          <w:lang w:val="en-US"/>
-        </w:rPr>
-        <w:t>dữ</w:t>
-      </w:r>
-      <w:proofErr w:type="spellEnd"/>
-      <w:r>
-        <w:rPr>
-          <w:rFonts w:ascii="Times New Roman" w:hAnsi="Times New Roman" w:cs="Times New Roman"/>
-          <w:sz w:val="28"/>
-          <w:szCs w:val="28"/>
-          <w:lang w:val="en-US"/>
-        </w:rPr>
-        <w:t xml:space="preserve"> </w:t>
-      </w:r>
-      <w:proofErr w:type="spellStart"/>
-      <w:r>
-        <w:rPr>
-          <w:rFonts w:ascii="Times New Roman" w:hAnsi="Times New Roman" w:cs="Times New Roman"/>
-          <w:sz w:val="28"/>
-          <w:szCs w:val="28"/>
-          <w:lang w:val="en-US"/>
-        </w:rPr>
-        <w:t>liệu</w:t>
-      </w:r>
-      <w:proofErr w:type="spellEnd"/>
-      <w:r>
-        <w:rPr>
-          <w:rFonts w:ascii="Times New Roman" w:hAnsi="Times New Roman" w:cs="Times New Roman"/>
-          <w:sz w:val="28"/>
-          <w:szCs w:val="28"/>
-          <w:lang w:val="en-US"/>
-        </w:rPr>
-        <w:t xml:space="preserve"> </w:t>
-      </w:r>
-      <w:proofErr w:type="spellStart"/>
-      <w:r>
-        <w:rPr>
-          <w:rFonts w:ascii="Times New Roman" w:hAnsi="Times New Roman" w:cs="Times New Roman"/>
-          <w:sz w:val="28"/>
-          <w:szCs w:val="28"/>
-          <w:lang w:val="en-US"/>
-        </w:rPr>
-        <w:t>hình</w:t>
-      </w:r>
-      <w:proofErr w:type="spellEnd"/>
-      <w:r>
-        <w:rPr>
-          <w:rFonts w:ascii="Times New Roman" w:hAnsi="Times New Roman" w:cs="Times New Roman"/>
-          <w:sz w:val="28"/>
-          <w:szCs w:val="28"/>
-          <w:lang w:val="en-US"/>
-        </w:rPr>
-        <w:t xml:space="preserve"> </w:t>
-      </w:r>
-      <w:proofErr w:type="spellStart"/>
-      <w:r>
-        <w:rPr>
-          <w:rFonts w:ascii="Times New Roman" w:hAnsi="Times New Roman" w:cs="Times New Roman"/>
-          <w:sz w:val="28"/>
-          <w:szCs w:val="28"/>
-          <w:lang w:val="en-US"/>
-        </w:rPr>
-        <w:t>ảnh</w:t>
-      </w:r>
-      <w:proofErr w:type="spellEnd"/>
-      <w:r>
-        <w:rPr>
-          <w:rFonts w:ascii="Times New Roman" w:hAnsi="Times New Roman" w:cs="Times New Roman"/>
-          <w:sz w:val="28"/>
-          <w:szCs w:val="28"/>
-          <w:lang w:val="en-US"/>
-        </w:rPr>
-        <w:t xml:space="preserve"> </w:t>
-      </w:r>
-      <w:proofErr w:type="spellStart"/>
-      <w:r>
-        <w:rPr>
-          <w:rFonts w:ascii="Times New Roman" w:hAnsi="Times New Roman" w:cs="Times New Roman"/>
-          <w:sz w:val="28"/>
-          <w:szCs w:val="28"/>
-          <w:lang w:val="en-US"/>
-        </w:rPr>
-        <w:t>thô</w:t>
-      </w:r>
-      <w:proofErr w:type="spellEnd"/>
-      <w:r>
-        <w:rPr>
-          <w:rFonts w:ascii="Times New Roman" w:hAnsi="Times New Roman" w:cs="Times New Roman"/>
-          <w:sz w:val="28"/>
-          <w:szCs w:val="28"/>
-          <w:lang w:val="en-US"/>
-        </w:rPr>
-        <w:t>.</w:t>
+      </w:pPr>
+      <w:r>
+        <w:rPr>
+          <w:rFonts w:ascii="Times New Roman" w:hAnsi="Times New Roman" w:cs="Times New Roman"/>
+          <w:b/>
+          <w:bCs/>
+          <w:sz w:val="28"/>
+          <w:szCs w:val="28"/>
+        </w:rPr>
+        <w:t>Khối Thực thi và Thiết bị ngoại vi (Hardware Layer - ESP32 &amp; Actuators):</w:t>
       </w:r>
     </w:p>
     <w:p>
       <w:pPr>
         <w:pStyle w:val="ListParagraph"/>
-        <w:numPr>
-          <w:ilvl w:val="0"/>
-          <w:numId w:val="9"/>
-        </w:numPr>
-        <w:rPr>
-          <w:rFonts w:ascii="Times New Roman" w:hAnsi="Times New Roman" w:cs="Times New Roman"/>
-          <w:sz w:val="28"/>
-          <w:szCs w:val="28"/>
-          <w:lang w:val="en-US"/>
-        </w:rPr>
-      </w:pPr>
-      <w:r>
-        <w:rPr>
-          <w:rFonts w:ascii="Times New Roman" w:hAnsi="Times New Roman" w:cs="Times New Roman"/>
-          <w:b/>
-          <w:bCs/>
-          <w:sz w:val="28"/>
-          <w:szCs w:val="28"/>
-        </w:rPr>
-        <w:t>Processing:</w:t>
-      </w:r>
-      <w:r>
-        <w:rPr>
-          <w:rFonts w:ascii="Times New Roman" w:hAnsi="Times New Roman" w:cs="Times New Roman"/>
-          <w:sz w:val="28"/>
-          <w:szCs w:val="28"/>
-        </w:rPr>
-        <w:t xml:space="preserve"> Dữ liệu hình ảnh được đưa qua thuật toán nhận dạng cử chỉ (MediaPipe). Tại đây, logic điều khiển sẽ chuyển đổi các cử chỉ đã nhận diện được thành các lệnh điều khiển cụ thể.</w:t>
-      </w:r>
-    </w:p>
-    <w:p>
-      <w:pPr>
-        <w:pStyle w:val="ListParagraph"/>
-        <w:numPr>
-          <w:ilvl w:val="0"/>
-          <w:numId w:val="9"/>
-        </w:numPr>
-        <w:rPr>
-          <w:rFonts w:ascii="Times New Roman" w:hAnsi="Times New Roman" w:cs="Times New Roman"/>
-          <w:sz w:val="28"/>
-          <w:szCs w:val="28"/>
-          <w:lang w:val="en-US"/>
-        </w:rPr>
-      </w:pPr>
-      <w:r>
-        <w:rPr>
-          <w:rFonts w:ascii="Times New Roman" w:hAnsi="Times New Roman" w:cs="Times New Roman"/>
-          <w:b/>
-          <w:bCs/>
-          <w:sz w:val="28"/>
-          <w:szCs w:val="28"/>
-          <w:lang w:val="en-US"/>
-        </w:rPr>
-        <w:t>Output</w:t>
-      </w:r>
-      <w:r>
-        <w:rPr>
-          <w:rFonts w:ascii="Times New Roman" w:hAnsi="Times New Roman" w:cs="Times New Roman"/>
-          <w:sz w:val="28"/>
-          <w:szCs w:val="28"/>
-          <w:lang w:val="en-US"/>
-        </w:rPr>
-        <w:t xml:space="preserve">: Giao </w:t>
-      </w:r>
-      <w:proofErr w:type="spellStart"/>
-      <w:r>
-        <w:rPr>
-          <w:rFonts w:ascii="Times New Roman" w:hAnsi="Times New Roman" w:cs="Times New Roman"/>
-          <w:sz w:val="28"/>
-          <w:szCs w:val="28"/>
-          <w:lang w:val="en-US"/>
-        </w:rPr>
-        <w:t>tiếp</w:t>
-      </w:r>
-      <w:proofErr w:type="spellEnd"/>
-      <w:r>
-        <w:rPr>
-          <w:rFonts w:ascii="Times New Roman" w:hAnsi="Times New Roman" w:cs="Times New Roman"/>
-          <w:sz w:val="28"/>
-          <w:szCs w:val="28"/>
-          <w:lang w:val="en-US"/>
-        </w:rPr>
-        <w:t xml:space="preserve"> </w:t>
-      </w:r>
-      <w:proofErr w:type="spellStart"/>
-      <w:r>
-        <w:rPr>
-          <w:rFonts w:ascii="Times New Roman" w:hAnsi="Times New Roman" w:cs="Times New Roman"/>
-          <w:sz w:val="28"/>
-          <w:szCs w:val="28"/>
-          <w:lang w:val="en-US"/>
-        </w:rPr>
-        <w:t>mạng</w:t>
-      </w:r>
-      <w:proofErr w:type="spellEnd"/>
-      <w:r>
-        <w:rPr>
-          <w:rFonts w:ascii="Times New Roman" w:hAnsi="Times New Roman" w:cs="Times New Roman"/>
-          <w:sz w:val="28"/>
-          <w:szCs w:val="28"/>
-          <w:lang w:val="en-US"/>
-        </w:rPr>
-        <w:t xml:space="preserve"> </w:t>
-      </w:r>
-      <w:proofErr w:type="spellStart"/>
-      <w:r>
-        <w:rPr>
-          <w:rFonts w:ascii="Times New Roman" w:hAnsi="Times New Roman" w:cs="Times New Roman"/>
-          <w:sz w:val="28"/>
-          <w:szCs w:val="28"/>
-          <w:lang w:val="en-US"/>
-        </w:rPr>
-        <w:t>gửi</w:t>
-      </w:r>
-      <w:proofErr w:type="spellEnd"/>
-      <w:r>
-        <w:rPr>
-          <w:rFonts w:ascii="Times New Roman" w:hAnsi="Times New Roman" w:cs="Times New Roman"/>
-          <w:sz w:val="28"/>
-          <w:szCs w:val="28"/>
-          <w:lang w:val="en-US"/>
-        </w:rPr>
-        <w:t xml:space="preserve"> </w:t>
-      </w:r>
-      <w:proofErr w:type="spellStart"/>
-      <w:r>
-        <w:rPr>
-          <w:rFonts w:ascii="Times New Roman" w:hAnsi="Times New Roman" w:cs="Times New Roman"/>
-          <w:sz w:val="28"/>
-          <w:szCs w:val="28"/>
-          <w:lang w:val="en-US"/>
-        </w:rPr>
-        <w:t>lệnh</w:t>
-      </w:r>
-      <w:proofErr w:type="spellEnd"/>
-      <w:r>
-        <w:rPr>
-          <w:rFonts w:ascii="Times New Roman" w:hAnsi="Times New Roman" w:cs="Times New Roman"/>
-          <w:sz w:val="28"/>
-          <w:szCs w:val="28"/>
-          <w:lang w:val="en-US"/>
-        </w:rPr>
-        <w:t xml:space="preserve"> </w:t>
-      </w:r>
-      <w:proofErr w:type="spellStart"/>
-      <w:r>
-        <w:rPr>
-          <w:rFonts w:ascii="Times New Roman" w:hAnsi="Times New Roman" w:cs="Times New Roman"/>
-          <w:sz w:val="28"/>
-          <w:szCs w:val="28"/>
-          <w:lang w:val="en-US"/>
-        </w:rPr>
-        <w:t>điều</w:t>
-      </w:r>
-      <w:proofErr w:type="spellEnd"/>
-      <w:r>
-        <w:rPr>
-          <w:rFonts w:ascii="Times New Roman" w:hAnsi="Times New Roman" w:cs="Times New Roman"/>
-          <w:sz w:val="28"/>
-          <w:szCs w:val="28"/>
-          <w:lang w:val="en-US"/>
-        </w:rPr>
-        <w:t xml:space="preserve"> </w:t>
-      </w:r>
-      <w:proofErr w:type="spellStart"/>
-      <w:r>
-        <w:rPr>
-          <w:rFonts w:ascii="Times New Roman" w:hAnsi="Times New Roman" w:cs="Times New Roman"/>
-          <w:sz w:val="28"/>
-          <w:szCs w:val="28"/>
-          <w:lang w:val="en-US"/>
-        </w:rPr>
-        <w:t>khiển</w:t>
-      </w:r>
-      <w:proofErr w:type="spellEnd"/>
-      <w:r>
-        <w:rPr>
-          <w:rFonts w:ascii="Times New Roman" w:hAnsi="Times New Roman" w:cs="Times New Roman"/>
-          <w:sz w:val="28"/>
-          <w:szCs w:val="28"/>
-          <w:lang w:val="en-US"/>
-        </w:rPr>
-        <w:t xml:space="preserve"> </w:t>
-      </w:r>
-      <w:proofErr w:type="spellStart"/>
-      <w:r>
-        <w:rPr>
-          <w:rFonts w:ascii="Times New Roman" w:hAnsi="Times New Roman" w:cs="Times New Roman"/>
-          <w:sz w:val="28"/>
-          <w:szCs w:val="28"/>
-          <w:lang w:val="en-US"/>
-        </w:rPr>
-        <w:t>tới</w:t>
-      </w:r>
-      <w:proofErr w:type="spellEnd"/>
-      <w:r>
-        <w:rPr>
-          <w:rFonts w:ascii="Times New Roman" w:hAnsi="Times New Roman" w:cs="Times New Roman"/>
-          <w:sz w:val="28"/>
-          <w:szCs w:val="28"/>
-          <w:lang w:val="en-US"/>
-        </w:rPr>
-        <w:t xml:space="preserve"> </w:t>
-      </w:r>
-      <w:proofErr w:type="spellStart"/>
-      <w:r>
-        <w:rPr>
-          <w:rFonts w:ascii="Times New Roman" w:hAnsi="Times New Roman" w:cs="Times New Roman"/>
-          <w:sz w:val="28"/>
-          <w:szCs w:val="28"/>
-          <w:lang w:val="en-US"/>
-        </w:rPr>
-        <w:t>thiết</w:t>
-      </w:r>
-      <w:proofErr w:type="spellEnd"/>
-      <w:r>
-        <w:rPr>
-          <w:rFonts w:ascii="Times New Roman" w:hAnsi="Times New Roman" w:cs="Times New Roman"/>
-          <w:sz w:val="28"/>
-          <w:szCs w:val="28"/>
-          <w:lang w:val="en-US"/>
-        </w:rPr>
-        <w:t xml:space="preserve"> </w:t>
-      </w:r>
-      <w:proofErr w:type="spellStart"/>
-      <w:r>
-        <w:rPr>
-          <w:rFonts w:ascii="Times New Roman" w:hAnsi="Times New Roman" w:cs="Times New Roman"/>
-          <w:sz w:val="28"/>
-          <w:szCs w:val="28"/>
-          <w:lang w:val="en-US"/>
-        </w:rPr>
-        <w:t>bị</w:t>
-      </w:r>
-      <w:proofErr w:type="spellEnd"/>
-      <w:r>
-        <w:rPr>
-          <w:rFonts w:ascii="Times New Roman" w:hAnsi="Times New Roman" w:cs="Times New Roman"/>
-          <w:sz w:val="28"/>
-          <w:szCs w:val="28"/>
-          <w:lang w:val="en-US"/>
-        </w:rPr>
-        <w:t xml:space="preserve"> </w:t>
-      </w:r>
-      <w:proofErr w:type="spellStart"/>
-      <w:r>
-        <w:rPr>
-          <w:rFonts w:ascii="Times New Roman" w:hAnsi="Times New Roman" w:cs="Times New Roman"/>
-          <w:sz w:val="28"/>
-          <w:szCs w:val="28"/>
-          <w:lang w:val="en-US"/>
-        </w:rPr>
-        <w:t>chấp</w:t>
-      </w:r>
-      <w:proofErr w:type="spellEnd"/>
-      <w:r>
-        <w:rPr>
-          <w:rFonts w:ascii="Times New Roman" w:hAnsi="Times New Roman" w:cs="Times New Roman"/>
-          <w:sz w:val="28"/>
-          <w:szCs w:val="28"/>
-          <w:lang w:val="en-US"/>
-        </w:rPr>
-        <w:t xml:space="preserve"> </w:t>
-      </w:r>
-      <w:proofErr w:type="spellStart"/>
-      <w:r>
-        <w:rPr>
-          <w:rFonts w:ascii="Times New Roman" w:hAnsi="Times New Roman" w:cs="Times New Roman"/>
-          <w:sz w:val="28"/>
-          <w:szCs w:val="28"/>
-          <w:lang w:val="en-US"/>
-        </w:rPr>
-        <w:t>hành</w:t>
-      </w:r>
-      <w:proofErr w:type="spellEnd"/>
-      <w:r>
-        <w:rPr>
-          <w:rFonts w:ascii="Times New Roman" w:hAnsi="Times New Roman" w:cs="Times New Roman"/>
-          <w:sz w:val="28"/>
-          <w:szCs w:val="28"/>
-          <w:lang w:val="en-US"/>
-        </w:rPr>
-        <w:t>.</w:t>
-      </w:r>
-    </w:p>
-    <w:p>
-      <w:pPr>
-        <w:ind w:left="720" w:hanging="360"/>
-        <w:rPr>
-          <w:rFonts w:ascii="Times New Roman" w:hAnsi="Times New Roman" w:cs="Times New Roman"/>
-          <w:sz w:val="28"/>
-          <w:szCs w:val="28"/>
-          <w:lang w:val="en-US"/>
-        </w:rPr>
-      </w:pPr>
-      <w:r>
-        <w:rPr>
-          <w:rFonts w:ascii="Times New Roman" w:hAnsi="Times New Roman" w:cs="Times New Roman"/>
-          <w:sz w:val="28"/>
-          <w:szCs w:val="28"/>
-          <w:lang w:val="en-US"/>
-        </w:rPr>
-        <w:t>4.</w:t>
-      </w:r>
-      <w:r>
-        <w:rPr>
-          <w:rFonts w:ascii="Times New Roman" w:hAnsi="Times New Roman" w:cs="Times New Roman"/>
-          <w:sz w:val="28"/>
-          <w:szCs w:val="28"/>
-          <w:lang w:val="en-US"/>
-        </w:rPr>
-        <w:tab/>
-      </w:r>
-      <w:r>
-        <w:rPr>
-          <w:rFonts w:ascii="Times New Roman" w:hAnsi="Times New Roman" w:cs="Times New Roman"/>
-          <w:b/>
-          <w:bCs/>
-          <w:sz w:val="28"/>
-          <w:szCs w:val="28"/>
-        </w:rPr>
-        <w:t>Khối Thiết bị ngoại vi (Actuators):</w:t>
-      </w:r>
-      <w:r>
-        <w:rPr>
-          <w:rFonts w:ascii="Times New Roman" w:hAnsi="Times New Roman" w:cs="Times New Roman"/>
-          <w:sz w:val="28"/>
-          <w:szCs w:val="28"/>
-        </w:rPr>
-        <w:t xml:space="preserve"> Bao gồm các module Relay hoặc Driver Interface để đóng/ngắt các thiết bị thực tế như Đèn, Quạt hoặc TV dựa trên tín hiệu từ ESP32.</w:t>
+        <w:rPr>
+          <w:rFonts w:ascii="Times New Roman" w:hAnsi="Times New Roman" w:cs="Times New Roman"/>
+          <w:sz w:val="28"/>
+          <w:szCs w:val="28"/>
+          <w:lang w:val="en-US"/>
+        </w:rPr>
+      </w:pPr>
+      <w:r>
+        <w:rPr>
+          <w:rFonts w:ascii="Times New Roman" w:hAnsi="Times New Roman" w:cs="Times New Roman"/>
+          <w:sz w:val="28"/>
+          <w:szCs w:val="28"/>
+        </w:rPr>
+        <w:t>Bao gồm vi điều khiển ESP32 và các thiết bị chấp hành (Relay, Đèn, Cửa Gara). ESP32 đóng vai trò là trạm thu nhận, giải mã các gói tin JSON từ MQTT và trực tiếp kích hoạt các chân GPIO để điều khiển các thiết bị ngoại vi tương ứng, đồng thời gửi phản hồi trạng thái ngược lại giao diện Web.</w:t>
       </w:r>
     </w:p>
     <w:p>
@@ -30274,7 +30396,7 @@
           <w:lang w:val="en-US"/>
         </w:rPr>
       </w:pPr>
-      <w:bookmarkStart w:id="6" w:name="_Toc222992127"/>
+      <w:bookmarkStart w:id="5" w:name="_Toc224999134"/>
       <w:r>
         <w:rPr>
           <w:rStyle w:val="Strong"/>
@@ -30308,7 +30430,7 @@
         </w:rPr>
         <w:t>Phân tích chi tiết cấu phần phần cứng</w:t>
       </w:r>
-      <w:bookmarkEnd w:id="6"/>
+      <w:bookmarkEnd w:id="5"/>
     </w:p>
     <w:p>
       <w:pPr>
@@ -30753,6 +30875,7 @@
           <w:sz w:val="32"/>
           <w:szCs w:val="32"/>
         </w:rPr>
+        <w:lastRenderedPageBreak/>
         <w:t>Mỗi kênh relay đóng vai trò như một công tắc kỹ thuật số, nhận tín hiệu từ các chân GPIO của ESP32 để đóng/ngắt các thiết bị điện thực tế.</w:t>
       </w:r>
     </w:p>
@@ -30936,6 +31059,7 @@
           <w:lang w:val="en-US"/>
         </w:rPr>
       </w:pPr>
+      <w:bookmarkStart w:id="6" w:name="_Toc224999135"/>
       <w:r>
         <w:rPr>
           <w:rStyle w:val="Strong"/>
@@ -30993,6 +31117,7 @@
         </w:rPr>
         <w:t>mềm</w:t>
       </w:r>
+      <w:bookmarkEnd w:id="6"/>
       <w:proofErr w:type="spellEnd"/>
     </w:p>
     <w:p>
@@ -31558,7 +31683,16 @@
           <w:sz w:val="28"/>
           <w:szCs w:val="28"/>
         </w:rPr>
-        <w:t>Các hiệu ứng động (animation) được tinh chỉnh trong tệp esp32.css giúp người dùng dễ dàng nhận biết trạng thái thiết bị thông qua các thay đổi về màu sắc và trạng thái hiển thị (ví dụ: hiệu ứng "phát sáng" quanh biểu tượng đèn khi thiết bị được kích hoạt)</w:t>
+        <w:t xml:space="preserve">Các hiệu ứng động (animation) được tinh chỉnh trong tệp esp32.css giúp người dùng dễ dàng nhận biết trạng thái thiết bị thông qua các </w:t>
+      </w:r>
+      <w:r>
+        <w:rPr>
+          <w:rFonts w:ascii="Times New Roman" w:hAnsi="Times New Roman" w:cs="Times New Roman"/>
+          <w:sz w:val="28"/>
+          <w:szCs w:val="28"/>
+        </w:rPr>
+        <w:lastRenderedPageBreak/>
+        <w:t>thay đổi về màu sắc và trạng thái hiển thị (ví dụ: hiệu ứng "phát sáng" quanh biểu tượng đèn khi thiết bị được kích hoạt)</w:t>
       </w:r>
     </w:p>
     <w:p>
@@ -31595,7 +31729,6 @@
           <w:sz w:val="28"/>
           <w:szCs w:val="28"/>
         </w:rPr>
-        <w:lastRenderedPageBreak/>
         <w:t>Logic truyền tin thời gian thực:</w:t>
       </w:r>
     </w:p>
@@ -31661,29 +31794,6 @@
           <w:szCs w:val="28"/>
         </w:rPr>
         <w:t xml:space="preserve"> lên Broker, từ đó ESP32 sẽ đăng ký (Subscribe) và nhận lệnh để thực hiện các thao tác đóng/ngắt Relay tương ứng. Phương thức này giúp giảm thiểu độ trễ và đảm bảo tính đồng bộ trạng thái giữa Web và thiết bị thực tế.</w:t>
-      </w:r>
-    </w:p>
-    <w:p>
-      <w:pPr>
-        <w:pStyle w:val="ListParagraph"/>
-        <w:numPr>
-          <w:ilvl w:val="0"/>
-          <w:numId w:val="19"/>
-        </w:numPr>
-        <w:rPr>
-          <w:rFonts w:ascii="Times New Roman" w:hAnsi="Times New Roman" w:cs="Times New Roman"/>
-          <w:sz w:val="28"/>
-          <w:szCs w:val="28"/>
-          <w:lang w:val="en-US"/>
-        </w:rPr>
-      </w:pPr>
-      <w:r>
-        <w:rPr>
-          <w:rFonts w:ascii="Times New Roman" w:hAnsi="Times New Roman" w:cs="Times New Roman"/>
-          <w:sz w:val="28"/>
-          <w:szCs w:val="28"/>
-        </w:rPr>
-        <w:t xml:space="preserve">Bổ sung phân tích tại sao MQTT lại được sử dụng ở đây, </w:t>
       </w:r>
     </w:p>
     <w:p>
@@ -31926,7 +32036,6 @@
           <w:szCs w:val="28"/>
           <w:lang w:val="en-US"/>
         </w:rPr>
-        <w:lastRenderedPageBreak/>
         <w:t xml:space="preserve">2.3.2. </w:t>
       </w:r>
       <w:proofErr w:type="spellStart"/>
@@ -33026,7 +33135,6 @@
           <w:sz w:val="28"/>
           <w:szCs w:val="28"/>
         </w:rPr>
-        <w:lastRenderedPageBreak/>
         <w:t>2.3.</w:t>
       </w:r>
       <w:r>
@@ -33411,6 +33519,7 @@
           <w:sz w:val="28"/>
           <w:szCs w:val="28"/>
         </w:rPr>
+        <w:lastRenderedPageBreak/>
         <w:t>Tối ưu hóa tài nguyên:</w:t>
       </w:r>
       <w:r>
@@ -33441,7 +33550,6 @@
           <w:lang w:val="en-US"/>
           <w14:ligatures w14:val="none"/>
         </w:rPr>
-        <w:lastRenderedPageBreak/>
         <w:drawing>
           <wp:inline distT="0" distB="0" distL="0" distR="0" wp14:anchorId="637C6C94" wp14:editId="05E71A67">
             <wp:extent cx="5189448" cy="2457780"/>
@@ -33780,7 +33888,6 @@
           <w:sz w:val="32"/>
           <w:szCs w:val="32"/>
         </w:rPr>
-        <w:lastRenderedPageBreak/>
         <w:t>2.3.</w:t>
       </w:r>
       <w:r>
@@ -34027,7 +34134,7 @@
           <w:lang w:val="en-US"/>
         </w:rPr>
       </w:pPr>
-      <w:bookmarkStart w:id="7" w:name="_Toc222992129"/>
+      <w:bookmarkStart w:id="7" w:name="_Toc224999136"/>
       <w:r>
         <w:rPr>
           <w:rStyle w:val="Strong"/>
@@ -34052,7 +34159,6 @@
         </w:rPr>
         <w:t xml:space="preserve">. </w:t>
       </w:r>
-      <w:bookmarkEnd w:id="7"/>
       <w:proofErr w:type="spellStart"/>
       <w:r>
         <w:rPr>
@@ -34130,6 +34236,7 @@
         </w:rPr>
         <w:t>thống</w:t>
       </w:r>
+      <w:bookmarkEnd w:id="7"/>
       <w:proofErr w:type="spellEnd"/>
     </w:p>
     <w:p>
@@ -34145,7 +34252,6 @@
           <w:lang w:val="en-US"/>
         </w:rPr>
       </w:pPr>
-      <w:bookmarkStart w:id="8" w:name="_Toc222992132"/>
     </w:p>
     <w:p>
       <w:pPr>
@@ -34160,6 +34266,7 @@
           <w:lang w:val="en-US"/>
         </w:rPr>
       </w:pPr>
+      <w:bookmarkStart w:id="8" w:name="_Toc224999137"/>
       <w:r>
         <w:rPr>
           <w:rFonts w:cs="Times New Roman"/>
@@ -34170,6 +34277,7 @@
         </w:rPr>
         <w:t>3.1 Lập trình ESP32</w:t>
       </w:r>
+      <w:bookmarkEnd w:id="8"/>
     </w:p>
     <w:p>
       <w:pPr>
@@ -34198,6 +34306,7 @@
           <w:szCs w:val="28"/>
           <w:lang w:val="en-US"/>
         </w:rPr>
+        <w:lastRenderedPageBreak/>
         <w:t>3.1.1.</w:t>
       </w:r>
       <w:r>
@@ -34251,7 +34360,6 @@
           <w:sz w:val="28"/>
           <w:szCs w:val="28"/>
         </w:rPr>
-        <w:lastRenderedPageBreak/>
         <w:t>Trong hệ thống IoT, việc thiết lập đường truyền mạng ổn định là tiền đề để thiết bị có thể đồng bộ hóa dữ liệu với Cloud. Quy trình cấu hình WiFi trên ESP32 được thực hiện thông qua thư viện WiFi.h với các bước chi tiết:</w:t>
       </w:r>
     </w:p>
@@ -34442,6 +34550,7 @@
           <w:szCs w:val="28"/>
         </w:rPr>
       </w:pPr>
+      <w:bookmarkStart w:id="9" w:name="_Toc224999138"/>
       <w:r>
         <w:rPr>
           <w:rFonts w:cs="Times New Roman"/>
@@ -34451,6 +34560,7 @@
         </w:rPr>
         <w:t>Sau khi thiết lập kết nối mạng thành công, ESP32 thực hiện kết nối tới MQTT Broker (HiveMQ) để nhận lệnh điều khiển thông qua các chủ đề (Topic) đã được đăng ký trước. Quy trình xử lý tín hiệu được thực hiện theo các bước sau:</w:t>
       </w:r>
+      <w:bookmarkEnd w:id="9"/>
     </w:p>
     <w:p>
       <w:r>
@@ -34569,6 +34679,7 @@
           <w:sz w:val="28"/>
           <w:szCs w:val="28"/>
         </w:rPr>
+        <w:lastRenderedPageBreak/>
         <w:t>Nếu xảy ra lỗi trong quá trình phân tích (ví dụ: định dạng JSON sai), hàm deserializeJson sẽ trả về lỗi và dừng xử lý để tránh gây treo thiết bị.</w:t>
       </w:r>
     </w:p>
@@ -34594,7 +34705,6 @@
           <w:sz w:val="28"/>
           <w:szCs w:val="28"/>
         </w:rPr>
-        <w:lastRenderedPageBreak/>
         <w:t>Điều khiển chấp hành (Actuation):</w:t>
       </w:r>
       <w:r>
@@ -34677,8 +34787,8 @@
           <w:rFonts w:ascii="Times New Roman" w:hAnsi="Times New Roman" w:cs="Times New Roman"/>
           <w:b/>
           <w:bCs/>
-          <w:sz w:val="28"/>
-          <w:szCs w:val="28"/>
+          <w:sz w:val="32"/>
+          <w:szCs w:val="32"/>
           <w:lang w:val="en-US"/>
         </w:rPr>
       </w:pPr>
@@ -34687,8 +34797,8 @@
           <w:rFonts w:ascii="Times New Roman" w:hAnsi="Times New Roman" w:cs="Times New Roman"/>
           <w:b/>
           <w:bCs/>
-          <w:sz w:val="28"/>
-          <w:szCs w:val="28"/>
+          <w:sz w:val="32"/>
+          <w:szCs w:val="32"/>
           <w:lang w:val="en-US"/>
         </w:rPr>
         <w:t xml:space="preserve">3.2. </w:t>
@@ -34699,8 +34809,8 @@
           <w:rFonts w:ascii="Times New Roman" w:hAnsi="Times New Roman" w:cs="Times New Roman"/>
           <w:b/>
           <w:bCs/>
-          <w:sz w:val="28"/>
-          <w:szCs w:val="28"/>
+          <w:sz w:val="32"/>
+          <w:szCs w:val="32"/>
           <w:lang w:val="en-US"/>
         </w:rPr>
         <w:t>Xây</w:t>
@@ -34711,8 +34821,8 @@
           <w:rFonts w:ascii="Times New Roman" w:hAnsi="Times New Roman" w:cs="Times New Roman"/>
           <w:b/>
           <w:bCs/>
-          <w:sz w:val="28"/>
-          <w:szCs w:val="28"/>
+          <w:sz w:val="32"/>
+          <w:szCs w:val="32"/>
           <w:lang w:val="en-US"/>
         </w:rPr>
         <w:t xml:space="preserve"> </w:t>
@@ -34723,8 +34833,8 @@
           <w:rFonts w:ascii="Times New Roman" w:hAnsi="Times New Roman" w:cs="Times New Roman"/>
           <w:b/>
           <w:bCs/>
-          <w:sz w:val="28"/>
-          <w:szCs w:val="28"/>
+          <w:sz w:val="32"/>
+          <w:szCs w:val="32"/>
           <w:lang w:val="en-US"/>
         </w:rPr>
         <w:t>dựng</w:t>
@@ -34735,8 +34845,8 @@
           <w:rFonts w:ascii="Times New Roman" w:hAnsi="Times New Roman" w:cs="Times New Roman"/>
           <w:b/>
           <w:bCs/>
-          <w:sz w:val="28"/>
-          <w:szCs w:val="28"/>
+          <w:sz w:val="32"/>
+          <w:szCs w:val="32"/>
           <w:lang w:val="en-US"/>
         </w:rPr>
         <w:t xml:space="preserve"> </w:t>
@@ -34747,8 +34857,8 @@
           <w:rFonts w:ascii="Times New Roman" w:hAnsi="Times New Roman" w:cs="Times New Roman"/>
           <w:b/>
           <w:bCs/>
-          <w:sz w:val="28"/>
-          <w:szCs w:val="28"/>
+          <w:sz w:val="32"/>
+          <w:szCs w:val="32"/>
           <w:lang w:val="en-US"/>
         </w:rPr>
         <w:t>giao</w:t>
@@ -34759,8 +34869,8 @@
           <w:rFonts w:ascii="Times New Roman" w:hAnsi="Times New Roman" w:cs="Times New Roman"/>
           <w:b/>
           <w:bCs/>
-          <w:sz w:val="28"/>
-          <w:szCs w:val="28"/>
+          <w:sz w:val="32"/>
+          <w:szCs w:val="32"/>
           <w:lang w:val="en-US"/>
         </w:rPr>
         <w:t xml:space="preserve"> </w:t>
@@ -34771,8 +34881,8 @@
           <w:rFonts w:ascii="Times New Roman" w:hAnsi="Times New Roman" w:cs="Times New Roman"/>
           <w:b/>
           <w:bCs/>
-          <w:sz w:val="28"/>
-          <w:szCs w:val="28"/>
+          <w:sz w:val="32"/>
+          <w:szCs w:val="32"/>
           <w:lang w:val="en-US"/>
         </w:rPr>
         <w:t>diện</w:t>
@@ -34783,48 +34893,12 @@
           <w:rFonts w:ascii="Times New Roman" w:hAnsi="Times New Roman" w:cs="Times New Roman"/>
           <w:b/>
           <w:bCs/>
-          <w:sz w:val="28"/>
-          <w:szCs w:val="28"/>
+          <w:sz w:val="32"/>
+          <w:szCs w:val="32"/>
           <w:lang w:val="en-US"/>
         </w:rPr>
         <w:t xml:space="preserve"> Web </w:t>
       </w:r>
-    </w:p>
-    <w:p>
-      <w:pPr>
-        <w:rPr>
-          <w:rFonts w:ascii="Times New Roman" w:hAnsi="Times New Roman" w:cs="Times New Roman"/>
-          <w:b/>
-          <w:bCs/>
-          <w:sz w:val="28"/>
-          <w:szCs w:val="28"/>
-          <w:lang w:val="en-US"/>
-        </w:rPr>
-      </w:pPr>
-    </w:p>
-    <w:p>
-      <w:pPr>
-        <w:rPr>
-          <w:rFonts w:ascii="Times New Roman" w:hAnsi="Times New Roman" w:cs="Times New Roman"/>
-          <w:b/>
-          <w:bCs/>
-          <w:sz w:val="28"/>
-          <w:szCs w:val="28"/>
-          <w:lang w:val="en-US"/>
-        </w:rPr>
-      </w:pPr>
-    </w:p>
-    <w:p>
-      <w:pPr>
-        <w:rPr>
-          <w:rFonts w:ascii="Times New Roman" w:hAnsi="Times New Roman" w:cs="Times New Roman"/>
-          <w:b/>
-          <w:bCs/>
-          <w:sz w:val="28"/>
-          <w:szCs w:val="28"/>
-          <w:lang w:val="en-US"/>
-        </w:rPr>
-      </w:pPr>
     </w:p>
     <w:p>
       <w:pPr>
@@ -34978,7 +35052,15 @@
           <w:sz w:val="28"/>
           <w:szCs w:val="28"/>
         </w:rPr>
-        <w:t>Giao thức điều khiển (Control Path): Khi người dùng tương tác, JavaScript đóng gói dữ liệu thành chuỗi JSON động (Ví dụ: {"Door": 1}). Việc sử dụng JSON giúp điều khiển nhiều thiết bị trên cùng một Topic MQTT mà không gây xung đột.</w:t>
+        <w:t xml:space="preserve">Giao thức điều khiển (Control Path): </w:t>
+      </w:r>
+      <w:r>
+        <w:rPr>
+          <w:rFonts w:ascii="Times New Roman" w:hAnsi="Times New Roman" w:cs="Times New Roman"/>
+          <w:sz w:val="28"/>
+          <w:szCs w:val="28"/>
+        </w:rPr>
+        <w:t>Khi người dùng tương tác, JavaScript đóng gói dữ liệu thành chuỗi JSON động (Ví dụ: {"Door": 1}). Việc sử dụng JSON giúp điều khiển nhiều thiết bị trên cùng một Topic MQTT mà không gây xung đột.</w:t>
       </w:r>
     </w:p>
     <w:p>
@@ -35074,7 +35156,6 @@
           <w:sz w:val="28"/>
           <w:szCs w:val="28"/>
         </w:rPr>
-        <w:lastRenderedPageBreak/>
         <w:t>Mục này mô tả cách hệ thống đảm bảo sự đồng bộ giữa trạng thái vật lý của thiết bị và giao diện người dùng trên Web, đảm bảo người dùng luôn nhận được thông tin chính xác nhất.</w:t>
       </w:r>
     </w:p>
@@ -35100,6 +35181,7 @@
           <w:sz w:val="28"/>
           <w:szCs w:val="28"/>
         </w:rPr>
+        <w:lastRenderedPageBreak/>
         <w:t>Cơ chế Lắng nghe (Subscription):</w:t>
       </w:r>
       <w:r>
@@ -35714,16 +35796,7 @@
           <w:sz w:val="28"/>
           <w:szCs w:val="28"/>
         </w:rPr>
-        <w:t xml:space="preserve">Hàm toggleCamera(isOn) trong esp32.js chịu trách nhiệm thay đổi thuộc tính src của thẻ &lt;img&gt; (streamFrame). Khi bật, nó sẽ gán đường dẫn tới /video_feed để bắt đầu tải luồng video; khi tắt, nó sẽ </w:t>
-      </w:r>
-      <w:r>
-        <w:rPr>
-          <w:rFonts w:ascii="Times New Roman" w:hAnsi="Times New Roman" w:cs="Times New Roman"/>
-          <w:sz w:val="28"/>
-          <w:szCs w:val="28"/>
-        </w:rPr>
-        <w:lastRenderedPageBreak/>
-        <w:t>ngắt nguồn truyền và hiển thị lớp phủ thông báo (camOverlay) để tối ưu hóa tài nguyên hệ thống .</w:t>
+        <w:t>Hàm toggleCamera(isOn) trong esp32.js chịu trách nhiệm thay đổi thuộc tính src của thẻ &lt;img&gt; (streamFrame). Khi bật, nó sẽ gán đường dẫn tới /video_feed để bắt đầu tải luồng video; khi tắt, nó sẽ ngắt nguồn truyền và hiển thị lớp phủ thông báo (camOverlay) để tối ưu hóa tài nguyên hệ thống .</w:t>
       </w:r>
     </w:p>
     <w:p>
@@ -35756,7 +35829,16 @@
           <w:sz w:val="28"/>
           <w:szCs w:val="28"/>
         </w:rPr>
-        <w:t xml:space="preserve"> Việc hiển thị video trực tiếp trên giao diện giúp người dùng nhìn thấy các "điểm mốc" (landmarks) màu xanh trên bàn tay. Đây là minh chứng trực quan nhất cho thấy hệ thống đang xử lý dữ liệu AI theo thời gian thực (real-time processing), giúp người dùng điều chỉnh vị trí bàn tay sao cho mô hình nhận diện đạt độ chính xác cao nhất.</w:t>
+        <w:t xml:space="preserve"> Việc hiển thị video trực tiếp trên giao diện giúp người dùng nhìn thấy các "điểm mốc" (landmarks) màu xanh trên bàn tay. </w:t>
+      </w:r>
+      <w:r>
+        <w:rPr>
+          <w:rFonts w:ascii="Times New Roman" w:hAnsi="Times New Roman" w:cs="Times New Roman"/>
+          <w:sz w:val="28"/>
+          <w:szCs w:val="28"/>
+        </w:rPr>
+        <w:lastRenderedPageBreak/>
+        <w:t>Đây là minh chứng trực quan nhất cho thấy hệ thống đang xử lý dữ liệu AI theo thời gian thực (real-time processing), giúp người dùng điều chỉnh vị trí bàn tay sao cho mô hình nhận diện đạt độ chính xác cao nhất.</w:t>
       </w:r>
       <w:r>
         <w:rPr>
@@ -35779,58 +35861,110 @@
     </w:p>
     <w:p>
       <w:pPr>
-        <w:rPr>
-          <w:rFonts w:ascii="Times New Roman" w:hAnsi="Times New Roman" w:cs="Times New Roman"/>
-          <w:sz w:val="28"/>
-          <w:szCs w:val="28"/>
-          <w:lang w:val="en-US"/>
-        </w:rPr>
-      </w:pPr>
+        <w:pStyle w:val="codeblock2"/>
+      </w:pPr>
+      <w:r>
+        <w:t>ret, buffer = cv2.imencode('.jpg', frame)</w:t>
+      </w:r>
     </w:p>
     <w:p>
       <w:pPr>
-        <w:rPr>
-          <w:rFonts w:ascii="Times New Roman" w:hAnsi="Times New Roman" w:cs="Times New Roman"/>
-          <w:b/>
-          <w:bCs/>
-          <w:sz w:val="28"/>
-          <w:szCs w:val="28"/>
-          <w:lang w:val="en-US"/>
-        </w:rPr>
-      </w:pPr>
-      <w:r>
-        <w:rPr>
-          <w:rFonts w:ascii="Times New Roman" w:hAnsi="Times New Roman" w:cs="Times New Roman"/>
-          <w:b/>
-          <w:bCs/>
-          <w:sz w:val="28"/>
-          <w:szCs w:val="28"/>
-        </w:rPr>
-        <w:t>3.3. Nhận dạng cử chỉ (Gesture-based Control)</w:t>
+        <w:pStyle w:val="codeblock2"/>
+      </w:pPr>
+      <w:r>
+        <w:t xml:space="preserve">            </w:t>
+      </w:r>
+      <w:proofErr w:type="spellStart"/>
+      <w:r>
+        <w:t>frame_bytes</w:t>
+      </w:r>
+      <w:proofErr w:type="spellEnd"/>
+      <w:r>
+        <w:t xml:space="preserve"> = </w:t>
+      </w:r>
+      <w:proofErr w:type="spellStart"/>
+      <w:r>
+        <w:t>buffer.tobytes</w:t>
+      </w:r>
+      <w:proofErr w:type="spellEnd"/>
+      <w:r>
+        <w:t>()</w:t>
       </w:r>
     </w:p>
     <w:p>
       <w:pPr>
-        <w:rPr>
-          <w:rFonts w:ascii="Times New Roman" w:hAnsi="Times New Roman" w:cs="Times New Roman"/>
-          <w:sz w:val="28"/>
-          <w:szCs w:val="28"/>
-          <w:lang w:val="en-US"/>
-        </w:rPr>
-      </w:pPr>
-      <w:r>
-        <w:rPr>
-          <w:rFonts w:ascii="Times New Roman" w:hAnsi="Times New Roman" w:cs="Times New Roman"/>
-          <w:sz w:val="28"/>
-          <w:szCs w:val="28"/>
+        <w:pStyle w:val="codeblock2"/>
+      </w:pPr>
+      <w:r>
+        <w:t>            yield (b'--frame\r\n'</w:t>
+      </w:r>
+    </w:p>
+    <w:p>
+      <w:pPr>
+        <w:pStyle w:val="codeblock2"/>
+      </w:pPr>
+      <w:r>
+        <w:t>                </w:t>
+      </w:r>
+      <w:proofErr w:type="spellStart"/>
+      <w:r>
+        <w:t>b'Content</w:t>
+      </w:r>
+      <w:proofErr w:type="spellEnd"/>
+      <w:r>
+        <w:t xml:space="preserve">-Type: image/jpeg\r\n\r\n' + </w:t>
+      </w:r>
+      <w:proofErr w:type="spellStart"/>
+      <w:r>
+        <w:t>frame_bytes</w:t>
+      </w:r>
+      <w:proofErr w:type="spellEnd"/>
+      <w:r>
+        <w:t xml:space="preserve"> + b'\r\n')</w:t>
+      </w:r>
+    </w:p>
+    <w:p>
+      <w:pPr>
+        <w:rPr>
+          <w:rFonts w:ascii="Times New Roman" w:hAnsi="Times New Roman" w:cs="Times New Roman"/>
+          <w:b/>
+          <w:bCs/>
+          <w:sz w:val="28"/>
+          <w:szCs w:val="28"/>
+          <w:lang w:val="en-US"/>
+        </w:rPr>
+      </w:pPr>
+      <w:r>
+        <w:rPr>
+          <w:rFonts w:ascii="Times New Roman" w:hAnsi="Times New Roman" w:cs="Times New Roman"/>
+          <w:b/>
+          <w:bCs/>
+          <w:sz w:val="28"/>
+          <w:szCs w:val="28"/>
+        </w:rPr>
+        <w:t>3.3. Nhận dạng cử chỉ (Gesture-based Control)</w:t>
+      </w:r>
+    </w:p>
+    <w:p>
+      <w:pPr>
+        <w:pStyle w:val="Heading2"/>
+        <w:rPr>
+          <w:b w:val="0"/>
+          <w:bCs/>
+          <w:lang w:val="en-US"/>
+        </w:rPr>
+      </w:pPr>
+      <w:r>
+        <w:rPr>
+          <w:b w:val="0"/>
+          <w:bCs/>
         </w:rPr>
         <w:t>Hệ thống sử dụng camera để thu thập dữ liệu hình ảnh, sau đó qua bộ tiền xử lý của MediaPipe để trích xuất 21 điểm mốc (landmarks) trên mỗi bàn tay. Logic điều khiển cụ thể được thiết lập như sau:</w:t>
       </w:r>
       <w:r>
         <w:rPr>
-          <w:rFonts w:ascii="Times New Roman" w:hAnsi="Times New Roman" w:cs="Times New Roman"/>
-          <w:sz w:val="28"/>
-          <w:szCs w:val="28"/>
+          <w:b w:val="0"/>
+          <w:bCs/>
         </w:rPr>
         <w:t>.</w:t>
       </w:r>
@@ -35936,6 +36070,397 @@
         </w:rPr>
         <w:t xml:space="preserve"> Hệ thống nhận diện nhãn Right. Tương tự, cử chỉ xòe/nắm tay sẽ điều khiển trạng thái bật/tắt của đèn phòng khách (Living_light).</w:t>
       </w:r>
+    </w:p>
+    <w:p>
+      <w:pPr>
+        <w:rPr>
+          <w:rFonts w:ascii="Times New Roman" w:hAnsi="Times New Roman" w:cs="Times New Roman"/>
+          <w:sz w:val="28"/>
+          <w:szCs w:val="28"/>
+          <w:lang w:val="en-US"/>
+        </w:rPr>
+      </w:pPr>
+    </w:p>
+    <w:p>
+      <w:pPr>
+        <w:pStyle w:val="codeblock2"/>
+      </w:pPr>
+      <w:r>
+        <w:t xml:space="preserve"># </w:t>
+      </w:r>
+      <w:proofErr w:type="spellStart"/>
+      <w:r>
+        <w:t>Vẽ</w:t>
+      </w:r>
+      <w:proofErr w:type="spellEnd"/>
+      <w:r>
+        <w:t xml:space="preserve"> </w:t>
+      </w:r>
+      <w:proofErr w:type="spellStart"/>
+      <w:r>
+        <w:t>xương</w:t>
+      </w:r>
+      <w:proofErr w:type="spellEnd"/>
+      <w:r>
+        <w:t xml:space="preserve"> </w:t>
+      </w:r>
+      <w:proofErr w:type="spellStart"/>
+      <w:r>
+        <w:t>bàn</w:t>
+      </w:r>
+      <w:proofErr w:type="spellEnd"/>
+      <w:r>
+        <w:t xml:space="preserve"> </w:t>
+      </w:r>
+      <w:proofErr w:type="spellStart"/>
+      <w:r>
+        <w:t>tay</w:t>
+      </w:r>
+      <w:proofErr w:type="spellEnd"/>
+      <w:r>
+        <w:t xml:space="preserve"> (Code </w:t>
+      </w:r>
+      <w:proofErr w:type="spellStart"/>
+      <w:r>
+        <w:t>cũ</w:t>
+      </w:r>
+      <w:proofErr w:type="spellEnd"/>
+      <w:r>
+        <w:t xml:space="preserve"> </w:t>
+      </w:r>
+      <w:proofErr w:type="spellStart"/>
+      <w:r>
+        <w:t>giữ</w:t>
+      </w:r>
+      <w:proofErr w:type="spellEnd"/>
+      <w:r>
+        <w:t xml:space="preserve"> </w:t>
+      </w:r>
+      <w:proofErr w:type="spellStart"/>
+      <w:r>
+        <w:t>nguyên</w:t>
+      </w:r>
+      <w:proofErr w:type="spellEnd"/>
+      <w:r>
+        <w:t>)</w:t>
+      </w:r>
+    </w:p>
+    <w:p>
+      <w:pPr>
+        <w:pStyle w:val="codeblock2"/>
+      </w:pPr>
+      <w:r>
+        <w:t xml:space="preserve">for </w:t>
+      </w:r>
+      <w:proofErr w:type="spellStart"/>
+      <w:r>
+        <w:t>lm</w:t>
+      </w:r>
+      <w:proofErr w:type="spellEnd"/>
+      <w:r>
+        <w:t xml:space="preserve"> in </w:t>
+      </w:r>
+      <w:proofErr w:type="spellStart"/>
+      <w:r>
+        <w:t>hand_landmarks</w:t>
+      </w:r>
+      <w:proofErr w:type="spellEnd"/>
+      <w:r>
+        <w:t>:</w:t>
+      </w:r>
+    </w:p>
+    <w:p>
+      <w:pPr>
+        <w:pStyle w:val="codeblock2"/>
+      </w:pPr>
+      <w:r>
+        <w:t>     cv2.circle(frame, (int(</w:t>
+      </w:r>
+      <w:proofErr w:type="spellStart"/>
+      <w:r>
+        <w:t>lm.x</w:t>
+      </w:r>
+      <w:proofErr w:type="spellEnd"/>
+      <w:r>
+        <w:t xml:space="preserve"> * w), int(</w:t>
+      </w:r>
+      <w:proofErr w:type="spellStart"/>
+      <w:r>
+        <w:t>lm.y</w:t>
+      </w:r>
+      <w:proofErr w:type="spellEnd"/>
+      <w:r>
+        <w:t xml:space="preserve"> * h)), 3, (0, 255, 0), -1)</w:t>
+      </w:r>
+    </w:p>
+    <w:p>
+      <w:pPr>
+        <w:pStyle w:val="codeblock2"/>
+      </w:pPr>
+    </w:p>
+    <w:p>
+      <w:pPr>
+        <w:pStyle w:val="codeblock2"/>
+      </w:pPr>
+      <w:r>
+        <w:t># XỬ LÝ ĐÈN</w:t>
+      </w:r>
+    </w:p>
+    <w:p>
+      <w:pPr>
+        <w:pStyle w:val="codeblock2"/>
+      </w:pPr>
+      <w:r>
+        <w:t>     </w:t>
+      </w:r>
+      <w:proofErr w:type="spellStart"/>
+      <w:r>
+        <w:t>is_open</w:t>
+      </w:r>
+      <w:proofErr w:type="spellEnd"/>
+      <w:r>
+        <w:t xml:space="preserve"> = </w:t>
+      </w:r>
+      <w:proofErr w:type="spellStart"/>
+      <w:r>
+        <w:t>is_hand_open</w:t>
+      </w:r>
+      <w:proofErr w:type="spellEnd"/>
+      <w:r>
+        <w:t>(</w:t>
+      </w:r>
+      <w:proofErr w:type="spellStart"/>
+      <w:r>
+        <w:t>hand_landmarks</w:t>
+      </w:r>
+      <w:proofErr w:type="spellEnd"/>
+      <w:r>
+        <w:t>)</w:t>
+      </w:r>
+    </w:p>
+    <w:p>
+      <w:pPr>
+        <w:pStyle w:val="codeblock2"/>
+      </w:pPr>
+      <w:r>
+        <w:t xml:space="preserve">     if </w:t>
+      </w:r>
+      <w:proofErr w:type="spellStart"/>
+      <w:r>
+        <w:t>hand_label</w:t>
+      </w:r>
+      <w:proofErr w:type="spellEnd"/>
+      <w:r>
+        <w:t xml:space="preserve"> == "Left":</w:t>
+      </w:r>
+    </w:p>
+    <w:p>
+      <w:pPr>
+        <w:pStyle w:val="codeblock2"/>
+      </w:pPr>
+      <w:r>
+        <w:t>         </w:t>
+      </w:r>
+      <w:proofErr w:type="spellStart"/>
+      <w:r>
+        <w:t>mqtt_data</w:t>
+      </w:r>
+      <w:proofErr w:type="spellEnd"/>
+      <w:r>
+        <w:t>["</w:t>
+      </w:r>
+      <w:proofErr w:type="spellStart"/>
+      <w:r>
+        <w:t>Living_light</w:t>
+      </w:r>
+      <w:proofErr w:type="spellEnd"/>
+      <w:r>
+        <w:t xml:space="preserve">"] = 1 if </w:t>
+      </w:r>
+      <w:proofErr w:type="spellStart"/>
+      <w:r>
+        <w:t>is_open</w:t>
+      </w:r>
+      <w:proofErr w:type="spellEnd"/>
+      <w:r>
+        <w:t xml:space="preserve"> else 0</w:t>
+      </w:r>
+    </w:p>
+    <w:p>
+      <w:pPr>
+        <w:pStyle w:val="codeblock2"/>
+      </w:pPr>
+      <w:r>
+        <w:t>       </w:t>
+      </w:r>
+      <w:proofErr w:type="spellStart"/>
+      <w:r>
+        <w:t>elif</w:t>
+      </w:r>
+      <w:proofErr w:type="spellEnd"/>
+      <w:r>
+        <w:t xml:space="preserve"> </w:t>
+      </w:r>
+      <w:proofErr w:type="spellStart"/>
+      <w:r>
+        <w:t>hand_label</w:t>
+      </w:r>
+      <w:proofErr w:type="spellEnd"/>
+      <w:r>
+        <w:t xml:space="preserve"> == "Right":</w:t>
+      </w:r>
+    </w:p>
+    <w:p>
+      <w:pPr>
+        <w:pStyle w:val="codeblock2"/>
+      </w:pPr>
+      <w:r>
+        <w:lastRenderedPageBreak/>
+        <w:t>         </w:t>
+      </w:r>
+      <w:proofErr w:type="spellStart"/>
+      <w:r>
+        <w:t>mqtt_data</w:t>
+      </w:r>
+      <w:proofErr w:type="spellEnd"/>
+      <w:r>
+        <w:t>["</w:t>
+      </w:r>
+      <w:proofErr w:type="spellStart"/>
+      <w:r>
+        <w:t>Kitchen_light</w:t>
+      </w:r>
+      <w:proofErr w:type="spellEnd"/>
+      <w:r>
+        <w:t xml:space="preserve">"] = 1 if </w:t>
+      </w:r>
+      <w:proofErr w:type="spellStart"/>
+      <w:r>
+        <w:t>is_open</w:t>
+      </w:r>
+      <w:proofErr w:type="spellEnd"/>
+      <w:r>
+        <w:t xml:space="preserve"> else 0</w:t>
+      </w:r>
+    </w:p>
+    <w:p>
+      <w:pPr>
+        <w:pStyle w:val="codeblock2"/>
+      </w:pPr>
+    </w:p>
+    <w:p>
+      <w:pPr>
+        <w:pStyle w:val="codeblock2"/>
+      </w:pPr>
+      <w:r>
+        <w:t xml:space="preserve"> # Thu </w:t>
+      </w:r>
+      <w:proofErr w:type="spellStart"/>
+      <w:r>
+        <w:t>thập</w:t>
+      </w:r>
+      <w:proofErr w:type="spellEnd"/>
+      <w:r>
+        <w:t xml:space="preserve"> </w:t>
+      </w:r>
+      <w:proofErr w:type="spellStart"/>
+      <w:r>
+        <w:t>tọa</w:t>
+      </w:r>
+      <w:proofErr w:type="spellEnd"/>
+      <w:r>
+        <w:t xml:space="preserve"> </w:t>
+      </w:r>
+      <w:proofErr w:type="spellStart"/>
+      <w:r>
+        <w:t>độ</w:t>
+      </w:r>
+      <w:proofErr w:type="spellEnd"/>
+      <w:r>
+        <w:t xml:space="preserve"> </w:t>
+      </w:r>
+      <w:proofErr w:type="spellStart"/>
+      <w:r>
+        <w:t>ngón</w:t>
+      </w:r>
+      <w:proofErr w:type="spellEnd"/>
+      <w:r>
+        <w:t xml:space="preserve"> </w:t>
+      </w:r>
+      <w:proofErr w:type="spellStart"/>
+      <w:r>
+        <w:t>trỏ</w:t>
+      </w:r>
+      <w:proofErr w:type="spellEnd"/>
+    </w:p>
+    <w:p>
+      <w:pPr>
+        <w:pStyle w:val="codeblock2"/>
+      </w:pPr>
+      <w:r>
+        <w:t>       </w:t>
+      </w:r>
+      <w:proofErr w:type="spellStart"/>
+      <w:r>
+        <w:t>index_tip</w:t>
+      </w:r>
+      <w:proofErr w:type="spellEnd"/>
+      <w:r>
+        <w:t xml:space="preserve"> = </w:t>
+      </w:r>
+      <w:proofErr w:type="spellStart"/>
+      <w:r>
+        <w:t>hand_landmarks</w:t>
+      </w:r>
+      <w:proofErr w:type="spellEnd"/>
+      <w:r>
+        <w:t>[8]</w:t>
+      </w:r>
+    </w:p>
+    <w:p>
+      <w:pPr>
+        <w:pStyle w:val="codeblock2"/>
+      </w:pPr>
+      <w:r>
+        <w:t>       </w:t>
+      </w:r>
+      <w:proofErr w:type="spellStart"/>
+      <w:r>
+        <w:t>index_finger_tips.append</w:t>
+      </w:r>
+      <w:proofErr w:type="spellEnd"/>
+      <w:r>
+        <w:t xml:space="preserve">({'x': </w:t>
+      </w:r>
+      <w:proofErr w:type="spellStart"/>
+      <w:r>
+        <w:t>index_tip.x</w:t>
+      </w:r>
+      <w:proofErr w:type="spellEnd"/>
+      <w:r>
+        <w:t xml:space="preserve"> * w, 'y': </w:t>
+      </w:r>
+      <w:proofErr w:type="spellStart"/>
+      <w:r>
+        <w:t>index_tip.y</w:t>
+      </w:r>
+      <w:proofErr w:type="spellEnd"/>
+      <w:r>
+        <w:t xml:space="preserve"> * h})</w:t>
+      </w:r>
+    </w:p>
+    <w:p/>
+    <w:p>
+      <w:pPr>
+        <w:pStyle w:val="ListParagraph"/>
+        <w:ind w:left="1507"/>
+        <w:rPr>
+          <w:rFonts w:ascii="Times New Roman" w:hAnsi="Times New Roman" w:cs="Times New Roman"/>
+          <w:sz w:val="28"/>
+          <w:szCs w:val="28"/>
+          <w:lang w:val="en-US"/>
+        </w:rPr>
+      </w:pPr>
     </w:p>
     <w:p>
       <w:pPr>
@@ -36791,127 +37316,492 @@
     </w:p>
     <w:p>
       <w:pPr>
-        <w:rPr>
-          <w:rFonts w:ascii="Times New Roman" w:hAnsi="Times New Roman" w:cs="Times New Roman"/>
-          <w:b/>
-          <w:bCs/>
-          <w:sz w:val="28"/>
-          <w:szCs w:val="28"/>
-          <w:lang w:val="en-US"/>
-        </w:rPr>
-      </w:pPr>
-      <w:r>
-        <w:rPr>
-          <w:rFonts w:ascii="Times New Roman" w:hAnsi="Times New Roman" w:cs="Times New Roman"/>
-          <w:b/>
-          <w:bCs/>
-          <w:sz w:val="28"/>
-          <w:szCs w:val="28"/>
-          <w:lang w:val="en-US"/>
-        </w:rPr>
-        <w:t xml:space="preserve">3.4 </w:t>
-      </w:r>
-      <w:proofErr w:type="spellStart"/>
-      <w:r>
-        <w:rPr>
-          <w:rFonts w:ascii="Times New Roman" w:hAnsi="Times New Roman" w:cs="Times New Roman"/>
-          <w:b/>
-          <w:bCs/>
-          <w:sz w:val="28"/>
-          <w:szCs w:val="28"/>
-          <w:lang w:val="en-US"/>
-        </w:rPr>
-        <w:t>Kết</w:t>
-      </w:r>
-      <w:proofErr w:type="spellEnd"/>
-      <w:r>
-        <w:rPr>
-          <w:rFonts w:ascii="Times New Roman" w:hAnsi="Times New Roman" w:cs="Times New Roman"/>
-          <w:b/>
-          <w:bCs/>
-          <w:sz w:val="28"/>
-          <w:szCs w:val="28"/>
-          <w:lang w:val="en-US"/>
-        </w:rPr>
-        <w:t xml:space="preserve"> </w:t>
-      </w:r>
-      <w:proofErr w:type="spellStart"/>
-      <w:r>
-        <w:rPr>
-          <w:rFonts w:ascii="Times New Roman" w:hAnsi="Times New Roman" w:cs="Times New Roman"/>
-          <w:b/>
-          <w:bCs/>
-          <w:sz w:val="28"/>
-          <w:szCs w:val="28"/>
-          <w:lang w:val="en-US"/>
-        </w:rPr>
-        <w:t>quả</w:t>
-      </w:r>
-      <w:proofErr w:type="spellEnd"/>
-      <w:r>
-        <w:rPr>
-          <w:rFonts w:ascii="Times New Roman" w:hAnsi="Times New Roman" w:cs="Times New Roman"/>
-          <w:b/>
-          <w:bCs/>
-          <w:sz w:val="28"/>
-          <w:szCs w:val="28"/>
-          <w:lang w:val="en-US"/>
-        </w:rPr>
-        <w:t xml:space="preserve"> </w:t>
-      </w:r>
-      <w:proofErr w:type="spellStart"/>
-      <w:r>
-        <w:rPr>
-          <w:rFonts w:ascii="Times New Roman" w:hAnsi="Times New Roman" w:cs="Times New Roman"/>
-          <w:b/>
-          <w:bCs/>
-          <w:sz w:val="28"/>
-          <w:szCs w:val="28"/>
-          <w:lang w:val="en-US"/>
-        </w:rPr>
-        <w:t>thực</w:t>
-      </w:r>
-      <w:proofErr w:type="spellEnd"/>
-      <w:r>
-        <w:rPr>
-          <w:rFonts w:ascii="Times New Roman" w:hAnsi="Times New Roman" w:cs="Times New Roman"/>
-          <w:b/>
-          <w:bCs/>
-          <w:sz w:val="28"/>
-          <w:szCs w:val="28"/>
-          <w:lang w:val="en-US"/>
-        </w:rPr>
-        <w:t xml:space="preserve"> </w:t>
-      </w:r>
-      <w:proofErr w:type="spellStart"/>
-      <w:r>
-        <w:rPr>
-          <w:rFonts w:ascii="Times New Roman" w:hAnsi="Times New Roman" w:cs="Times New Roman"/>
-          <w:b/>
-          <w:bCs/>
-          <w:sz w:val="28"/>
-          <w:szCs w:val="28"/>
-          <w:lang w:val="en-US"/>
-        </w:rPr>
-        <w:t>nghiệm</w:t>
-      </w:r>
-      <w:proofErr w:type="spellEnd"/>
+        <w:spacing w:after="0" w:line="240" w:lineRule="auto"/>
+        <w:rPr>
+          <w:rFonts w:ascii="Times New Roman" w:eastAsia="Times New Roman" w:hAnsi="Times New Roman" w:cs="Times New Roman"/>
+          <w:kern w:val="0"/>
+          <w:sz w:val="28"/>
+          <w:szCs w:val="28"/>
+          <w:lang w:val="en-US"/>
+          <w14:ligatures w14:val="none"/>
+        </w:rPr>
+      </w:pPr>
     </w:p>
     <w:p>
       <w:pPr>
-        <w:rPr>
-          <w:rFonts w:ascii="Times New Roman" w:hAnsi="Times New Roman" w:cs="Times New Roman"/>
-          <w:sz w:val="28"/>
-          <w:szCs w:val="28"/>
-          <w:lang w:val="en-US"/>
-        </w:rPr>
-      </w:pPr>
-      <w:r>
-        <w:rPr>
-          <w:rFonts w:ascii="Times New Roman" w:hAnsi="Times New Roman" w:cs="Times New Roman"/>
-          <w:sz w:val="28"/>
-          <w:szCs w:val="28"/>
-        </w:rPr>
+        <w:pStyle w:val="codeblock2"/>
+      </w:pPr>
+      <w:r>
+        <w:t xml:space="preserve">  if </w:t>
+      </w:r>
+      <w:proofErr w:type="spellStart"/>
+      <w:r>
+        <w:t>len</w:t>
+      </w:r>
+      <w:proofErr w:type="spellEnd"/>
+      <w:r>
+        <w:t>(</w:t>
+      </w:r>
+      <w:proofErr w:type="spellStart"/>
+      <w:r>
+        <w:t>index_finger_tips</w:t>
+      </w:r>
+      <w:proofErr w:type="spellEnd"/>
+      <w:r>
+        <w:t>) == 2:</w:t>
+      </w:r>
+    </w:p>
+    <w:p>
+      <w:pPr>
+        <w:pStyle w:val="codeblock2"/>
+      </w:pPr>
+      <w:r>
+        <w:t xml:space="preserve">  # </w:t>
+      </w:r>
+      <w:proofErr w:type="spellStart"/>
+      <w:r>
+        <w:t>Kiểm</w:t>
+      </w:r>
+      <w:proofErr w:type="spellEnd"/>
+      <w:r>
+        <w:t xml:space="preserve"> </w:t>
+      </w:r>
+      <w:proofErr w:type="spellStart"/>
+      <w:r>
+        <w:t>tra</w:t>
+      </w:r>
+      <w:proofErr w:type="spellEnd"/>
+      <w:r>
+        <w:t xml:space="preserve"> </w:t>
+      </w:r>
+      <w:proofErr w:type="spellStart"/>
+      <w:r>
+        <w:t>từng</w:t>
+      </w:r>
+      <w:proofErr w:type="spellEnd"/>
+      <w:r>
+        <w:t xml:space="preserve"> </w:t>
+      </w:r>
+      <w:proofErr w:type="spellStart"/>
+      <w:r>
+        <w:t>tay</w:t>
+      </w:r>
+      <w:proofErr w:type="spellEnd"/>
+      <w:r>
+        <w:t xml:space="preserve"> </w:t>
+      </w:r>
+      <w:proofErr w:type="spellStart"/>
+      <w:r>
+        <w:t>có</w:t>
+      </w:r>
+      <w:proofErr w:type="spellEnd"/>
+      <w:r>
+        <w:t xml:space="preserve"> </w:t>
+      </w:r>
+      <w:proofErr w:type="spellStart"/>
+      <w:r>
+        <w:t>đúng</w:t>
+      </w:r>
+      <w:proofErr w:type="spellEnd"/>
+      <w:r>
+        <w:t xml:space="preserve"> </w:t>
+      </w:r>
+      <w:proofErr w:type="spellStart"/>
+      <w:r>
+        <w:t>chỉ</w:t>
+      </w:r>
+      <w:proofErr w:type="spellEnd"/>
+      <w:r>
+        <w:t xml:space="preserve"> </w:t>
+      </w:r>
+      <w:proofErr w:type="spellStart"/>
+      <w:r>
+        <w:t>giơ</w:t>
+      </w:r>
+      <w:proofErr w:type="spellEnd"/>
+      <w:r>
+        <w:t xml:space="preserve"> </w:t>
+      </w:r>
+      <w:proofErr w:type="spellStart"/>
+      <w:r>
+        <w:t>ngón</w:t>
+      </w:r>
+      <w:proofErr w:type="spellEnd"/>
+      <w:r>
+        <w:t xml:space="preserve"> </w:t>
+      </w:r>
+      <w:proofErr w:type="spellStart"/>
+      <w:r>
+        <w:t>trỏ</w:t>
+      </w:r>
+      <w:proofErr w:type="spellEnd"/>
+      <w:r>
+        <w:t xml:space="preserve"> hay </w:t>
+      </w:r>
+      <w:proofErr w:type="spellStart"/>
+      <w:r>
+        <w:t>không</w:t>
+      </w:r>
+      <w:proofErr w:type="spellEnd"/>
+    </w:p>
+    <w:p>
+      <w:pPr>
+        <w:pStyle w:val="codeblock2"/>
+      </w:pPr>
+      <w:r>
+        <w:t xml:space="preserve">     if </w:t>
+      </w:r>
+      <w:proofErr w:type="spellStart"/>
+      <w:r>
+        <w:t>is_only_index_finger_open</w:t>
+      </w:r>
+      <w:proofErr w:type="spellEnd"/>
+      <w:r>
+        <w:t>(</w:t>
+      </w:r>
+      <w:proofErr w:type="spellStart"/>
+      <w:r>
+        <w:t>hand_landmarks</w:t>
+      </w:r>
+      <w:proofErr w:type="spellEnd"/>
+      <w:r>
+        <w:t>):</w:t>
+      </w:r>
+    </w:p>
+    <w:p>
+      <w:pPr>
+        <w:pStyle w:val="codeblock2"/>
+      </w:pPr>
+      <w:r>
+        <w:t>       </w:t>
+      </w:r>
+      <w:proofErr w:type="spellStart"/>
+      <w:r>
+        <w:t>index_tip</w:t>
+      </w:r>
+      <w:proofErr w:type="spellEnd"/>
+      <w:r>
+        <w:t xml:space="preserve"> = </w:t>
+      </w:r>
+      <w:proofErr w:type="spellStart"/>
+      <w:r>
+        <w:t>hand_landmarks</w:t>
+      </w:r>
+      <w:proofErr w:type="spellEnd"/>
+      <w:r>
+        <w:t>[8]</w:t>
+      </w:r>
+    </w:p>
+    <w:p>
+      <w:pPr>
+        <w:pStyle w:val="codeblock2"/>
+      </w:pPr>
+      <w:r>
+        <w:t>       </w:t>
+      </w:r>
+      <w:proofErr w:type="spellStart"/>
+      <w:r>
+        <w:t>index_finger_tips.append</w:t>
+      </w:r>
+      <w:proofErr w:type="spellEnd"/>
+      <w:r>
+        <w:t xml:space="preserve">({'x': </w:t>
+      </w:r>
+      <w:proofErr w:type="spellStart"/>
+      <w:r>
+        <w:t>index_tip.x</w:t>
+      </w:r>
+      <w:proofErr w:type="spellEnd"/>
+      <w:r>
+        <w:t xml:space="preserve"> * w, 'y': </w:t>
+      </w:r>
+      <w:proofErr w:type="spellStart"/>
+      <w:r>
+        <w:t>index_tip.y</w:t>
+      </w:r>
+      <w:proofErr w:type="spellEnd"/>
+      <w:r>
+        <w:t xml:space="preserve"> * h})</w:t>
+      </w:r>
+    </w:p>
+    <w:p>
+      <w:pPr>
+        <w:pStyle w:val="codeblock2"/>
+      </w:pPr>
+      <w:r>
+        <w:t xml:space="preserve">           p1 = </w:t>
+      </w:r>
+      <w:proofErr w:type="spellStart"/>
+      <w:r>
+        <w:t>index_finger_tips</w:t>
+      </w:r>
+      <w:proofErr w:type="spellEnd"/>
+      <w:r>
+        <w:t>[0]</w:t>
+      </w:r>
+    </w:p>
+    <w:p>
+      <w:pPr>
+        <w:pStyle w:val="codeblock2"/>
+      </w:pPr>
+      <w:r>
+        <w:t xml:space="preserve">           p2 = </w:t>
+      </w:r>
+      <w:proofErr w:type="spellStart"/>
+      <w:r>
+        <w:t>index_finger_tips</w:t>
+      </w:r>
+      <w:proofErr w:type="spellEnd"/>
+      <w:r>
+        <w:t>[1]</w:t>
+      </w:r>
+    </w:p>
+    <w:p>
+      <w:pPr>
+        <w:pStyle w:val="codeblock2"/>
+      </w:pPr>
+      <w:r>
+        <w:t>           </w:t>
+      </w:r>
+      <w:proofErr w:type="spellStart"/>
+      <w:r>
+        <w:t>dist</w:t>
+      </w:r>
+      <w:proofErr w:type="spellEnd"/>
+      <w:r>
+        <w:t xml:space="preserve"> = </w:t>
+      </w:r>
+      <w:proofErr w:type="spellStart"/>
+      <w:r>
+        <w:t>math.sqrt</w:t>
+      </w:r>
+      <w:proofErr w:type="spellEnd"/>
+      <w:r>
+        <w:t>((p1['x'] - p2['x'])**2 + (p1['y'] - p2['y'])**2)</w:t>
+      </w:r>
+    </w:p>
+    <w:p>
+      <w:pPr>
+        <w:pStyle w:val="codeblock2"/>
+      </w:pPr>
+      <w:r>
+        <w:t xml:space="preserve">                 if </w:t>
+      </w:r>
+      <w:proofErr w:type="spellStart"/>
+      <w:r>
+        <w:t>dist</w:t>
+      </w:r>
+      <w:proofErr w:type="spellEnd"/>
+      <w:r>
+        <w:t xml:space="preserve"> &lt; 100: </w:t>
+      </w:r>
+    </w:p>
+    <w:p>
+      <w:pPr>
+        <w:pStyle w:val="codeblock2"/>
+      </w:pPr>
+      <w:r>
+        <w:t>                 </w:t>
+      </w:r>
+      <w:proofErr w:type="spellStart"/>
+      <w:r>
+        <w:t>mqtt_data</w:t>
+      </w:r>
+      <w:proofErr w:type="spellEnd"/>
+      <w:r>
+        <w:t>["Door"] = 0</w:t>
+      </w:r>
+    </w:p>
+    <w:p>
+      <w:pPr>
+        <w:pStyle w:val="codeblock2"/>
+      </w:pPr>
+      <w:r>
+        <w:t>                 </w:t>
+      </w:r>
+      <w:proofErr w:type="spellStart"/>
+      <w:r>
+        <w:t>elif</w:t>
+      </w:r>
+      <w:proofErr w:type="spellEnd"/>
+      <w:r>
+        <w:t xml:space="preserve"> </w:t>
+      </w:r>
+      <w:proofErr w:type="spellStart"/>
+      <w:r>
+        <w:t>dist</w:t>
+      </w:r>
+      <w:proofErr w:type="spellEnd"/>
+      <w:r>
+        <w:t xml:space="preserve"> &gt;= 100: </w:t>
+      </w:r>
+    </w:p>
+    <w:p>
+      <w:pPr>
+        <w:pStyle w:val="codeblock2"/>
+      </w:pPr>
+      <w:r>
+        <w:t>                 </w:t>
+      </w:r>
+      <w:proofErr w:type="spellStart"/>
+      <w:r>
+        <w:t>mqtt_data</w:t>
+      </w:r>
+      <w:proofErr w:type="spellEnd"/>
+      <w:r>
+        <w:t>["Door"] = 1</w:t>
+      </w:r>
+    </w:p>
+    <w:p>
+      <w:pPr>
+        <w:spacing w:after="0" w:line="240" w:lineRule="auto"/>
+        <w:rPr>
+          <w:rFonts w:ascii="Times New Roman" w:eastAsia="Times New Roman" w:hAnsi="Times New Roman" w:cs="Times New Roman"/>
+          <w:kern w:val="0"/>
+          <w:sz w:val="28"/>
+          <w:szCs w:val="28"/>
+          <w:lang w:val="en-US"/>
+          <w14:ligatures w14:val="none"/>
+        </w:rPr>
+      </w:pPr>
+    </w:p>
+    <w:p>
+      <w:pPr>
+        <w:spacing w:after="0" w:line="240" w:lineRule="auto"/>
+        <w:rPr>
+          <w:rFonts w:ascii="Times New Roman" w:eastAsia="Times New Roman" w:hAnsi="Times New Roman" w:cs="Times New Roman"/>
+          <w:kern w:val="0"/>
+          <w:sz w:val="28"/>
+          <w:szCs w:val="28"/>
+          <w:lang w:val="en-US"/>
+          <w14:ligatures w14:val="none"/>
+        </w:rPr>
+      </w:pPr>
+    </w:p>
+    <w:p>
+      <w:pPr>
+        <w:rPr>
+          <w:rFonts w:ascii="Times New Roman" w:hAnsi="Times New Roman" w:cs="Times New Roman"/>
+          <w:b/>
+          <w:bCs/>
+          <w:sz w:val="28"/>
+          <w:szCs w:val="28"/>
+          <w:lang w:val="en-US"/>
+        </w:rPr>
+      </w:pPr>
+      <w:r>
+        <w:rPr>
+          <w:rFonts w:ascii="Times New Roman" w:hAnsi="Times New Roman" w:cs="Times New Roman"/>
+          <w:b/>
+          <w:bCs/>
+          <w:sz w:val="28"/>
+          <w:szCs w:val="28"/>
+          <w:lang w:val="en-US"/>
+        </w:rPr>
+        <w:t xml:space="preserve">3.4 </w:t>
+      </w:r>
+      <w:proofErr w:type="spellStart"/>
+      <w:r>
+        <w:rPr>
+          <w:rFonts w:ascii="Times New Roman" w:hAnsi="Times New Roman" w:cs="Times New Roman"/>
+          <w:b/>
+          <w:bCs/>
+          <w:sz w:val="28"/>
+          <w:szCs w:val="28"/>
+          <w:lang w:val="en-US"/>
+        </w:rPr>
+        <w:t>Kết</w:t>
+      </w:r>
+      <w:proofErr w:type="spellEnd"/>
+      <w:r>
+        <w:rPr>
+          <w:rFonts w:ascii="Times New Roman" w:hAnsi="Times New Roman" w:cs="Times New Roman"/>
+          <w:b/>
+          <w:bCs/>
+          <w:sz w:val="28"/>
+          <w:szCs w:val="28"/>
+          <w:lang w:val="en-US"/>
+        </w:rPr>
+        <w:t xml:space="preserve"> </w:t>
+      </w:r>
+      <w:proofErr w:type="spellStart"/>
+      <w:r>
+        <w:rPr>
+          <w:rFonts w:ascii="Times New Roman" w:hAnsi="Times New Roman" w:cs="Times New Roman"/>
+          <w:b/>
+          <w:bCs/>
+          <w:sz w:val="28"/>
+          <w:szCs w:val="28"/>
+          <w:lang w:val="en-US"/>
+        </w:rPr>
+        <w:t>quả</w:t>
+      </w:r>
+      <w:proofErr w:type="spellEnd"/>
+      <w:r>
+        <w:rPr>
+          <w:rFonts w:ascii="Times New Roman" w:hAnsi="Times New Roman" w:cs="Times New Roman"/>
+          <w:b/>
+          <w:bCs/>
+          <w:sz w:val="28"/>
+          <w:szCs w:val="28"/>
+          <w:lang w:val="en-US"/>
+        </w:rPr>
+        <w:t xml:space="preserve"> </w:t>
+      </w:r>
+      <w:proofErr w:type="spellStart"/>
+      <w:r>
+        <w:rPr>
+          <w:rFonts w:ascii="Times New Roman" w:hAnsi="Times New Roman" w:cs="Times New Roman"/>
+          <w:b/>
+          <w:bCs/>
+          <w:sz w:val="28"/>
+          <w:szCs w:val="28"/>
+          <w:lang w:val="en-US"/>
+        </w:rPr>
+        <w:t>thực</w:t>
+      </w:r>
+      <w:proofErr w:type="spellEnd"/>
+      <w:r>
+        <w:rPr>
+          <w:rFonts w:ascii="Times New Roman" w:hAnsi="Times New Roman" w:cs="Times New Roman"/>
+          <w:b/>
+          <w:bCs/>
+          <w:sz w:val="28"/>
+          <w:szCs w:val="28"/>
+          <w:lang w:val="en-US"/>
+        </w:rPr>
+        <w:t xml:space="preserve"> </w:t>
+      </w:r>
+      <w:proofErr w:type="spellStart"/>
+      <w:r>
+        <w:rPr>
+          <w:rFonts w:ascii="Times New Roman" w:hAnsi="Times New Roman" w:cs="Times New Roman"/>
+          <w:b/>
+          <w:bCs/>
+          <w:sz w:val="28"/>
+          <w:szCs w:val="28"/>
+          <w:lang w:val="en-US"/>
+        </w:rPr>
+        <w:t>nghiệm</w:t>
+      </w:r>
+      <w:proofErr w:type="spellEnd"/>
+    </w:p>
+    <w:p>
+      <w:pPr>
+        <w:rPr>
+          <w:rFonts w:ascii="Times New Roman" w:hAnsi="Times New Roman" w:cs="Times New Roman"/>
+          <w:sz w:val="28"/>
+          <w:szCs w:val="28"/>
+          <w:lang w:val="en-US"/>
+        </w:rPr>
+      </w:pPr>
+      <w:r>
+        <w:rPr>
+          <w:rFonts w:ascii="Times New Roman" w:hAnsi="Times New Roman" w:cs="Times New Roman"/>
+          <w:sz w:val="28"/>
+          <w:szCs w:val="28"/>
+        </w:rPr>
+        <w:lastRenderedPageBreak/>
         <w:t>Quá trình thực nghiệm được tiến hành trong điều kiện ánh sáng phòng tiêu chuẩn, kết quả thu được như sau:</w:t>
       </w:r>
     </w:p>
@@ -36937,7 +37827,6 @@
           <w:sz w:val="28"/>
           <w:szCs w:val="28"/>
         </w:rPr>
-        <w:lastRenderedPageBreak/>
         <w:t>Khả năng nhận diện:</w:t>
       </w:r>
       <w:r>
@@ -38204,7 +39093,30 @@
           <w:szCs w:val="28"/>
           <w:lang w:val="en-US"/>
         </w:rPr>
-        <w:t xml:space="preserve">4.1. </w:t>
+        <w:lastRenderedPageBreak/>
+        <w:t>4.</w:t>
+      </w:r>
+      <w:r>
+        <w:rPr>
+          <w:rFonts w:ascii="Times New Roman" w:hAnsi="Times New Roman" w:cs="Times New Roman"/>
+          <w:b/>
+          <w:bCs/>
+          <w:sz w:val="28"/>
+          <w:szCs w:val="28"/>
+          <w:lang w:val="en-US"/>
+        </w:rPr>
+        <w:t>2</w:t>
+      </w:r>
+      <w:r>
+        <w:rPr>
+          <w:rFonts w:ascii="Times New Roman" w:hAnsi="Times New Roman" w:cs="Times New Roman"/>
+          <w:b/>
+          <w:bCs/>
+          <w:sz w:val="28"/>
+          <w:szCs w:val="28"/>
+          <w:lang w:val="en-US"/>
+        </w:rPr>
+        <w:t xml:space="preserve">. </w:t>
       </w:r>
       <w:proofErr w:type="spellStart"/>
       <w:r>
@@ -38285,7 +39197,6 @@
           <w:szCs w:val="28"/>
           <w:lang w:val="en-US"/>
         </w:rPr>
-        <w:lastRenderedPageBreak/>
         <w:t>Dựa</w:t>
       </w:r>
       <w:proofErr w:type="spellEnd"/>
@@ -39239,7 +40150,6 @@
         </w:rPr>
       </w:pPr>
     </w:p>
-    <w:bookmarkEnd w:id="8"/>
     <w:p>
       <w:pPr>
         <w:jc w:val="both"/>
@@ -39254,6 +40164,7 @@
       </w:pPr>
     </w:p>
     <w:sectPr>
+      <w:footerReference w:type="default" r:id="rId12"/>
       <w:pgSz w:w="12240" w:h="15840"/>
       <w:pgMar w:top="1440" w:right="1440" w:bottom="1440" w:left="1440" w:header="720" w:footer="720" w:gutter="0"/>
       <w:cols w:space="720"/>
@@ -39288,6 +40199,20 @@
 </w:endnotes>
 </file>
 
+<file path=word/footer1.xml><?xml version="1.0" encoding="utf-8"?>
+<w:ftr xmlns:wpc="http://schemas.microsoft.com/office/word/2010/wordprocessingCanvas" xmlns:cx="http://schemas.microsoft.com/office/drawing/2014/chartex" xmlns:cx1="http://schemas.microsoft.com/office/drawing/2015/9/8/chartex" xmlns:cx2="http://schemas.microsoft.com/office/drawing/2015/10/21/chartex" xmlns:cx3="http://schemas.microsoft.com/office/drawing/2016/5/9/chartex" xmlns:cx4="http://schemas.microsoft.com/office/drawing/2016/5/10/chartex" xmlns:cx5="http://schemas.microsoft.com/office/drawing/2016/5/11/chartex" xmlns:cx6="http://schemas.microsoft.com/office/drawing/2016/5/12/chartex" xmlns:cx7="http://schemas.microsoft.com/office/drawing/2016/5/13/chartex" xmlns:cx8="http://schemas.microsoft.com/office/drawing/2016/5/14/chartex" xmlns:mc="http://schemas.openxmlformats.org/markup-compatibility/2006" xmlns:aink="http://schemas.microsoft.com/office/drawing/2016/ink" xmlns:am3d="http://schemas.microsoft.com/office/drawing/2017/model3d" xmlns:o="urn:schemas-microsoft-com:office:office" xmlns:oel="http://schemas.microsoft.com/office/2019/extlst" xmlns:r="http://schemas.openxmlformats.org/officeDocument/2006/relationships" xmlns:m="http://schemas.openxmlformats.org/officeDocument/2006/math" xmlns:v="urn:schemas-microsoft-com:vml" xmlns:wp14="http://schemas.microsoft.com/office/word/2010/wordprocessingDrawing" xmlns:wp="http://schemas.openxmlformats.org/drawingml/2006/wordprocessingDrawing" xmlns:w10="urn:schemas-microsoft-com:office:word" xmlns:w="http://schemas.openxmlformats.org/wordprocessingml/2006/main" xmlns:w14="http://schemas.microsoft.com/office/word/2010/wordml" xmlns:w15="http://schemas.microsoft.com/office/word/2012/wordml" xmlns:w16cex="http://schemas.microsoft.com/office/word/2018/wordml/cex" xmlns:w16cid="http://schemas.microsoft.com/office/word/2016/wordml/cid" xmlns:w16="http://schemas.microsoft.com/office/word/2018/wordml" xmlns:w16du="http://schemas.microsoft.com/office/word/2023/wordml/word16du" xmlns:w16sdtdh="http://schemas.microsoft.com/office/word/2020/wordml/sdtdatahash" xmlns:w16sdtfl="http://schemas.microsoft.com/office/word/2024/wordml/sdtformatlock" xmlns:w16se="http://schemas.microsoft.com/office/word/2015/wordml/symex" xmlns:wpg="http://schemas.microsoft.com/office/word/2010/wordprocessingGroup" xmlns:wpi="http://schemas.microsoft.com/office/word/2010/wordprocessingInk" xmlns:wne="http://schemas.microsoft.com/office/word/2006/wordml" xmlns:wps="http://schemas.microsoft.com/office/word/2010/wordprocessingShape" mc:Ignorable="w14 w15 w16se w16cid w16 w16cex w16sdtdh w16sdtfl w16du wp14">
+  <w:p>
+    <w:pPr>
+      <w:pStyle w:val="Footer"/>
+      <w:jc w:val="center"/>
+      <w:rPr>
+        <w:lang w:val="en-US"/>
+      </w:rPr>
+    </w:pPr>
+  </w:p>
+</w:ftr>
+</file>
+
 <file path=word/footnotes.xml><?xml version="1.0" encoding="utf-8"?>
 <w:footnotes xmlns:wpc="http://schemas.microsoft.com/office/word/2010/wordprocessingCanvas" xmlns:cx="http://schemas.microsoft.com/office/drawing/2014/chartex" xmlns:cx1="http://schemas.microsoft.com/office/drawing/2015/9/8/chartex" xmlns:cx2="http://schemas.microsoft.com/office/drawing/2015/10/21/chartex" xmlns:cx3="http://schemas.microsoft.com/office/drawing/2016/5/9/chartex" xmlns:cx4="http://schemas.microsoft.com/office/drawing/2016/5/10/chartex" xmlns:cx5="http://schemas.microsoft.com/office/drawing/2016/5/11/chartex" xmlns:cx6="http://schemas.microsoft.com/office/drawing/2016/5/12/chartex" xmlns:cx7="http://schemas.microsoft.com/office/drawing/2016/5/13/chartex" xmlns:cx8="http://schemas.microsoft.com/office/drawing/2016/5/14/chartex" xmlns:mc="http://schemas.openxmlformats.org/markup-compatibility/2006" xmlns:aink="http://schemas.microsoft.com/office/drawing/2016/ink" xmlns:am3d="http://schemas.microsoft.com/office/drawing/2017/model3d" xmlns:o="urn:schemas-microsoft-com:office:office" xmlns:oel="http://schemas.microsoft.com/office/2019/extlst" xmlns:r="http://schemas.openxmlformats.org/officeDocument/2006/relationships" xmlns:m="http://schemas.openxmlformats.org/officeDocument/2006/math" xmlns:v="urn:schemas-microsoft-com:vml" xmlns:wp14="http://schemas.microsoft.com/office/word/2010/wordprocessingDrawing" xmlns:wp="http://schemas.openxmlformats.org/drawingml/2006/wordprocessingDrawing" xmlns:w10="urn:schemas-microsoft-com:office:word" xmlns:w="http://schemas.openxmlformats.org/wordprocessingml/2006/main" xmlns:w14="http://schemas.microsoft.com/office/word/2010/wordml" xmlns:w15="http://schemas.microsoft.com/office/word/2012/wordml" xmlns:w16cex="http://schemas.microsoft.com/office/word/2018/wordml/cex" xmlns:w16cid="http://schemas.microsoft.com/office/word/2016/wordml/cid" xmlns:w16="http://schemas.microsoft.com/office/word/2018/wordml" xmlns:w16du="http://schemas.microsoft.com/office/word/2023/wordml/word16du" xmlns:w16sdtdh="http://schemas.microsoft.com/office/word/2020/wordml/sdtdatahash" xmlns:w16sdtfl="http://schemas.microsoft.com/office/word/2024/wordml/sdtformatlock" xmlns:w16se="http://schemas.microsoft.com/office/word/2015/wordml/symex" xmlns:wpg="http://schemas.microsoft.com/office/word/2010/wordprocessingGroup" xmlns:wpi="http://schemas.microsoft.com/office/word/2010/wordprocessingInk" xmlns:wne="http://schemas.microsoft.com/office/word/2006/wordml" xmlns:wps="http://schemas.microsoft.com/office/word/2010/wordprocessingShape" mc:Ignorable="w14 w15 w16se w16cid w16 w16cex w16sdtdh w16sdtfl w16du wp14">
   <w:footnote w:type="separator" w:id="-1">
@@ -39316,6 +40241,92 @@
 <file path=word/numbering.xml><?xml version="1.0" encoding="utf-8"?>
 <w:numbering xmlns:wpc="http://schemas.microsoft.com/office/word/2010/wordprocessingCanvas" xmlns:cx="http://schemas.microsoft.com/office/drawing/2014/chartex" xmlns:cx1="http://schemas.microsoft.com/office/drawing/2015/9/8/chartex" xmlns:cx2="http://schemas.microsoft.com/office/drawing/2015/10/21/chartex" xmlns:cx3="http://schemas.microsoft.com/office/drawing/2016/5/9/chartex" xmlns:cx4="http://schemas.microsoft.com/office/drawing/2016/5/10/chartex" xmlns:cx5="http://schemas.microsoft.com/office/drawing/2016/5/11/chartex" xmlns:cx6="http://schemas.microsoft.com/office/drawing/2016/5/12/chartex" xmlns:cx7="http://schemas.microsoft.com/office/drawing/2016/5/13/chartex" xmlns:cx8="http://schemas.microsoft.com/office/drawing/2016/5/14/chartex" xmlns:mc="http://schemas.openxmlformats.org/markup-compatibility/2006" xmlns:aink="http://schemas.microsoft.com/office/drawing/2016/ink" xmlns:am3d="http://schemas.microsoft.com/office/drawing/2017/model3d" xmlns:o="urn:schemas-microsoft-com:office:office" xmlns:oel="http://schemas.microsoft.com/office/2019/extlst" xmlns:r="http://schemas.openxmlformats.org/officeDocument/2006/relationships" xmlns:m="http://schemas.openxmlformats.org/officeDocument/2006/math" xmlns:v="urn:schemas-microsoft-com:vml" xmlns:wp14="http://schemas.microsoft.com/office/word/2010/wordprocessingDrawing" xmlns:wp="http://schemas.openxmlformats.org/drawingml/2006/wordprocessingDrawing" xmlns:w10="urn:schemas-microsoft-com:office:word" xmlns:w="http://schemas.openxmlformats.org/wordprocessingml/2006/main" xmlns:w14="http://schemas.microsoft.com/office/word/2010/wordml" xmlns:w15="http://schemas.microsoft.com/office/word/2012/wordml" xmlns:w16cex="http://schemas.microsoft.com/office/word/2018/wordml/cex" xmlns:w16cid="http://schemas.microsoft.com/office/word/2016/wordml/cid" xmlns:w16="http://schemas.microsoft.com/office/word/2018/wordml" xmlns:w16du="http://schemas.microsoft.com/office/word/2023/wordml/word16du" xmlns:w16sdtdh="http://schemas.microsoft.com/office/word/2020/wordml/sdtdatahash" xmlns:w16sdtfl="http://schemas.microsoft.com/office/word/2024/wordml/sdtformatlock" xmlns:w16se="http://schemas.microsoft.com/office/word/2015/wordml/symex" xmlns:wpg="http://schemas.microsoft.com/office/word/2010/wordprocessingGroup" xmlns:wpi="http://schemas.microsoft.com/office/word/2010/wordprocessingInk" xmlns:wne="http://schemas.microsoft.com/office/word/2006/wordml" xmlns:wps="http://schemas.microsoft.com/office/word/2010/wordprocessingShape" mc:Ignorable="w14 w15 w16se w16cid w16 w16cex w16sdtdh w16sdtfl w16du wp14">
   <w:abstractNum w:abstractNumId="0" w15:restartNumberingAfterBreak="0">
+    <w:nsid w:val="08334D67"/>
+    <w:multiLevelType w:val="hybridMultilevel"/>
+    <w:tmpl w:val="E99CBEF8"/>
+    <w:lvl w:ilvl="0" w:tplc="0409000F">
+      <w:start w:val="1"/>
+      <w:numFmt w:val="decimal"/>
+      <w:lvlText w:val="%1."/>
+      <w:lvlJc w:val="left"/>
+      <w:pPr>
+        <w:ind w:left="720" w:hanging="360"/>
+      </w:pPr>
+    </w:lvl>
+    <w:lvl w:ilvl="1" w:tplc="04090019" w:tentative="1">
+      <w:start w:val="1"/>
+      <w:numFmt w:val="lowerLetter"/>
+      <w:lvlText w:val="%2."/>
+      <w:lvlJc w:val="left"/>
+      <w:pPr>
+        <w:ind w:left="1440" w:hanging="360"/>
+      </w:pPr>
+    </w:lvl>
+    <w:lvl w:ilvl="2" w:tplc="0409001B" w:tentative="1">
+      <w:start w:val="1"/>
+      <w:numFmt w:val="lowerRoman"/>
+      <w:lvlText w:val="%3."/>
+      <w:lvlJc w:val="right"/>
+      <w:pPr>
+        <w:ind w:left="2160" w:hanging="180"/>
+      </w:pPr>
+    </w:lvl>
+    <w:lvl w:ilvl="3" w:tplc="0409000F" w:tentative="1">
+      <w:start w:val="1"/>
+      <w:numFmt w:val="decimal"/>
+      <w:lvlText w:val="%4."/>
+      <w:lvlJc w:val="left"/>
+      <w:pPr>
+        <w:ind w:left="2880" w:hanging="360"/>
+      </w:pPr>
+    </w:lvl>
+    <w:lvl w:ilvl="4" w:tplc="04090019" w:tentative="1">
+      <w:start w:val="1"/>
+      <w:numFmt w:val="lowerLetter"/>
+      <w:lvlText w:val="%5."/>
+      <w:lvlJc w:val="left"/>
+      <w:pPr>
+        <w:ind w:left="3600" w:hanging="360"/>
+      </w:pPr>
+    </w:lvl>
+    <w:lvl w:ilvl="5" w:tplc="0409001B" w:tentative="1">
+      <w:start w:val="1"/>
+      <w:numFmt w:val="lowerRoman"/>
+      <w:lvlText w:val="%6."/>
+      <w:lvlJc w:val="right"/>
+      <w:pPr>
+        <w:ind w:left="4320" w:hanging="180"/>
+      </w:pPr>
+    </w:lvl>
+    <w:lvl w:ilvl="6" w:tplc="0409000F" w:tentative="1">
+      <w:start w:val="1"/>
+      <w:numFmt w:val="decimal"/>
+      <w:lvlText w:val="%7."/>
+      <w:lvlJc w:val="left"/>
+      <w:pPr>
+        <w:ind w:left="5040" w:hanging="360"/>
+      </w:pPr>
+    </w:lvl>
+    <w:lvl w:ilvl="7" w:tplc="04090019" w:tentative="1">
+      <w:start w:val="1"/>
+      <w:numFmt w:val="lowerLetter"/>
+      <w:lvlText w:val="%8."/>
+      <w:lvlJc w:val="left"/>
+      <w:pPr>
+        <w:ind w:left="5760" w:hanging="360"/>
+      </w:pPr>
+    </w:lvl>
+    <w:lvl w:ilvl="8" w:tplc="0409001B" w:tentative="1">
+      <w:start w:val="1"/>
+      <w:numFmt w:val="lowerRoman"/>
+      <w:lvlText w:val="%9."/>
+      <w:lvlJc w:val="right"/>
+      <w:pPr>
+        <w:ind w:left="6480" w:hanging="180"/>
+      </w:pPr>
+    </w:lvl>
+  </w:abstractNum>
+  <w:abstractNum w:abstractNumId="1" w15:restartNumberingAfterBreak="0">
     <w:nsid w:val="0BD51B33"/>
     <w:multiLevelType w:val="hybridMultilevel"/>
     <w:tmpl w:val="3800E22A"/>
@@ -39428,7 +40439,7 @@
       </w:rPr>
     </w:lvl>
   </w:abstractNum>
-  <w:abstractNum w:abstractNumId="1" w15:restartNumberingAfterBreak="0">
+  <w:abstractNum w:abstractNumId="2" w15:restartNumberingAfterBreak="0">
     <w:nsid w:val="135B37F4"/>
     <w:multiLevelType w:val="hybridMultilevel"/>
     <w:tmpl w:val="C1F461AC"/>
@@ -39541,7 +40552,7 @@
       </w:rPr>
     </w:lvl>
   </w:abstractNum>
-  <w:abstractNum w:abstractNumId="2" w15:restartNumberingAfterBreak="0">
+  <w:abstractNum w:abstractNumId="3" w15:restartNumberingAfterBreak="0">
     <w:nsid w:val="173C0813"/>
     <w:multiLevelType w:val="multilevel"/>
     <w:tmpl w:val="F4388F2C"/>
@@ -39690,7 +40701,7 @@
       </w:rPr>
     </w:lvl>
   </w:abstractNum>
-  <w:abstractNum w:abstractNumId="3" w15:restartNumberingAfterBreak="0">
+  <w:abstractNum w:abstractNumId="4" w15:restartNumberingAfterBreak="0">
     <w:nsid w:val="1A0565DE"/>
     <w:multiLevelType w:val="hybridMultilevel"/>
     <w:tmpl w:val="7250ED86"/>
@@ -39776,7 +40787,7 @@
       </w:pPr>
     </w:lvl>
   </w:abstractNum>
-  <w:abstractNum w:abstractNumId="4" w15:restartNumberingAfterBreak="0">
+  <w:abstractNum w:abstractNumId="5" w15:restartNumberingAfterBreak="0">
     <w:nsid w:val="1BBA700B"/>
     <w:multiLevelType w:val="hybridMultilevel"/>
     <w:tmpl w:val="72907136"/>
@@ -39889,7 +40900,7 @@
       </w:rPr>
     </w:lvl>
   </w:abstractNum>
-  <w:abstractNum w:abstractNumId="5" w15:restartNumberingAfterBreak="0">
+  <w:abstractNum w:abstractNumId="6" w15:restartNumberingAfterBreak="0">
     <w:nsid w:val="1D091C33"/>
     <w:multiLevelType w:val="hybridMultilevel"/>
     <w:tmpl w:val="F9E20314"/>
@@ -40002,7 +41013,7 @@
       </w:rPr>
     </w:lvl>
   </w:abstractNum>
-  <w:abstractNum w:abstractNumId="6" w15:restartNumberingAfterBreak="0">
+  <w:abstractNum w:abstractNumId="7" w15:restartNumberingAfterBreak="0">
     <w:nsid w:val="1ED87BE5"/>
     <w:multiLevelType w:val="hybridMultilevel"/>
     <w:tmpl w:val="BEB6C034"/>
@@ -40115,7 +41126,7 @@
       </w:rPr>
     </w:lvl>
   </w:abstractNum>
-  <w:abstractNum w:abstractNumId="7" w15:restartNumberingAfterBreak="0">
+  <w:abstractNum w:abstractNumId="8" w15:restartNumberingAfterBreak="0">
     <w:nsid w:val="1FCD434D"/>
     <w:multiLevelType w:val="hybridMultilevel"/>
     <w:tmpl w:val="6B224F2E"/>
@@ -40228,7 +41239,7 @@
       </w:rPr>
     </w:lvl>
   </w:abstractNum>
-  <w:abstractNum w:abstractNumId="8" w15:restartNumberingAfterBreak="0">
+  <w:abstractNum w:abstractNumId="9" w15:restartNumberingAfterBreak="0">
     <w:nsid w:val="202A33B6"/>
     <w:multiLevelType w:val="multilevel"/>
     <w:tmpl w:val="1D1C0F5C"/>
@@ -40377,7 +41388,7 @@
       </w:rPr>
     </w:lvl>
   </w:abstractNum>
-  <w:abstractNum w:abstractNumId="9" w15:restartNumberingAfterBreak="0">
+  <w:abstractNum w:abstractNumId="10" w15:restartNumberingAfterBreak="0">
     <w:nsid w:val="21B42802"/>
     <w:multiLevelType w:val="hybridMultilevel"/>
     <w:tmpl w:val="168EC2B0"/>
@@ -40490,7 +41501,7 @@
       </w:rPr>
     </w:lvl>
   </w:abstractNum>
-  <w:abstractNum w:abstractNumId="10" w15:restartNumberingAfterBreak="0">
+  <w:abstractNum w:abstractNumId="11" w15:restartNumberingAfterBreak="0">
     <w:nsid w:val="23E71282"/>
     <w:multiLevelType w:val="multilevel"/>
     <w:tmpl w:val="683889F2"/>
@@ -40639,7 +41650,7 @@
       </w:rPr>
     </w:lvl>
   </w:abstractNum>
-  <w:abstractNum w:abstractNumId="11" w15:restartNumberingAfterBreak="0">
+  <w:abstractNum w:abstractNumId="12" w15:restartNumberingAfterBreak="0">
     <w:nsid w:val="240D3621"/>
     <w:multiLevelType w:val="hybridMultilevel"/>
     <w:tmpl w:val="78A86852"/>
@@ -40725,7 +41736,7 @@
       </w:pPr>
     </w:lvl>
   </w:abstractNum>
-  <w:abstractNum w:abstractNumId="12" w15:restartNumberingAfterBreak="0">
+  <w:abstractNum w:abstractNumId="13" w15:restartNumberingAfterBreak="0">
     <w:nsid w:val="2546322F"/>
     <w:multiLevelType w:val="hybridMultilevel"/>
     <w:tmpl w:val="8A123DB0"/>
@@ -40838,7 +41849,7 @@
       </w:rPr>
     </w:lvl>
   </w:abstractNum>
-  <w:abstractNum w:abstractNumId="13" w15:restartNumberingAfterBreak="0">
+  <w:abstractNum w:abstractNumId="14" w15:restartNumberingAfterBreak="0">
     <w:nsid w:val="2C921776"/>
     <w:multiLevelType w:val="hybridMultilevel"/>
     <w:tmpl w:val="7098055A"/>
@@ -40951,7 +41962,7 @@
       </w:rPr>
     </w:lvl>
   </w:abstractNum>
-  <w:abstractNum w:abstractNumId="14" w15:restartNumberingAfterBreak="0">
+  <w:abstractNum w:abstractNumId="15" w15:restartNumberingAfterBreak="0">
     <w:nsid w:val="33A86970"/>
     <w:multiLevelType w:val="hybridMultilevel"/>
     <w:tmpl w:val="6DD636BE"/>
@@ -41064,7 +42075,7 @@
       </w:rPr>
     </w:lvl>
   </w:abstractNum>
-  <w:abstractNum w:abstractNumId="15" w15:restartNumberingAfterBreak="0">
+  <w:abstractNum w:abstractNumId="16" w15:restartNumberingAfterBreak="0">
     <w:nsid w:val="33D652AC"/>
     <w:multiLevelType w:val="hybridMultilevel"/>
     <w:tmpl w:val="48125156"/>
@@ -41177,7 +42188,7 @@
       </w:rPr>
     </w:lvl>
   </w:abstractNum>
-  <w:abstractNum w:abstractNumId="16" w15:restartNumberingAfterBreak="0">
+  <w:abstractNum w:abstractNumId="17" w15:restartNumberingAfterBreak="0">
     <w:nsid w:val="361756C9"/>
     <w:multiLevelType w:val="hybridMultilevel"/>
     <w:tmpl w:val="37E2316A"/>
@@ -41290,7 +42301,7 @@
       </w:rPr>
     </w:lvl>
   </w:abstractNum>
-  <w:abstractNum w:abstractNumId="17" w15:restartNumberingAfterBreak="0">
+  <w:abstractNum w:abstractNumId="18" w15:restartNumberingAfterBreak="0">
     <w:nsid w:val="393E37A6"/>
     <w:multiLevelType w:val="hybridMultilevel"/>
     <w:tmpl w:val="10443EDA"/>
@@ -41403,7 +42414,7 @@
       </w:rPr>
     </w:lvl>
   </w:abstractNum>
-  <w:abstractNum w:abstractNumId="18" w15:restartNumberingAfterBreak="0">
+  <w:abstractNum w:abstractNumId="19" w15:restartNumberingAfterBreak="0">
     <w:nsid w:val="39786922"/>
     <w:multiLevelType w:val="hybridMultilevel"/>
     <w:tmpl w:val="216A3F1C"/>
@@ -41516,7 +42527,7 @@
       </w:rPr>
     </w:lvl>
   </w:abstractNum>
-  <w:abstractNum w:abstractNumId="19" w15:restartNumberingAfterBreak="0">
+  <w:abstractNum w:abstractNumId="20" w15:restartNumberingAfterBreak="0">
     <w:nsid w:val="457F528E"/>
     <w:multiLevelType w:val="hybridMultilevel"/>
     <w:tmpl w:val="B61830E2"/>
@@ -41629,7 +42640,7 @@
       </w:rPr>
     </w:lvl>
   </w:abstractNum>
-  <w:abstractNum w:abstractNumId="20" w15:restartNumberingAfterBreak="0">
+  <w:abstractNum w:abstractNumId="21" w15:restartNumberingAfterBreak="0">
     <w:nsid w:val="4A991C04"/>
     <w:multiLevelType w:val="hybridMultilevel"/>
     <w:tmpl w:val="3C948E6C"/>
@@ -41742,7 +42753,7 @@
       </w:rPr>
     </w:lvl>
   </w:abstractNum>
-  <w:abstractNum w:abstractNumId="21" w15:restartNumberingAfterBreak="0">
+  <w:abstractNum w:abstractNumId="22" w15:restartNumberingAfterBreak="0">
     <w:nsid w:val="4C7D1109"/>
     <w:multiLevelType w:val="hybridMultilevel"/>
     <w:tmpl w:val="85DCF0F8"/>
@@ -41855,7 +42866,7 @@
       </w:rPr>
     </w:lvl>
   </w:abstractNum>
-  <w:abstractNum w:abstractNumId="22" w15:restartNumberingAfterBreak="0">
+  <w:abstractNum w:abstractNumId="23" w15:restartNumberingAfterBreak="0">
     <w:nsid w:val="4D224C15"/>
     <w:multiLevelType w:val="hybridMultilevel"/>
     <w:tmpl w:val="80C8D67A"/>
@@ -41968,7 +42979,7 @@
       </w:rPr>
     </w:lvl>
   </w:abstractNum>
-  <w:abstractNum w:abstractNumId="23" w15:restartNumberingAfterBreak="0">
+  <w:abstractNum w:abstractNumId="24" w15:restartNumberingAfterBreak="0">
     <w:nsid w:val="514A5192"/>
     <w:multiLevelType w:val="hybridMultilevel"/>
     <w:tmpl w:val="4D44B762"/>
@@ -42081,7 +43092,7 @@
       </w:rPr>
     </w:lvl>
   </w:abstractNum>
-  <w:abstractNum w:abstractNumId="24" w15:restartNumberingAfterBreak="0">
+  <w:abstractNum w:abstractNumId="25" w15:restartNumberingAfterBreak="0">
     <w:nsid w:val="51C076C6"/>
     <w:multiLevelType w:val="hybridMultilevel"/>
     <w:tmpl w:val="C238964C"/>
@@ -42194,7 +43205,7 @@
       </w:rPr>
     </w:lvl>
   </w:abstractNum>
-  <w:abstractNum w:abstractNumId="25" w15:restartNumberingAfterBreak="0">
+  <w:abstractNum w:abstractNumId="26" w15:restartNumberingAfterBreak="0">
     <w:nsid w:val="53B179BD"/>
     <w:multiLevelType w:val="hybridMultilevel"/>
     <w:tmpl w:val="47B2C9E2"/>
@@ -42307,7 +43318,7 @@
       </w:rPr>
     </w:lvl>
   </w:abstractNum>
-  <w:abstractNum w:abstractNumId="26" w15:restartNumberingAfterBreak="0">
+  <w:abstractNum w:abstractNumId="27" w15:restartNumberingAfterBreak="0">
     <w:nsid w:val="555269CE"/>
     <w:multiLevelType w:val="hybridMultilevel"/>
     <w:tmpl w:val="A01604DA"/>
@@ -42420,7 +43431,7 @@
       </w:rPr>
     </w:lvl>
   </w:abstractNum>
-  <w:abstractNum w:abstractNumId="27" w15:restartNumberingAfterBreak="0">
+  <w:abstractNum w:abstractNumId="28" w15:restartNumberingAfterBreak="0">
     <w:nsid w:val="572B42EB"/>
     <w:multiLevelType w:val="hybridMultilevel"/>
     <w:tmpl w:val="83688F56"/>
@@ -42533,7 +43544,7 @@
       </w:rPr>
     </w:lvl>
   </w:abstractNum>
-  <w:abstractNum w:abstractNumId="28" w15:restartNumberingAfterBreak="0">
+  <w:abstractNum w:abstractNumId="29" w15:restartNumberingAfterBreak="0">
     <w:nsid w:val="5BEB098D"/>
     <w:multiLevelType w:val="hybridMultilevel"/>
     <w:tmpl w:val="3F749F20"/>
@@ -42646,7 +43657,7 @@
       </w:rPr>
     </w:lvl>
   </w:abstractNum>
-  <w:abstractNum w:abstractNumId="29" w15:restartNumberingAfterBreak="0">
+  <w:abstractNum w:abstractNumId="30" w15:restartNumberingAfterBreak="0">
     <w:nsid w:val="5EF77E5E"/>
     <w:multiLevelType w:val="hybridMultilevel"/>
     <w:tmpl w:val="6E0C27E6"/>
@@ -42759,7 +43770,7 @@
       </w:rPr>
     </w:lvl>
   </w:abstractNum>
-  <w:abstractNum w:abstractNumId="30" w15:restartNumberingAfterBreak="0">
+  <w:abstractNum w:abstractNumId="31" w15:restartNumberingAfterBreak="0">
     <w:nsid w:val="5FF20AC4"/>
     <w:multiLevelType w:val="hybridMultilevel"/>
     <w:tmpl w:val="78EEC69E"/>
@@ -42872,7 +43883,7 @@
       </w:rPr>
     </w:lvl>
   </w:abstractNum>
-  <w:abstractNum w:abstractNumId="31" w15:restartNumberingAfterBreak="0">
+  <w:abstractNum w:abstractNumId="32" w15:restartNumberingAfterBreak="0">
     <w:nsid w:val="605C05E6"/>
     <w:multiLevelType w:val="hybridMultilevel"/>
     <w:tmpl w:val="F1469E34"/>
@@ -42985,7 +43996,7 @@
       </w:rPr>
     </w:lvl>
   </w:abstractNum>
-  <w:abstractNum w:abstractNumId="32" w15:restartNumberingAfterBreak="0">
+  <w:abstractNum w:abstractNumId="33" w15:restartNumberingAfterBreak="0">
     <w:nsid w:val="628D0B7E"/>
     <w:multiLevelType w:val="hybridMultilevel"/>
     <w:tmpl w:val="3D2E8DBA"/>
@@ -43098,7 +44109,7 @@
       </w:rPr>
     </w:lvl>
   </w:abstractNum>
-  <w:abstractNum w:abstractNumId="33" w15:restartNumberingAfterBreak="0">
+  <w:abstractNum w:abstractNumId="34" w15:restartNumberingAfterBreak="0">
     <w:nsid w:val="63AE5BC9"/>
     <w:multiLevelType w:val="hybridMultilevel"/>
     <w:tmpl w:val="31CCE79A"/>
@@ -43211,7 +44222,7 @@
       </w:rPr>
     </w:lvl>
   </w:abstractNum>
-  <w:abstractNum w:abstractNumId="34" w15:restartNumberingAfterBreak="0">
+  <w:abstractNum w:abstractNumId="35" w15:restartNumberingAfterBreak="0">
     <w:nsid w:val="649B5B23"/>
     <w:multiLevelType w:val="multilevel"/>
     <w:tmpl w:val="083E90CE"/>
@@ -43324,7 +44335,7 @@
       </w:pPr>
     </w:lvl>
   </w:abstractNum>
-  <w:abstractNum w:abstractNumId="35" w15:restartNumberingAfterBreak="0">
+  <w:abstractNum w:abstractNumId="36" w15:restartNumberingAfterBreak="0">
     <w:nsid w:val="669374FE"/>
     <w:multiLevelType w:val="hybridMultilevel"/>
     <w:tmpl w:val="5A967E68"/>
@@ -43437,7 +44448,7 @@
       </w:rPr>
     </w:lvl>
   </w:abstractNum>
-  <w:abstractNum w:abstractNumId="36" w15:restartNumberingAfterBreak="0">
+  <w:abstractNum w:abstractNumId="37" w15:restartNumberingAfterBreak="0">
     <w:nsid w:val="698B550D"/>
     <w:multiLevelType w:val="multilevel"/>
     <w:tmpl w:val="5A7E1BB0"/>
@@ -43586,7 +44597,7 @@
       </w:rPr>
     </w:lvl>
   </w:abstractNum>
-  <w:abstractNum w:abstractNumId="37" w15:restartNumberingAfterBreak="0">
+  <w:abstractNum w:abstractNumId="38" w15:restartNumberingAfterBreak="0">
     <w:nsid w:val="6ADB2CB4"/>
     <w:multiLevelType w:val="hybridMultilevel"/>
     <w:tmpl w:val="92BC9DCC"/>
@@ -43699,7 +44710,7 @@
       </w:rPr>
     </w:lvl>
   </w:abstractNum>
-  <w:abstractNum w:abstractNumId="38" w15:restartNumberingAfterBreak="0">
+  <w:abstractNum w:abstractNumId="39" w15:restartNumberingAfterBreak="0">
     <w:nsid w:val="721F6EC9"/>
     <w:multiLevelType w:val="hybridMultilevel"/>
     <w:tmpl w:val="C5CCC11C"/>
@@ -43813,121 +44824,124 @@
     </w:lvl>
   </w:abstractNum>
   <w:num w:numId="1" w16cid:durableId="1032808773">
+    <w:abstractNumId w:val="11"/>
+  </w:num>
+  <w:num w:numId="2" w16cid:durableId="1575243374">
+    <w:abstractNumId w:val="9"/>
+  </w:num>
+  <w:num w:numId="3" w16cid:durableId="1289968968">
+    <w:abstractNumId w:val="35"/>
+  </w:num>
+  <w:num w:numId="4" w16cid:durableId="1795368028">
     <w:abstractNumId w:val="10"/>
   </w:num>
-  <w:num w:numId="2" w16cid:durableId="1575243374">
+  <w:num w:numId="5" w16cid:durableId="753360757">
+    <w:abstractNumId w:val="33"/>
+  </w:num>
+  <w:num w:numId="6" w16cid:durableId="389308644">
+    <w:abstractNumId w:val="27"/>
+  </w:num>
+  <w:num w:numId="7" w16cid:durableId="1076052880">
+    <w:abstractNumId w:val="5"/>
+  </w:num>
+  <w:num w:numId="8" w16cid:durableId="1263342204">
+    <w:abstractNumId w:val="22"/>
+  </w:num>
+  <w:num w:numId="9" w16cid:durableId="1517889874">
+    <w:abstractNumId w:val="36"/>
+  </w:num>
+  <w:num w:numId="10" w16cid:durableId="453409437">
+    <w:abstractNumId w:val="12"/>
+  </w:num>
+  <w:num w:numId="11" w16cid:durableId="1888028805">
+    <w:abstractNumId w:val="4"/>
+  </w:num>
+  <w:num w:numId="12" w16cid:durableId="2096436447">
+    <w:abstractNumId w:val="26"/>
+  </w:num>
+  <w:num w:numId="13" w16cid:durableId="1993831461">
+    <w:abstractNumId w:val="2"/>
+  </w:num>
+  <w:num w:numId="14" w16cid:durableId="941299178">
+    <w:abstractNumId w:val="31"/>
+  </w:num>
+  <w:num w:numId="15" w16cid:durableId="1801533961">
+    <w:abstractNumId w:val="14"/>
+  </w:num>
+  <w:num w:numId="16" w16cid:durableId="1320617112">
+    <w:abstractNumId w:val="32"/>
+  </w:num>
+  <w:num w:numId="17" w16cid:durableId="1284729906">
+    <w:abstractNumId w:val="37"/>
+  </w:num>
+  <w:num w:numId="18" w16cid:durableId="1774084851">
+    <w:abstractNumId w:val="24"/>
+  </w:num>
+  <w:num w:numId="19" w16cid:durableId="753820135">
+    <w:abstractNumId w:val="18"/>
+  </w:num>
+  <w:num w:numId="20" w16cid:durableId="673538138">
+    <w:abstractNumId w:val="16"/>
+  </w:num>
+  <w:num w:numId="21" w16cid:durableId="1307583635">
+    <w:abstractNumId w:val="28"/>
+  </w:num>
+  <w:num w:numId="22" w16cid:durableId="317727991">
+    <w:abstractNumId w:val="30"/>
+  </w:num>
+  <w:num w:numId="23" w16cid:durableId="1113671715">
+    <w:abstractNumId w:val="19"/>
+  </w:num>
+  <w:num w:numId="24" w16cid:durableId="324283649">
+    <w:abstractNumId w:val="21"/>
+  </w:num>
+  <w:num w:numId="25" w16cid:durableId="1573661540">
+    <w:abstractNumId w:val="23"/>
+  </w:num>
+  <w:num w:numId="26" w16cid:durableId="1288316043">
+    <w:abstractNumId w:val="7"/>
+  </w:num>
+  <w:num w:numId="27" w16cid:durableId="1553422196">
+    <w:abstractNumId w:val="15"/>
+  </w:num>
+  <w:num w:numId="28" w16cid:durableId="1441946330">
+    <w:abstractNumId w:val="13"/>
+  </w:num>
+  <w:num w:numId="29" w16cid:durableId="821000976">
+    <w:abstractNumId w:val="39"/>
+  </w:num>
+  <w:num w:numId="30" w16cid:durableId="303043954">
+    <w:abstractNumId w:val="29"/>
+  </w:num>
+  <w:num w:numId="31" w16cid:durableId="1326057120">
+    <w:abstractNumId w:val="38"/>
+  </w:num>
+  <w:num w:numId="32" w16cid:durableId="791944767">
+    <w:abstractNumId w:val="1"/>
+  </w:num>
+  <w:num w:numId="33" w16cid:durableId="1557664811">
+    <w:abstractNumId w:val="34"/>
+  </w:num>
+  <w:num w:numId="34" w16cid:durableId="1285499897">
+    <w:abstractNumId w:val="6"/>
+  </w:num>
+  <w:num w:numId="35" w16cid:durableId="1772117535">
     <w:abstractNumId w:val="8"/>
   </w:num>
-  <w:num w:numId="3" w16cid:durableId="1289968968">
-    <w:abstractNumId w:val="34"/>
+  <w:num w:numId="36" w16cid:durableId="629675384">
+    <w:abstractNumId w:val="25"/>
   </w:num>
-  <w:num w:numId="4" w16cid:durableId="1795368028">
-    <w:abstractNumId w:val="9"/>
-  </w:num>
-  <w:num w:numId="5" w16cid:durableId="753360757">
-    <w:abstractNumId w:val="32"/>
-  </w:num>
-  <w:num w:numId="6" w16cid:durableId="389308644">
-    <w:abstractNumId w:val="26"/>
-  </w:num>
-  <w:num w:numId="7" w16cid:durableId="1076052880">
-    <w:abstractNumId w:val="4"/>
-  </w:num>
-  <w:num w:numId="8" w16cid:durableId="1263342204">
-    <w:abstractNumId w:val="21"/>
-  </w:num>
-  <w:num w:numId="9" w16cid:durableId="1517889874">
-    <w:abstractNumId w:val="35"/>
-  </w:num>
-  <w:num w:numId="10" w16cid:durableId="453409437">
-    <w:abstractNumId w:val="11"/>
-  </w:num>
-  <w:num w:numId="11" w16cid:durableId="1888028805">
+  <w:num w:numId="37" w16cid:durableId="2094620881">
     <w:abstractNumId w:val="3"/>
   </w:num>
-  <w:num w:numId="12" w16cid:durableId="2096436447">
-    <w:abstractNumId w:val="25"/>
-  </w:num>
-  <w:num w:numId="13" w16cid:durableId="1993831461">
-    <w:abstractNumId w:val="1"/>
-  </w:num>
-  <w:num w:numId="14" w16cid:durableId="941299178">
-    <w:abstractNumId w:val="30"/>
-  </w:num>
-  <w:num w:numId="15" w16cid:durableId="1801533961">
-    <w:abstractNumId w:val="13"/>
-  </w:num>
-  <w:num w:numId="16" w16cid:durableId="1320617112">
-    <w:abstractNumId w:val="31"/>
-  </w:num>
-  <w:num w:numId="17" w16cid:durableId="1284729906">
-    <w:abstractNumId w:val="36"/>
-  </w:num>
-  <w:num w:numId="18" w16cid:durableId="1774084851">
-    <w:abstractNumId w:val="23"/>
-  </w:num>
-  <w:num w:numId="19" w16cid:durableId="753820135">
+  <w:num w:numId="38" w16cid:durableId="529145612">
     <w:abstractNumId w:val="17"/>
   </w:num>
-  <w:num w:numId="20" w16cid:durableId="673538138">
-    <w:abstractNumId w:val="15"/>
-  </w:num>
-  <w:num w:numId="21" w16cid:durableId="1307583635">
-    <w:abstractNumId w:val="27"/>
-  </w:num>
-  <w:num w:numId="22" w16cid:durableId="317727991">
-    <w:abstractNumId w:val="29"/>
-  </w:num>
-  <w:num w:numId="23" w16cid:durableId="1113671715">
-    <w:abstractNumId w:val="18"/>
-  </w:num>
-  <w:num w:numId="24" w16cid:durableId="324283649">
+  <w:num w:numId="39" w16cid:durableId="514541404">
     <w:abstractNumId w:val="20"/>
   </w:num>
-  <w:num w:numId="25" w16cid:durableId="1573661540">
-    <w:abstractNumId w:val="22"/>
-  </w:num>
-  <w:num w:numId="26" w16cid:durableId="1288316043">
-    <w:abstractNumId w:val="6"/>
-  </w:num>
-  <w:num w:numId="27" w16cid:durableId="1553422196">
-    <w:abstractNumId w:val="14"/>
-  </w:num>
-  <w:num w:numId="28" w16cid:durableId="1441946330">
-    <w:abstractNumId w:val="12"/>
-  </w:num>
-  <w:num w:numId="29" w16cid:durableId="821000976">
-    <w:abstractNumId w:val="38"/>
-  </w:num>
-  <w:num w:numId="30" w16cid:durableId="303043954">
-    <w:abstractNumId w:val="28"/>
-  </w:num>
-  <w:num w:numId="31" w16cid:durableId="1326057120">
-    <w:abstractNumId w:val="37"/>
-  </w:num>
-  <w:num w:numId="32" w16cid:durableId="791944767">
+  <w:num w:numId="40" w16cid:durableId="1027221926">
     <w:abstractNumId w:val="0"/>
-  </w:num>
-  <w:num w:numId="33" w16cid:durableId="1557664811">
-    <w:abstractNumId w:val="33"/>
-  </w:num>
-  <w:num w:numId="34" w16cid:durableId="1285499897">
-    <w:abstractNumId w:val="5"/>
-  </w:num>
-  <w:num w:numId="35" w16cid:durableId="1772117535">
-    <w:abstractNumId w:val="7"/>
-  </w:num>
-  <w:num w:numId="36" w16cid:durableId="629675384">
-    <w:abstractNumId w:val="24"/>
-  </w:num>
-  <w:num w:numId="37" w16cid:durableId="2094620881">
-    <w:abstractNumId w:val="2"/>
-  </w:num>
-  <w:num w:numId="38" w16cid:durableId="529145612">
-    <w:abstractNumId w:val="16"/>
-  </w:num>
-  <w:num w:numId="39" w16cid:durableId="514541404">
-    <w:abstractNumId w:val="19"/>
   </w:num>
   <w:numIdMacAtCleanup w:val="35"/>
 </w:numbering>
@@ -44331,7 +45345,7 @@
   <w:style w:type="paragraph" w:default="1" w:styleId="Normal">
     <w:name w:val="Normal"/>
     <w:qFormat/>
-    <w:rsid w:val="00037E7E"/>
+    <w:rsid w:val="0069631A"/>
     <w:rPr>
       <w:kern w:val="2"/>
       <w:lang w:val="vi-VN"/>
@@ -44804,6 +45818,51 @@
     <w:basedOn w:val="DefaultParagraphFont"/>
     <w:rsid w:val="00150FBC"/>
   </w:style>
+  <w:style w:type="paragraph" w:styleId="NoSpacing">
+    <w:name w:val="No Spacing"/>
+    <w:uiPriority w:val="1"/>
+    <w:qFormat/>
+    <w:rsid w:val="00F53D8E"/>
+    <w:pPr>
+      <w:spacing w:after="0" w:line="240" w:lineRule="auto"/>
+    </w:pPr>
+    <w:rPr>
+      <w:kern w:val="2"/>
+      <w:lang w:val="vi-VN"/>
+      <w14:ligatures w14:val="standardContextual"/>
+    </w:rPr>
+  </w:style>
+  <w:style w:type="paragraph" w:customStyle="1" w:styleId="codeblock2">
+    <w:name w:val="codeblock2"/>
+    <w:basedOn w:val="Normal"/>
+    <w:link w:val="codeblock2Char"/>
+    <w:qFormat/>
+    <w:rsid w:val="00F53D8E"/>
+    <w:pPr>
+      <w:pBdr>
+        <w:top w:val="single" w:sz="4" w:space="1" w:color="auto"/>
+        <w:left w:val="single" w:sz="4" w:space="4" w:color="auto"/>
+        <w:bottom w:val="single" w:sz="4" w:space="1" w:color="auto"/>
+        <w:right w:val="single" w:sz="4" w:space="4" w:color="auto"/>
+      </w:pBdr>
+      <w:shd w:val="clear" w:color="auto" w:fill="E7E6E6"/>
+    </w:pPr>
+    <w:rPr>
+      <w:rFonts w:ascii="Consolas" w:eastAsia="Calibri" w:hAnsi="Consolas" w:cs="Times New Roman"/>
+      <w:kern w:val="0"/>
+      <w:lang w:val="en-US"/>
+      <w14:ligatures w14:val="none"/>
+    </w:rPr>
+  </w:style>
+  <w:style w:type="character" w:customStyle="1" w:styleId="codeblock2Char">
+    <w:name w:val="codeblock2 Char"/>
+    <w:link w:val="codeblock2"/>
+    <w:rsid w:val="00F53D8E"/>
+    <w:rPr>
+      <w:rFonts w:ascii="Consolas" w:eastAsia="Calibri" w:hAnsi="Consolas" w:cs="Times New Roman"/>
+      <w:shd w:val="clear" w:color="auto" w:fill="E7E6E6"/>
+    </w:rPr>
+  </w:style>
 </w:styles>
 </file>
 
